--- a/JS/JavaScript.docx
+++ b/JS/JavaScript.docx
@@ -61,7 +61,27 @@
           <w:bCs/>
           <w:lang w:val="en-US"/>
         </w:rPr>
-        <w:t xml:space="preserve">console.log(“&lt;contact&gt;”) : </w:t>
+        <w:t>console.log(“&lt;contact&gt;”</w:t>
+      </w:r>
+      <w:proofErr w:type="gramStart"/>
+      <w:r>
+        <w:rPr>
+          <w:rFonts w:ascii="Times New Roman" w:hAnsi="Times New Roman" w:cs="Times New Roman"/>
+          <w:b/>
+          <w:bCs/>
+          <w:lang w:val="en-US"/>
+        </w:rPr>
+        <w:t>) :</w:t>
+      </w:r>
+      <w:proofErr w:type="gramEnd"/>
+      <w:r>
+        <w:rPr>
+          <w:rFonts w:ascii="Times New Roman" w:hAnsi="Times New Roman" w:cs="Times New Roman"/>
+          <w:b/>
+          <w:bCs/>
+          <w:lang w:val="en-US"/>
+        </w:rPr>
+        <w:t xml:space="preserve"> </w:t>
       </w:r>
       <w:r>
         <w:rPr>
@@ -447,51 +467,2519 @@
     <w:p>
       <w:pPr>
         <w:pStyle w:val="ListParagraph"/>
-        <w:numPr>
-          <w:ilvl w:val="0"/>
-          <w:numId w:val="1"/>
-        </w:numPr>
-        <w:rPr>
-          <w:rFonts w:ascii="Times New Roman" w:hAnsi="Times New Roman" w:cs="Times New Roman"/>
-          <w:b/>
-          <w:bCs/>
-          <w:lang w:val="en-US"/>
-        </w:rPr>
-      </w:pPr>
+        <w:rPr>
+          <w:rFonts w:ascii="Times New Roman" w:hAnsi="Times New Roman" w:cs="Times New Roman"/>
+          <w:b/>
+          <w:bCs/>
+          <w:lang w:val="en-US"/>
+        </w:rPr>
+      </w:pPr>
+      <w:r>
+        <w:rPr>
+          <w:rFonts w:ascii="Times New Roman" w:hAnsi="Times New Roman" w:cs="Times New Roman"/>
+          <w:b/>
+          <w:bCs/>
+          <w:lang w:val="en-US"/>
+        </w:rPr>
+        <w:t>Practical of difference 2):</w:t>
+      </w:r>
+    </w:p>
+    <w:p>
+      <w:pPr>
+        <w:shd w:val="clear" w:color="auto" w:fill="23272E"/>
+        <w:spacing w:after="0" w:line="285" w:lineRule="atLeast"/>
+        <w:rPr>
+          <w:rFonts w:ascii="Consolas" w:eastAsia="Times New Roman" w:hAnsi="Consolas" w:cs="Times New Roman"/>
+          <w:color w:val="ABB2BF"/>
+          <w:kern w:val="0"/>
+          <w:sz w:val="21"/>
+          <w:szCs w:val="21"/>
+          <w:lang w:eastAsia="en-IN" w:bidi="gu-IN"/>
+          <w14:ligatures w14:val="none"/>
+        </w:rPr>
+      </w:pPr>
+      <w:r>
+        <w:rPr>
+          <w:rFonts w:ascii="Consolas" w:eastAsia="Times New Roman" w:hAnsi="Consolas" w:cs="Times New Roman"/>
+          <w:color w:val="7F848E"/>
+          <w:kern w:val="0"/>
+          <w:sz w:val="21"/>
+          <w:szCs w:val="21"/>
+          <w:lang w:eastAsia="en-IN" w:bidi="gu-IN"/>
+          <w14:ligatures w14:val="none"/>
+        </w:rPr>
+        <w:t xml:space="preserve">// 1) </w:t>
+      </w:r>
       <w:proofErr w:type="spellStart"/>
       <w:r>
         <w:rPr>
-          <w:rFonts w:ascii="Times New Roman" w:hAnsi="Times New Roman" w:cs="Times New Roman"/>
-          <w:b/>
-          <w:bCs/>
-          <w:lang w:val="en-US"/>
-        </w:rPr>
-        <w:t>console.table</w:t>
+          <w:rFonts w:ascii="Consolas" w:eastAsia="Times New Roman" w:hAnsi="Consolas" w:cs="Times New Roman"/>
+          <w:color w:val="7F848E"/>
+          <w:kern w:val="0"/>
+          <w:sz w:val="21"/>
+          <w:szCs w:val="21"/>
+          <w:lang w:eastAsia="en-IN" w:bidi="gu-IN"/>
+          <w14:ligatures w14:val="none"/>
+        </w:rPr>
+        <w:t>const</w:t>
       </w:r>
       <w:proofErr w:type="spellEnd"/>
-      <w:r>
-        <w:rPr>
-          <w:rFonts w:ascii="Times New Roman" w:hAnsi="Times New Roman" w:cs="Times New Roman"/>
-          <w:b/>
-          <w:bCs/>
-          <w:lang w:val="en-US"/>
-        </w:rPr>
-        <w:t xml:space="preserve">([&lt;attribute values]): </w:t>
-      </w:r>
-      <w:r>
-        <w:rPr>
-          <w:rFonts w:ascii="Times New Roman" w:hAnsi="Times New Roman" w:cs="Times New Roman"/>
-          <w:lang w:val="en-US"/>
-        </w:rPr>
-        <w:t>Print data into table format on terminal</w:t>
-      </w:r>
-      <w:r>
-        <w:rPr>
-          <w:rFonts w:ascii="Times New Roman" w:hAnsi="Times New Roman" w:cs="Times New Roman"/>
-          <w:lang w:val="en-US"/>
+    </w:p>
+    <w:p>
+      <w:pPr>
+        <w:shd w:val="clear" w:color="auto" w:fill="23272E"/>
+        <w:spacing w:after="0" w:line="285" w:lineRule="atLeast"/>
+        <w:rPr>
+          <w:rFonts w:ascii="Consolas" w:eastAsia="Times New Roman" w:hAnsi="Consolas" w:cs="Times New Roman"/>
+          <w:color w:val="ABB2BF"/>
+          <w:kern w:val="0"/>
+          <w:sz w:val="21"/>
+          <w:szCs w:val="21"/>
+          <w:lang w:eastAsia="en-IN" w:bidi="gu-IN"/>
+          <w14:ligatures w14:val="none"/>
+        </w:rPr>
+      </w:pPr>
+      <w:proofErr w:type="spellStart"/>
+      <w:r>
+        <w:rPr>
+          <w:rFonts w:ascii="Consolas" w:eastAsia="Times New Roman" w:hAnsi="Consolas" w:cs="Times New Roman"/>
+          <w:color w:val="C678DD"/>
+          <w:kern w:val="0"/>
+          <w:sz w:val="21"/>
+          <w:szCs w:val="21"/>
+          <w:lang w:eastAsia="en-IN" w:bidi="gu-IN"/>
+          <w14:ligatures w14:val="none"/>
+        </w:rPr>
+        <w:t>const</w:t>
+      </w:r>
+      <w:proofErr w:type="spellEnd"/>
+      <w:r>
+        <w:rPr>
+          <w:rFonts w:ascii="Consolas" w:eastAsia="Times New Roman" w:hAnsi="Consolas" w:cs="Times New Roman"/>
+          <w:color w:val="ABB2BF"/>
+          <w:kern w:val="0"/>
+          <w:sz w:val="21"/>
+          <w:szCs w:val="21"/>
+          <w:lang w:eastAsia="en-IN" w:bidi="gu-IN"/>
+          <w14:ligatures w14:val="none"/>
+        </w:rPr>
+        <w:t xml:space="preserve"> </w:t>
+      </w:r>
+      <w:r>
+        <w:rPr>
+          <w:rFonts w:ascii="Consolas" w:eastAsia="Times New Roman" w:hAnsi="Consolas" w:cs="Times New Roman"/>
+          <w:color w:val="E5C07B"/>
+          <w:kern w:val="0"/>
+          <w:sz w:val="21"/>
+          <w:szCs w:val="21"/>
+          <w:lang w:eastAsia="en-IN" w:bidi="gu-IN"/>
+          <w14:ligatures w14:val="none"/>
+        </w:rPr>
+        <w:t>massage1</w:t>
+      </w:r>
+      <w:r>
+        <w:rPr>
+          <w:rFonts w:ascii="Consolas" w:eastAsia="Times New Roman" w:hAnsi="Consolas" w:cs="Times New Roman"/>
+          <w:color w:val="ABB2BF"/>
+          <w:kern w:val="0"/>
+          <w:sz w:val="21"/>
+          <w:szCs w:val="21"/>
+          <w:lang w:eastAsia="en-IN" w:bidi="gu-IN"/>
+          <w14:ligatures w14:val="none"/>
+        </w:rPr>
+        <w:t xml:space="preserve"> </w:t>
+      </w:r>
+      <w:r>
+        <w:rPr>
+          <w:rFonts w:ascii="Consolas" w:eastAsia="Times New Roman" w:hAnsi="Consolas" w:cs="Times New Roman"/>
+          <w:color w:val="56B6C2"/>
+          <w:kern w:val="0"/>
+          <w:sz w:val="21"/>
+          <w:szCs w:val="21"/>
+          <w:lang w:eastAsia="en-IN" w:bidi="gu-IN"/>
+          <w14:ligatures w14:val="none"/>
+        </w:rPr>
+        <w:t>=</w:t>
+      </w:r>
+      <w:r>
+        <w:rPr>
+          <w:rFonts w:ascii="Consolas" w:eastAsia="Times New Roman" w:hAnsi="Consolas" w:cs="Times New Roman"/>
+          <w:color w:val="ABB2BF"/>
+          <w:kern w:val="0"/>
+          <w:sz w:val="21"/>
+          <w:szCs w:val="21"/>
+          <w:lang w:eastAsia="en-IN" w:bidi="gu-IN"/>
+          <w14:ligatures w14:val="none"/>
+        </w:rPr>
+        <w:t xml:space="preserve"> </w:t>
+      </w:r>
+      <w:r>
+        <w:rPr>
+          <w:rFonts w:ascii="Consolas" w:eastAsia="Times New Roman" w:hAnsi="Consolas" w:cs="Times New Roman"/>
+          <w:color w:val="98C379"/>
+          <w:kern w:val="0"/>
+          <w:sz w:val="21"/>
+          <w:szCs w:val="21"/>
+          <w:lang w:eastAsia="en-IN" w:bidi="gu-IN"/>
+          <w14:ligatures w14:val="none"/>
+        </w:rPr>
+        <w:t>"hello"</w:t>
+      </w:r>
+      <w:r>
+        <w:rPr>
+          <w:rFonts w:ascii="Consolas" w:eastAsia="Times New Roman" w:hAnsi="Consolas" w:cs="Times New Roman"/>
+          <w:color w:val="ABB2BF"/>
+          <w:kern w:val="0"/>
+          <w:sz w:val="21"/>
+          <w:szCs w:val="21"/>
+          <w:lang w:eastAsia="en-IN" w:bidi="gu-IN"/>
+          <w14:ligatures w14:val="none"/>
+        </w:rPr>
+        <w:t>;</w:t>
+      </w:r>
+    </w:p>
+    <w:p>
+      <w:pPr>
+        <w:shd w:val="clear" w:color="auto" w:fill="23272E"/>
+        <w:spacing w:after="0" w:line="285" w:lineRule="atLeast"/>
+        <w:rPr>
+          <w:rFonts w:ascii="Consolas" w:eastAsia="Times New Roman" w:hAnsi="Consolas" w:cs="Times New Roman"/>
+          <w:color w:val="ABB2BF"/>
+          <w:kern w:val="0"/>
+          <w:sz w:val="21"/>
+          <w:szCs w:val="21"/>
+          <w:lang w:eastAsia="en-IN" w:bidi="gu-IN"/>
+          <w14:ligatures w14:val="none"/>
+        </w:rPr>
+      </w:pPr>
+      <w:r>
+        <w:rPr>
+          <w:rFonts w:ascii="Consolas" w:eastAsia="Times New Roman" w:hAnsi="Consolas" w:cs="Times New Roman"/>
+          <w:color w:val="E5C07B"/>
+          <w:kern w:val="0"/>
+          <w:sz w:val="21"/>
+          <w:szCs w:val="21"/>
+          <w:lang w:eastAsia="en-IN" w:bidi="gu-IN"/>
+          <w14:ligatures w14:val="none"/>
+        </w:rPr>
+        <w:t>console</w:t>
+      </w:r>
+      <w:r>
+        <w:rPr>
+          <w:rFonts w:ascii="Consolas" w:eastAsia="Times New Roman" w:hAnsi="Consolas" w:cs="Times New Roman"/>
+          <w:color w:val="ABB2BF"/>
+          <w:kern w:val="0"/>
+          <w:sz w:val="21"/>
+          <w:szCs w:val="21"/>
+          <w:lang w:eastAsia="en-IN" w:bidi="gu-IN"/>
+          <w14:ligatures w14:val="none"/>
         </w:rPr>
         <w:t>.</w:t>
       </w:r>
+      <w:r>
+        <w:rPr>
+          <w:rFonts w:ascii="Consolas" w:eastAsia="Times New Roman" w:hAnsi="Consolas" w:cs="Times New Roman"/>
+          <w:color w:val="61AFEF"/>
+          <w:kern w:val="0"/>
+          <w:sz w:val="21"/>
+          <w:szCs w:val="21"/>
+          <w:lang w:eastAsia="en-IN" w:bidi="gu-IN"/>
+          <w14:ligatures w14:val="none"/>
+        </w:rPr>
+        <w:t>log</w:t>
+      </w:r>
+      <w:r>
+        <w:rPr>
+          <w:rFonts w:ascii="Consolas" w:eastAsia="Times New Roman" w:hAnsi="Consolas" w:cs="Times New Roman"/>
+          <w:color w:val="ABB2BF"/>
+          <w:kern w:val="0"/>
+          <w:sz w:val="21"/>
+          <w:szCs w:val="21"/>
+          <w:lang w:eastAsia="en-IN" w:bidi="gu-IN"/>
+          <w14:ligatures w14:val="none"/>
+        </w:rPr>
+        <w:t>(</w:t>
+      </w:r>
+      <w:r>
+        <w:rPr>
+          <w:rFonts w:ascii="Consolas" w:eastAsia="Times New Roman" w:hAnsi="Consolas" w:cs="Times New Roman"/>
+          <w:color w:val="E5C07B"/>
+          <w:kern w:val="0"/>
+          <w:sz w:val="21"/>
+          <w:szCs w:val="21"/>
+          <w:lang w:eastAsia="en-IN" w:bidi="gu-IN"/>
+          <w14:ligatures w14:val="none"/>
+        </w:rPr>
+        <w:t>massage1</w:t>
+      </w:r>
+      <w:r>
+        <w:rPr>
+          <w:rFonts w:ascii="Consolas" w:eastAsia="Times New Roman" w:hAnsi="Consolas" w:cs="Times New Roman"/>
+          <w:color w:val="ABB2BF"/>
+          <w:kern w:val="0"/>
+          <w:sz w:val="21"/>
+          <w:szCs w:val="21"/>
+          <w:lang w:eastAsia="en-IN" w:bidi="gu-IN"/>
+          <w14:ligatures w14:val="none"/>
+        </w:rPr>
+        <w:t>);</w:t>
+      </w:r>
+    </w:p>
+    <w:p>
+      <w:pPr>
+        <w:shd w:val="clear" w:color="auto" w:fill="23272E"/>
+        <w:spacing w:after="0" w:line="285" w:lineRule="atLeast"/>
+        <w:rPr>
+          <w:rFonts w:ascii="Consolas" w:eastAsia="Times New Roman" w:hAnsi="Consolas" w:cs="Times New Roman"/>
+          <w:color w:val="ABB2BF"/>
+          <w:kern w:val="0"/>
+          <w:sz w:val="21"/>
+          <w:szCs w:val="21"/>
+          <w:lang w:eastAsia="en-IN" w:bidi="gu-IN"/>
+          <w14:ligatures w14:val="none"/>
+        </w:rPr>
+      </w:pPr>
+      <w:r>
+        <w:rPr>
+          <w:rFonts w:ascii="Consolas" w:eastAsia="Times New Roman" w:hAnsi="Consolas" w:cs="Times New Roman"/>
+          <w:color w:val="7F848E"/>
+          <w:kern w:val="0"/>
+          <w:sz w:val="21"/>
+          <w:szCs w:val="21"/>
+          <w:lang w:eastAsia="en-IN" w:bidi="gu-IN"/>
+          <w14:ligatures w14:val="none"/>
+        </w:rPr>
+        <w:t>// output: hello</w:t>
+      </w:r>
+    </w:p>
+    <w:p>
+      <w:pPr>
+        <w:shd w:val="clear" w:color="auto" w:fill="23272E"/>
+        <w:spacing w:after="0" w:line="285" w:lineRule="atLeast"/>
+        <w:rPr>
+          <w:rFonts w:ascii="Consolas" w:eastAsia="Times New Roman" w:hAnsi="Consolas" w:cs="Times New Roman"/>
+          <w:color w:val="ABB2BF"/>
+          <w:kern w:val="0"/>
+          <w:sz w:val="21"/>
+          <w:szCs w:val="21"/>
+          <w:lang w:eastAsia="en-IN" w:bidi="gu-IN"/>
+          <w14:ligatures w14:val="none"/>
+        </w:rPr>
+      </w:pPr>
+    </w:p>
+    <w:p>
+      <w:pPr>
+        <w:shd w:val="clear" w:color="auto" w:fill="23272E"/>
+        <w:spacing w:after="0" w:line="285" w:lineRule="atLeast"/>
+        <w:rPr>
+          <w:rFonts w:ascii="Consolas" w:eastAsia="Times New Roman" w:hAnsi="Consolas" w:cs="Times New Roman"/>
+          <w:color w:val="ABB2BF"/>
+          <w:kern w:val="0"/>
+          <w:sz w:val="21"/>
+          <w:szCs w:val="21"/>
+          <w:lang w:eastAsia="en-IN" w:bidi="gu-IN"/>
+          <w14:ligatures w14:val="none"/>
+        </w:rPr>
+      </w:pPr>
+      <w:r>
+        <w:rPr>
+          <w:rFonts w:ascii="Consolas" w:eastAsia="Times New Roman" w:hAnsi="Consolas" w:cs="Times New Roman"/>
+          <w:color w:val="7F848E"/>
+          <w:kern w:val="0"/>
+          <w:sz w:val="21"/>
+          <w:szCs w:val="21"/>
+          <w:lang w:eastAsia="en-IN" w:bidi="gu-IN"/>
+          <w14:ligatures w14:val="none"/>
+        </w:rPr>
+        <w:t>// try to update variable first:</w:t>
+      </w:r>
+    </w:p>
+    <w:p>
+      <w:pPr>
+        <w:shd w:val="clear" w:color="auto" w:fill="23272E"/>
+        <w:spacing w:after="0" w:line="285" w:lineRule="atLeast"/>
+        <w:rPr>
+          <w:rFonts w:ascii="Consolas" w:eastAsia="Times New Roman" w:hAnsi="Consolas" w:cs="Times New Roman"/>
+          <w:color w:val="ABB2BF"/>
+          <w:kern w:val="0"/>
+          <w:sz w:val="21"/>
+          <w:szCs w:val="21"/>
+          <w:lang w:eastAsia="en-IN" w:bidi="gu-IN"/>
+          <w14:ligatures w14:val="none"/>
+        </w:rPr>
+      </w:pPr>
+      <w:r>
+        <w:rPr>
+          <w:rFonts w:ascii="Consolas" w:eastAsia="Times New Roman" w:hAnsi="Consolas" w:cs="Times New Roman"/>
+          <w:color w:val="7F848E"/>
+          <w:kern w:val="0"/>
+          <w:sz w:val="21"/>
+          <w:szCs w:val="21"/>
+          <w:lang w:eastAsia="en-IN" w:bidi="gu-IN"/>
+          <w14:ligatures w14:val="none"/>
+        </w:rPr>
+        <w:t>// massage1 = "How are you?";</w:t>
+      </w:r>
+    </w:p>
+    <w:p>
+      <w:pPr>
+        <w:shd w:val="clear" w:color="auto" w:fill="23272E"/>
+        <w:spacing w:after="0" w:line="285" w:lineRule="atLeast"/>
+        <w:rPr>
+          <w:rFonts w:ascii="Consolas" w:eastAsia="Times New Roman" w:hAnsi="Consolas" w:cs="Times New Roman"/>
+          <w:color w:val="ABB2BF"/>
+          <w:kern w:val="0"/>
+          <w:sz w:val="21"/>
+          <w:szCs w:val="21"/>
+          <w:lang w:eastAsia="en-IN" w:bidi="gu-IN"/>
+          <w14:ligatures w14:val="none"/>
+        </w:rPr>
+      </w:pPr>
+      <w:r>
+        <w:rPr>
+          <w:rFonts w:ascii="Consolas" w:eastAsia="Times New Roman" w:hAnsi="Consolas" w:cs="Times New Roman"/>
+          <w:color w:val="7F848E"/>
+          <w:kern w:val="0"/>
+          <w:sz w:val="21"/>
+          <w:szCs w:val="21"/>
+          <w:lang w:eastAsia="en-IN" w:bidi="gu-IN"/>
+          <w14:ligatures w14:val="none"/>
+        </w:rPr>
+        <w:t>// console.log(massage1);</w:t>
+      </w:r>
+    </w:p>
+    <w:p>
+      <w:pPr>
+        <w:shd w:val="clear" w:color="auto" w:fill="23272E"/>
+        <w:spacing w:after="0" w:line="285" w:lineRule="atLeast"/>
+        <w:rPr>
+          <w:rFonts w:ascii="Consolas" w:eastAsia="Times New Roman" w:hAnsi="Consolas" w:cs="Times New Roman"/>
+          <w:color w:val="ABB2BF"/>
+          <w:kern w:val="0"/>
+          <w:sz w:val="21"/>
+          <w:szCs w:val="21"/>
+          <w:lang w:eastAsia="en-IN" w:bidi="gu-IN"/>
+          <w14:ligatures w14:val="none"/>
+        </w:rPr>
+      </w:pPr>
+      <w:r>
+        <w:rPr>
+          <w:rFonts w:ascii="Consolas" w:eastAsia="Times New Roman" w:hAnsi="Consolas" w:cs="Times New Roman"/>
+          <w:color w:val="7F848E"/>
+          <w:kern w:val="0"/>
+          <w:sz w:val="21"/>
+          <w:szCs w:val="21"/>
+          <w:lang w:eastAsia="en-IN" w:bidi="gu-IN"/>
+          <w14:ligatures w14:val="none"/>
+        </w:rPr>
+        <w:t xml:space="preserve">// </w:t>
+      </w:r>
+      <w:proofErr w:type="gramStart"/>
+      <w:r>
+        <w:rPr>
+          <w:rFonts w:ascii="Consolas" w:eastAsia="Times New Roman" w:hAnsi="Consolas" w:cs="Times New Roman"/>
+          <w:color w:val="7F848E"/>
+          <w:kern w:val="0"/>
+          <w:sz w:val="21"/>
+          <w:szCs w:val="21"/>
+          <w:lang w:eastAsia="en-IN" w:bidi="gu-IN"/>
+          <w14:ligatures w14:val="none"/>
+        </w:rPr>
+        <w:t>output :</w:t>
+      </w:r>
+      <w:proofErr w:type="gramEnd"/>
+      <w:r>
+        <w:rPr>
+          <w:rFonts w:ascii="Consolas" w:eastAsia="Times New Roman" w:hAnsi="Consolas" w:cs="Times New Roman"/>
+          <w:color w:val="7F848E"/>
+          <w:kern w:val="0"/>
+          <w:sz w:val="21"/>
+          <w:szCs w:val="21"/>
+          <w:lang w:eastAsia="en-IN" w:bidi="gu-IN"/>
+          <w14:ligatures w14:val="none"/>
+        </w:rPr>
+        <w:t xml:space="preserve"> </w:t>
+      </w:r>
+      <w:proofErr w:type="spellStart"/>
+      <w:r>
+        <w:rPr>
+          <w:rFonts w:ascii="Consolas" w:eastAsia="Times New Roman" w:hAnsi="Consolas" w:cs="Times New Roman"/>
+          <w:color w:val="7F848E"/>
+          <w:kern w:val="0"/>
+          <w:sz w:val="21"/>
+          <w:szCs w:val="21"/>
+          <w:lang w:eastAsia="en-IN" w:bidi="gu-IN"/>
+          <w14:ligatures w14:val="none"/>
+        </w:rPr>
+        <w:t>TypeError</w:t>
+      </w:r>
+      <w:proofErr w:type="spellEnd"/>
+      <w:r>
+        <w:rPr>
+          <w:rFonts w:ascii="Consolas" w:eastAsia="Times New Roman" w:hAnsi="Consolas" w:cs="Times New Roman"/>
+          <w:color w:val="7F848E"/>
+          <w:kern w:val="0"/>
+          <w:sz w:val="21"/>
+          <w:szCs w:val="21"/>
+          <w:lang w:eastAsia="en-IN" w:bidi="gu-IN"/>
+          <w14:ligatures w14:val="none"/>
+        </w:rPr>
+        <w:t>: Assignment to constant variable.</w:t>
+      </w:r>
+    </w:p>
+    <w:p>
+      <w:pPr>
+        <w:shd w:val="clear" w:color="auto" w:fill="23272E"/>
+        <w:spacing w:after="0" w:line="285" w:lineRule="atLeast"/>
+        <w:rPr>
+          <w:rFonts w:ascii="Consolas" w:eastAsia="Times New Roman" w:hAnsi="Consolas" w:cs="Times New Roman"/>
+          <w:color w:val="ABB2BF"/>
+          <w:kern w:val="0"/>
+          <w:sz w:val="21"/>
+          <w:szCs w:val="21"/>
+          <w:lang w:eastAsia="en-IN" w:bidi="gu-IN"/>
+          <w14:ligatures w14:val="none"/>
+        </w:rPr>
+      </w:pPr>
+      <w:r>
+        <w:rPr>
+          <w:rFonts w:ascii="Consolas" w:eastAsia="Times New Roman" w:hAnsi="Consolas" w:cs="Times New Roman"/>
+          <w:color w:val="7F848E"/>
+          <w:kern w:val="0"/>
+          <w:sz w:val="21"/>
+          <w:szCs w:val="21"/>
+          <w:lang w:eastAsia="en-IN" w:bidi="gu-IN"/>
+          <w14:ligatures w14:val="none"/>
+        </w:rPr>
+        <w:lastRenderedPageBreak/>
+        <w:t>// we can't update variable value which declare using "</w:t>
+      </w:r>
+      <w:proofErr w:type="spellStart"/>
+      <w:r>
+        <w:rPr>
+          <w:rFonts w:ascii="Consolas" w:eastAsia="Times New Roman" w:hAnsi="Consolas" w:cs="Times New Roman"/>
+          <w:color w:val="7F848E"/>
+          <w:kern w:val="0"/>
+          <w:sz w:val="21"/>
+          <w:szCs w:val="21"/>
+          <w:lang w:eastAsia="en-IN" w:bidi="gu-IN"/>
+          <w14:ligatures w14:val="none"/>
+        </w:rPr>
+        <w:t>const</w:t>
+      </w:r>
+      <w:proofErr w:type="spellEnd"/>
+      <w:r>
+        <w:rPr>
+          <w:rFonts w:ascii="Consolas" w:eastAsia="Times New Roman" w:hAnsi="Consolas" w:cs="Times New Roman"/>
+          <w:color w:val="7F848E"/>
+          <w:kern w:val="0"/>
+          <w:sz w:val="21"/>
+          <w:szCs w:val="21"/>
+          <w:lang w:eastAsia="en-IN" w:bidi="gu-IN"/>
+          <w14:ligatures w14:val="none"/>
+        </w:rPr>
+        <w:t>"</w:t>
+      </w:r>
+    </w:p>
+    <w:p>
+      <w:pPr>
+        <w:shd w:val="clear" w:color="auto" w:fill="23272E"/>
+        <w:spacing w:after="0" w:line="285" w:lineRule="atLeast"/>
+        <w:rPr>
+          <w:rFonts w:ascii="Consolas" w:eastAsia="Times New Roman" w:hAnsi="Consolas" w:cs="Times New Roman"/>
+          <w:color w:val="ABB2BF"/>
+          <w:kern w:val="0"/>
+          <w:sz w:val="21"/>
+          <w:szCs w:val="21"/>
+          <w:lang w:eastAsia="en-IN" w:bidi="gu-IN"/>
+          <w14:ligatures w14:val="none"/>
+        </w:rPr>
+      </w:pPr>
+    </w:p>
+    <w:p>
+      <w:pPr>
+        <w:shd w:val="clear" w:color="auto" w:fill="23272E"/>
+        <w:spacing w:after="0" w:line="285" w:lineRule="atLeast"/>
+        <w:rPr>
+          <w:rFonts w:ascii="Consolas" w:eastAsia="Times New Roman" w:hAnsi="Consolas" w:cs="Times New Roman"/>
+          <w:color w:val="ABB2BF"/>
+          <w:kern w:val="0"/>
+          <w:sz w:val="21"/>
+          <w:szCs w:val="21"/>
+          <w:lang w:eastAsia="en-IN" w:bidi="gu-IN"/>
+          <w14:ligatures w14:val="none"/>
+        </w:rPr>
+      </w:pPr>
+      <w:r>
+        <w:rPr>
+          <w:rFonts w:ascii="Consolas" w:eastAsia="Times New Roman" w:hAnsi="Consolas" w:cs="Times New Roman"/>
+          <w:color w:val="7F848E"/>
+          <w:kern w:val="0"/>
+          <w:sz w:val="21"/>
+          <w:szCs w:val="21"/>
+          <w:lang w:eastAsia="en-IN" w:bidi="gu-IN"/>
+          <w14:ligatures w14:val="none"/>
+        </w:rPr>
+        <w:t>// 2) let:</w:t>
+      </w:r>
+    </w:p>
+    <w:p>
+      <w:pPr>
+        <w:shd w:val="clear" w:color="auto" w:fill="23272E"/>
+        <w:spacing w:after="0" w:line="285" w:lineRule="atLeast"/>
+        <w:rPr>
+          <w:rFonts w:ascii="Consolas" w:eastAsia="Times New Roman" w:hAnsi="Consolas" w:cs="Times New Roman"/>
+          <w:color w:val="ABB2BF"/>
+          <w:kern w:val="0"/>
+          <w:sz w:val="21"/>
+          <w:szCs w:val="21"/>
+          <w:lang w:eastAsia="en-IN" w:bidi="gu-IN"/>
+          <w14:ligatures w14:val="none"/>
+        </w:rPr>
+      </w:pPr>
+      <w:r>
+        <w:rPr>
+          <w:rFonts w:ascii="Consolas" w:eastAsia="Times New Roman" w:hAnsi="Consolas" w:cs="Times New Roman"/>
+          <w:color w:val="C678DD"/>
+          <w:kern w:val="0"/>
+          <w:sz w:val="21"/>
+          <w:szCs w:val="21"/>
+          <w:lang w:eastAsia="en-IN" w:bidi="gu-IN"/>
+          <w14:ligatures w14:val="none"/>
+        </w:rPr>
+        <w:t>let</w:t>
+      </w:r>
+      <w:r>
+        <w:rPr>
+          <w:rFonts w:ascii="Consolas" w:eastAsia="Times New Roman" w:hAnsi="Consolas" w:cs="Times New Roman"/>
+          <w:color w:val="ABB2BF"/>
+          <w:kern w:val="0"/>
+          <w:sz w:val="21"/>
+          <w:szCs w:val="21"/>
+          <w:lang w:eastAsia="en-IN" w:bidi="gu-IN"/>
+          <w14:ligatures w14:val="none"/>
+        </w:rPr>
+        <w:t xml:space="preserve"> </w:t>
+      </w:r>
+      <w:r>
+        <w:rPr>
+          <w:rFonts w:ascii="Consolas" w:eastAsia="Times New Roman" w:hAnsi="Consolas" w:cs="Times New Roman"/>
+          <w:color w:val="E06C75"/>
+          <w:kern w:val="0"/>
+          <w:sz w:val="21"/>
+          <w:szCs w:val="21"/>
+          <w:lang w:eastAsia="en-IN" w:bidi="gu-IN"/>
+          <w14:ligatures w14:val="none"/>
+        </w:rPr>
+        <w:t>massage2</w:t>
+      </w:r>
+      <w:r>
+        <w:rPr>
+          <w:rFonts w:ascii="Consolas" w:eastAsia="Times New Roman" w:hAnsi="Consolas" w:cs="Times New Roman"/>
+          <w:color w:val="ABB2BF"/>
+          <w:kern w:val="0"/>
+          <w:sz w:val="21"/>
+          <w:szCs w:val="21"/>
+          <w:lang w:eastAsia="en-IN" w:bidi="gu-IN"/>
+          <w14:ligatures w14:val="none"/>
+        </w:rPr>
+        <w:t xml:space="preserve"> </w:t>
+      </w:r>
+      <w:r>
+        <w:rPr>
+          <w:rFonts w:ascii="Consolas" w:eastAsia="Times New Roman" w:hAnsi="Consolas" w:cs="Times New Roman"/>
+          <w:color w:val="56B6C2"/>
+          <w:kern w:val="0"/>
+          <w:sz w:val="21"/>
+          <w:szCs w:val="21"/>
+          <w:lang w:eastAsia="en-IN" w:bidi="gu-IN"/>
+          <w14:ligatures w14:val="none"/>
+        </w:rPr>
+        <w:t>=</w:t>
+      </w:r>
+      <w:r>
+        <w:rPr>
+          <w:rFonts w:ascii="Consolas" w:eastAsia="Times New Roman" w:hAnsi="Consolas" w:cs="Times New Roman"/>
+          <w:color w:val="ABB2BF"/>
+          <w:kern w:val="0"/>
+          <w:sz w:val="21"/>
+          <w:szCs w:val="21"/>
+          <w:lang w:eastAsia="en-IN" w:bidi="gu-IN"/>
+          <w14:ligatures w14:val="none"/>
+        </w:rPr>
+        <w:t xml:space="preserve"> </w:t>
+      </w:r>
+      <w:r>
+        <w:rPr>
+          <w:rFonts w:ascii="Consolas" w:eastAsia="Times New Roman" w:hAnsi="Consolas" w:cs="Times New Roman"/>
+          <w:color w:val="98C379"/>
+          <w:kern w:val="0"/>
+          <w:sz w:val="21"/>
+          <w:szCs w:val="21"/>
+          <w:lang w:eastAsia="en-IN" w:bidi="gu-IN"/>
+          <w14:ligatures w14:val="none"/>
+        </w:rPr>
+        <w:t>"hello from let"</w:t>
+      </w:r>
+      <w:r>
+        <w:rPr>
+          <w:rFonts w:ascii="Consolas" w:eastAsia="Times New Roman" w:hAnsi="Consolas" w:cs="Times New Roman"/>
+          <w:color w:val="ABB2BF"/>
+          <w:kern w:val="0"/>
+          <w:sz w:val="21"/>
+          <w:szCs w:val="21"/>
+          <w:lang w:eastAsia="en-IN" w:bidi="gu-IN"/>
+          <w14:ligatures w14:val="none"/>
+        </w:rPr>
+        <w:t>;</w:t>
+      </w:r>
+    </w:p>
+    <w:p>
+      <w:pPr>
+        <w:shd w:val="clear" w:color="auto" w:fill="23272E"/>
+        <w:spacing w:after="0" w:line="285" w:lineRule="atLeast"/>
+        <w:rPr>
+          <w:rFonts w:ascii="Consolas" w:eastAsia="Times New Roman" w:hAnsi="Consolas" w:cs="Times New Roman"/>
+          <w:color w:val="ABB2BF"/>
+          <w:kern w:val="0"/>
+          <w:sz w:val="21"/>
+          <w:szCs w:val="21"/>
+          <w:lang w:eastAsia="en-IN" w:bidi="gu-IN"/>
+          <w14:ligatures w14:val="none"/>
+        </w:rPr>
+      </w:pPr>
+      <w:r>
+        <w:rPr>
+          <w:rFonts w:ascii="Consolas" w:eastAsia="Times New Roman" w:hAnsi="Consolas" w:cs="Times New Roman"/>
+          <w:color w:val="E5C07B"/>
+          <w:kern w:val="0"/>
+          <w:sz w:val="21"/>
+          <w:szCs w:val="21"/>
+          <w:lang w:eastAsia="en-IN" w:bidi="gu-IN"/>
+          <w14:ligatures w14:val="none"/>
+        </w:rPr>
+        <w:t>console</w:t>
+      </w:r>
+      <w:r>
+        <w:rPr>
+          <w:rFonts w:ascii="Consolas" w:eastAsia="Times New Roman" w:hAnsi="Consolas" w:cs="Times New Roman"/>
+          <w:color w:val="ABB2BF"/>
+          <w:kern w:val="0"/>
+          <w:sz w:val="21"/>
+          <w:szCs w:val="21"/>
+          <w:lang w:eastAsia="en-IN" w:bidi="gu-IN"/>
+          <w14:ligatures w14:val="none"/>
+        </w:rPr>
+        <w:t>.</w:t>
+      </w:r>
+      <w:r>
+        <w:rPr>
+          <w:rFonts w:ascii="Consolas" w:eastAsia="Times New Roman" w:hAnsi="Consolas" w:cs="Times New Roman"/>
+          <w:color w:val="61AFEF"/>
+          <w:kern w:val="0"/>
+          <w:sz w:val="21"/>
+          <w:szCs w:val="21"/>
+          <w:lang w:eastAsia="en-IN" w:bidi="gu-IN"/>
+          <w14:ligatures w14:val="none"/>
+        </w:rPr>
+        <w:t>log</w:t>
+      </w:r>
+      <w:r>
+        <w:rPr>
+          <w:rFonts w:ascii="Consolas" w:eastAsia="Times New Roman" w:hAnsi="Consolas" w:cs="Times New Roman"/>
+          <w:color w:val="ABB2BF"/>
+          <w:kern w:val="0"/>
+          <w:sz w:val="21"/>
+          <w:szCs w:val="21"/>
+          <w:lang w:eastAsia="en-IN" w:bidi="gu-IN"/>
+          <w14:ligatures w14:val="none"/>
+        </w:rPr>
+        <w:t>(</w:t>
+      </w:r>
+      <w:r>
+        <w:rPr>
+          <w:rFonts w:ascii="Consolas" w:eastAsia="Times New Roman" w:hAnsi="Consolas" w:cs="Times New Roman"/>
+          <w:color w:val="E06C75"/>
+          <w:kern w:val="0"/>
+          <w:sz w:val="21"/>
+          <w:szCs w:val="21"/>
+          <w:lang w:eastAsia="en-IN" w:bidi="gu-IN"/>
+          <w14:ligatures w14:val="none"/>
+        </w:rPr>
+        <w:t>massage2</w:t>
+      </w:r>
+      <w:r>
+        <w:rPr>
+          <w:rFonts w:ascii="Consolas" w:eastAsia="Times New Roman" w:hAnsi="Consolas" w:cs="Times New Roman"/>
+          <w:color w:val="ABB2BF"/>
+          <w:kern w:val="0"/>
+          <w:sz w:val="21"/>
+          <w:szCs w:val="21"/>
+          <w:lang w:eastAsia="en-IN" w:bidi="gu-IN"/>
+          <w14:ligatures w14:val="none"/>
+        </w:rPr>
+        <w:t>);</w:t>
+      </w:r>
+    </w:p>
+    <w:p>
+      <w:pPr>
+        <w:shd w:val="clear" w:color="auto" w:fill="23272E"/>
+        <w:spacing w:after="0" w:line="285" w:lineRule="atLeast"/>
+        <w:rPr>
+          <w:rFonts w:ascii="Consolas" w:eastAsia="Times New Roman" w:hAnsi="Consolas" w:cs="Times New Roman"/>
+          <w:color w:val="ABB2BF"/>
+          <w:kern w:val="0"/>
+          <w:sz w:val="21"/>
+          <w:szCs w:val="21"/>
+          <w:lang w:eastAsia="en-IN" w:bidi="gu-IN"/>
+          <w14:ligatures w14:val="none"/>
+        </w:rPr>
+      </w:pPr>
+    </w:p>
+    <w:p>
+      <w:pPr>
+        <w:shd w:val="clear" w:color="auto" w:fill="23272E"/>
+        <w:spacing w:after="0" w:line="285" w:lineRule="atLeast"/>
+        <w:rPr>
+          <w:rFonts w:ascii="Consolas" w:eastAsia="Times New Roman" w:hAnsi="Consolas" w:cs="Times New Roman"/>
+          <w:color w:val="ABB2BF"/>
+          <w:kern w:val="0"/>
+          <w:sz w:val="21"/>
+          <w:szCs w:val="21"/>
+          <w:lang w:eastAsia="en-IN" w:bidi="gu-IN"/>
+          <w14:ligatures w14:val="none"/>
+        </w:rPr>
+      </w:pPr>
+      <w:r>
+        <w:rPr>
+          <w:rFonts w:ascii="Consolas" w:eastAsia="Times New Roman" w:hAnsi="Consolas" w:cs="Times New Roman"/>
+          <w:color w:val="7F848E"/>
+          <w:kern w:val="0"/>
+          <w:sz w:val="21"/>
+          <w:szCs w:val="21"/>
+          <w:lang w:eastAsia="en-IN" w:bidi="gu-IN"/>
+          <w14:ligatures w14:val="none"/>
+        </w:rPr>
+        <w:t xml:space="preserve">// try to update variable </w:t>
+      </w:r>
+      <w:proofErr w:type="gramStart"/>
+      <w:r>
+        <w:rPr>
+          <w:rFonts w:ascii="Consolas" w:eastAsia="Times New Roman" w:hAnsi="Consolas" w:cs="Times New Roman"/>
+          <w:color w:val="7F848E"/>
+          <w:kern w:val="0"/>
+          <w:sz w:val="21"/>
+          <w:szCs w:val="21"/>
+          <w:lang w:eastAsia="en-IN" w:bidi="gu-IN"/>
+          <w14:ligatures w14:val="none"/>
+        </w:rPr>
+        <w:t>value :</w:t>
+      </w:r>
+      <w:proofErr w:type="gramEnd"/>
+    </w:p>
+    <w:p>
+      <w:pPr>
+        <w:shd w:val="clear" w:color="auto" w:fill="23272E"/>
+        <w:spacing w:after="0" w:line="285" w:lineRule="atLeast"/>
+        <w:rPr>
+          <w:rFonts w:ascii="Consolas" w:eastAsia="Times New Roman" w:hAnsi="Consolas" w:cs="Times New Roman"/>
+          <w:color w:val="ABB2BF"/>
+          <w:kern w:val="0"/>
+          <w:sz w:val="21"/>
+          <w:szCs w:val="21"/>
+          <w:lang w:eastAsia="en-IN" w:bidi="gu-IN"/>
+          <w14:ligatures w14:val="none"/>
+        </w:rPr>
+      </w:pPr>
+      <w:r>
+        <w:rPr>
+          <w:rFonts w:ascii="Consolas" w:eastAsia="Times New Roman" w:hAnsi="Consolas" w:cs="Times New Roman"/>
+          <w:color w:val="E06C75"/>
+          <w:kern w:val="0"/>
+          <w:sz w:val="21"/>
+          <w:szCs w:val="21"/>
+          <w:lang w:eastAsia="en-IN" w:bidi="gu-IN"/>
+          <w14:ligatures w14:val="none"/>
+        </w:rPr>
+        <w:t>massage2</w:t>
+      </w:r>
+      <w:r>
+        <w:rPr>
+          <w:rFonts w:ascii="Consolas" w:eastAsia="Times New Roman" w:hAnsi="Consolas" w:cs="Times New Roman"/>
+          <w:color w:val="ABB2BF"/>
+          <w:kern w:val="0"/>
+          <w:sz w:val="21"/>
+          <w:szCs w:val="21"/>
+          <w:lang w:eastAsia="en-IN" w:bidi="gu-IN"/>
+          <w14:ligatures w14:val="none"/>
+        </w:rPr>
+        <w:t xml:space="preserve"> </w:t>
+      </w:r>
+      <w:r>
+        <w:rPr>
+          <w:rFonts w:ascii="Consolas" w:eastAsia="Times New Roman" w:hAnsi="Consolas" w:cs="Times New Roman"/>
+          <w:color w:val="56B6C2"/>
+          <w:kern w:val="0"/>
+          <w:sz w:val="21"/>
+          <w:szCs w:val="21"/>
+          <w:lang w:eastAsia="en-IN" w:bidi="gu-IN"/>
+          <w14:ligatures w14:val="none"/>
+        </w:rPr>
+        <w:t>=</w:t>
+      </w:r>
+      <w:r>
+        <w:rPr>
+          <w:rFonts w:ascii="Consolas" w:eastAsia="Times New Roman" w:hAnsi="Consolas" w:cs="Times New Roman"/>
+          <w:color w:val="ABB2BF"/>
+          <w:kern w:val="0"/>
+          <w:sz w:val="21"/>
+          <w:szCs w:val="21"/>
+          <w:lang w:eastAsia="en-IN" w:bidi="gu-IN"/>
+          <w14:ligatures w14:val="none"/>
+        </w:rPr>
+        <w:t xml:space="preserve"> </w:t>
+      </w:r>
+      <w:r>
+        <w:rPr>
+          <w:rFonts w:ascii="Consolas" w:eastAsia="Times New Roman" w:hAnsi="Consolas" w:cs="Times New Roman"/>
+          <w:color w:val="98C379"/>
+          <w:kern w:val="0"/>
+          <w:sz w:val="21"/>
+          <w:szCs w:val="21"/>
+          <w:lang w:eastAsia="en-IN" w:bidi="gu-IN"/>
+          <w14:ligatures w14:val="none"/>
+        </w:rPr>
+        <w:t>"How are you?"</w:t>
+      </w:r>
+      <w:r>
+        <w:rPr>
+          <w:rFonts w:ascii="Consolas" w:eastAsia="Times New Roman" w:hAnsi="Consolas" w:cs="Times New Roman"/>
+          <w:color w:val="ABB2BF"/>
+          <w:kern w:val="0"/>
+          <w:sz w:val="21"/>
+          <w:szCs w:val="21"/>
+          <w:lang w:eastAsia="en-IN" w:bidi="gu-IN"/>
+          <w14:ligatures w14:val="none"/>
+        </w:rPr>
+        <w:t>;</w:t>
+      </w:r>
+    </w:p>
+    <w:p>
+      <w:pPr>
+        <w:shd w:val="clear" w:color="auto" w:fill="23272E"/>
+        <w:spacing w:after="0" w:line="285" w:lineRule="atLeast"/>
+        <w:rPr>
+          <w:rFonts w:ascii="Consolas" w:eastAsia="Times New Roman" w:hAnsi="Consolas" w:cs="Times New Roman"/>
+          <w:color w:val="ABB2BF"/>
+          <w:kern w:val="0"/>
+          <w:sz w:val="21"/>
+          <w:szCs w:val="21"/>
+          <w:lang w:eastAsia="en-IN" w:bidi="gu-IN"/>
+          <w14:ligatures w14:val="none"/>
+        </w:rPr>
+      </w:pPr>
+      <w:r>
+        <w:rPr>
+          <w:rFonts w:ascii="Consolas" w:eastAsia="Times New Roman" w:hAnsi="Consolas" w:cs="Times New Roman"/>
+          <w:color w:val="E5C07B"/>
+          <w:kern w:val="0"/>
+          <w:sz w:val="21"/>
+          <w:szCs w:val="21"/>
+          <w:lang w:eastAsia="en-IN" w:bidi="gu-IN"/>
+          <w14:ligatures w14:val="none"/>
+        </w:rPr>
+        <w:t>console</w:t>
+      </w:r>
+      <w:r>
+        <w:rPr>
+          <w:rFonts w:ascii="Consolas" w:eastAsia="Times New Roman" w:hAnsi="Consolas" w:cs="Times New Roman"/>
+          <w:color w:val="ABB2BF"/>
+          <w:kern w:val="0"/>
+          <w:sz w:val="21"/>
+          <w:szCs w:val="21"/>
+          <w:lang w:eastAsia="en-IN" w:bidi="gu-IN"/>
+          <w14:ligatures w14:val="none"/>
+        </w:rPr>
+        <w:t>.</w:t>
+      </w:r>
+      <w:r>
+        <w:rPr>
+          <w:rFonts w:ascii="Consolas" w:eastAsia="Times New Roman" w:hAnsi="Consolas" w:cs="Times New Roman"/>
+          <w:color w:val="61AFEF"/>
+          <w:kern w:val="0"/>
+          <w:sz w:val="21"/>
+          <w:szCs w:val="21"/>
+          <w:lang w:eastAsia="en-IN" w:bidi="gu-IN"/>
+          <w14:ligatures w14:val="none"/>
+        </w:rPr>
+        <w:t>log</w:t>
+      </w:r>
+      <w:r>
+        <w:rPr>
+          <w:rFonts w:ascii="Consolas" w:eastAsia="Times New Roman" w:hAnsi="Consolas" w:cs="Times New Roman"/>
+          <w:color w:val="ABB2BF"/>
+          <w:kern w:val="0"/>
+          <w:sz w:val="21"/>
+          <w:szCs w:val="21"/>
+          <w:lang w:eastAsia="en-IN" w:bidi="gu-IN"/>
+          <w14:ligatures w14:val="none"/>
+        </w:rPr>
+        <w:t>(</w:t>
+      </w:r>
+      <w:r>
+        <w:rPr>
+          <w:rFonts w:ascii="Consolas" w:eastAsia="Times New Roman" w:hAnsi="Consolas" w:cs="Times New Roman"/>
+          <w:color w:val="E06C75"/>
+          <w:kern w:val="0"/>
+          <w:sz w:val="21"/>
+          <w:szCs w:val="21"/>
+          <w:lang w:eastAsia="en-IN" w:bidi="gu-IN"/>
+          <w14:ligatures w14:val="none"/>
+        </w:rPr>
+        <w:t>massage2</w:t>
+      </w:r>
+      <w:r>
+        <w:rPr>
+          <w:rFonts w:ascii="Consolas" w:eastAsia="Times New Roman" w:hAnsi="Consolas" w:cs="Times New Roman"/>
+          <w:color w:val="ABB2BF"/>
+          <w:kern w:val="0"/>
+          <w:sz w:val="21"/>
+          <w:szCs w:val="21"/>
+          <w:lang w:eastAsia="en-IN" w:bidi="gu-IN"/>
+          <w14:ligatures w14:val="none"/>
+        </w:rPr>
+        <w:t>);</w:t>
+      </w:r>
+    </w:p>
+    <w:p>
+      <w:pPr>
+        <w:shd w:val="clear" w:color="auto" w:fill="23272E"/>
+        <w:spacing w:after="0" w:line="285" w:lineRule="atLeast"/>
+        <w:rPr>
+          <w:rFonts w:ascii="Consolas" w:eastAsia="Times New Roman" w:hAnsi="Consolas" w:cs="Times New Roman"/>
+          <w:color w:val="ABB2BF"/>
+          <w:kern w:val="0"/>
+          <w:sz w:val="21"/>
+          <w:szCs w:val="21"/>
+          <w:lang w:eastAsia="en-IN" w:bidi="gu-IN"/>
+          <w14:ligatures w14:val="none"/>
+        </w:rPr>
+      </w:pPr>
+      <w:r>
+        <w:rPr>
+          <w:rFonts w:ascii="Consolas" w:eastAsia="Times New Roman" w:hAnsi="Consolas" w:cs="Times New Roman"/>
+          <w:color w:val="7F848E"/>
+          <w:kern w:val="0"/>
+          <w:sz w:val="21"/>
+          <w:szCs w:val="21"/>
+          <w:lang w:eastAsia="en-IN" w:bidi="gu-IN"/>
+          <w14:ligatures w14:val="none"/>
+        </w:rPr>
+        <w:t>// output: How are you?</w:t>
+      </w:r>
+    </w:p>
+    <w:p>
+      <w:pPr>
+        <w:shd w:val="clear" w:color="auto" w:fill="23272E"/>
+        <w:spacing w:after="0" w:line="285" w:lineRule="atLeast"/>
+        <w:rPr>
+          <w:rFonts w:ascii="Consolas" w:eastAsia="Times New Roman" w:hAnsi="Consolas" w:cs="Times New Roman"/>
+          <w:color w:val="ABB2BF"/>
+          <w:kern w:val="0"/>
+          <w:sz w:val="21"/>
+          <w:szCs w:val="21"/>
+          <w:lang w:eastAsia="en-IN" w:bidi="gu-IN"/>
+          <w14:ligatures w14:val="none"/>
+        </w:rPr>
+      </w:pPr>
+    </w:p>
+    <w:p>
+      <w:pPr>
+        <w:shd w:val="clear" w:color="auto" w:fill="23272E"/>
+        <w:spacing w:after="0" w:line="285" w:lineRule="atLeast"/>
+        <w:rPr>
+          <w:rFonts w:ascii="Consolas" w:eastAsia="Times New Roman" w:hAnsi="Consolas" w:cs="Times New Roman"/>
+          <w:color w:val="ABB2BF"/>
+          <w:kern w:val="0"/>
+          <w:sz w:val="21"/>
+          <w:szCs w:val="21"/>
+          <w:lang w:eastAsia="en-IN" w:bidi="gu-IN"/>
+          <w14:ligatures w14:val="none"/>
+        </w:rPr>
+      </w:pPr>
+      <w:r>
+        <w:rPr>
+          <w:rFonts w:ascii="Consolas" w:eastAsia="Times New Roman" w:hAnsi="Consolas" w:cs="Times New Roman"/>
+          <w:color w:val="7F848E"/>
+          <w:kern w:val="0"/>
+          <w:sz w:val="21"/>
+          <w:szCs w:val="21"/>
+          <w:lang w:eastAsia="en-IN" w:bidi="gu-IN"/>
+          <w14:ligatures w14:val="none"/>
+        </w:rPr>
+        <w:t>// try to redeclare variable:</w:t>
+      </w:r>
+    </w:p>
+    <w:p>
+      <w:pPr>
+        <w:shd w:val="clear" w:color="auto" w:fill="23272E"/>
+        <w:spacing w:after="0" w:line="285" w:lineRule="atLeast"/>
+        <w:rPr>
+          <w:rFonts w:ascii="Consolas" w:eastAsia="Times New Roman" w:hAnsi="Consolas" w:cs="Times New Roman"/>
+          <w:color w:val="ABB2BF"/>
+          <w:kern w:val="0"/>
+          <w:sz w:val="21"/>
+          <w:szCs w:val="21"/>
+          <w:lang w:eastAsia="en-IN" w:bidi="gu-IN"/>
+          <w14:ligatures w14:val="none"/>
+        </w:rPr>
+      </w:pPr>
+      <w:r>
+        <w:rPr>
+          <w:rFonts w:ascii="Consolas" w:eastAsia="Times New Roman" w:hAnsi="Consolas" w:cs="Times New Roman"/>
+          <w:color w:val="7F848E"/>
+          <w:kern w:val="0"/>
+          <w:sz w:val="21"/>
+          <w:szCs w:val="21"/>
+          <w:lang w:eastAsia="en-IN" w:bidi="gu-IN"/>
+          <w14:ligatures w14:val="none"/>
+        </w:rPr>
+        <w:t xml:space="preserve">// let massage2 = "I am fine"; // </w:t>
+      </w:r>
+      <w:proofErr w:type="spellStart"/>
+      <w:r>
+        <w:rPr>
+          <w:rFonts w:ascii="Consolas" w:eastAsia="Times New Roman" w:hAnsi="Consolas" w:cs="Times New Roman"/>
+          <w:color w:val="7F848E"/>
+          <w:kern w:val="0"/>
+          <w:sz w:val="21"/>
+          <w:szCs w:val="21"/>
+          <w:lang w:eastAsia="en-IN" w:bidi="gu-IN"/>
+          <w14:ligatures w14:val="none"/>
+        </w:rPr>
+        <w:t>SyntaxError</w:t>
+      </w:r>
+      <w:proofErr w:type="spellEnd"/>
+      <w:r>
+        <w:rPr>
+          <w:rFonts w:ascii="Consolas" w:eastAsia="Times New Roman" w:hAnsi="Consolas" w:cs="Times New Roman"/>
+          <w:color w:val="7F848E"/>
+          <w:kern w:val="0"/>
+          <w:sz w:val="21"/>
+          <w:szCs w:val="21"/>
+          <w:lang w:eastAsia="en-IN" w:bidi="gu-IN"/>
+          <w14:ligatures w14:val="none"/>
+        </w:rPr>
+        <w:t>: Identifier 'massage2' has already been declared</w:t>
+      </w:r>
+    </w:p>
+    <w:p>
+      <w:pPr>
+        <w:shd w:val="clear" w:color="auto" w:fill="23272E"/>
+        <w:spacing w:after="0" w:line="285" w:lineRule="atLeast"/>
+        <w:rPr>
+          <w:rFonts w:ascii="Consolas" w:eastAsia="Times New Roman" w:hAnsi="Consolas" w:cs="Times New Roman"/>
+          <w:color w:val="ABB2BF"/>
+          <w:kern w:val="0"/>
+          <w:sz w:val="21"/>
+          <w:szCs w:val="21"/>
+          <w:lang w:eastAsia="en-IN" w:bidi="gu-IN"/>
+          <w14:ligatures w14:val="none"/>
+        </w:rPr>
+      </w:pPr>
+    </w:p>
+    <w:p>
+      <w:pPr>
+        <w:shd w:val="clear" w:color="auto" w:fill="23272E"/>
+        <w:spacing w:after="0" w:line="285" w:lineRule="atLeast"/>
+        <w:rPr>
+          <w:rFonts w:ascii="Consolas" w:eastAsia="Times New Roman" w:hAnsi="Consolas" w:cs="Times New Roman"/>
+          <w:color w:val="ABB2BF"/>
+          <w:kern w:val="0"/>
+          <w:sz w:val="21"/>
+          <w:szCs w:val="21"/>
+          <w:lang w:eastAsia="en-IN" w:bidi="gu-IN"/>
+          <w14:ligatures w14:val="none"/>
+        </w:rPr>
+      </w:pPr>
+      <w:r>
+        <w:rPr>
+          <w:rFonts w:ascii="Consolas" w:eastAsia="Times New Roman" w:hAnsi="Consolas" w:cs="Times New Roman"/>
+          <w:color w:val="7F848E"/>
+          <w:kern w:val="0"/>
+          <w:sz w:val="21"/>
+          <w:szCs w:val="21"/>
+          <w:lang w:eastAsia="en-IN" w:bidi="gu-IN"/>
+          <w14:ligatures w14:val="none"/>
+        </w:rPr>
+        <w:t>// 3) var:</w:t>
+      </w:r>
+    </w:p>
+    <w:p>
+      <w:pPr>
+        <w:shd w:val="clear" w:color="auto" w:fill="23272E"/>
+        <w:spacing w:after="0" w:line="285" w:lineRule="atLeast"/>
+        <w:rPr>
+          <w:rFonts w:ascii="Consolas" w:eastAsia="Times New Roman" w:hAnsi="Consolas" w:cs="Times New Roman"/>
+          <w:color w:val="ABB2BF"/>
+          <w:kern w:val="0"/>
+          <w:sz w:val="21"/>
+          <w:szCs w:val="21"/>
+          <w:lang w:eastAsia="en-IN" w:bidi="gu-IN"/>
+          <w14:ligatures w14:val="none"/>
+        </w:rPr>
+      </w:pPr>
+      <w:r>
+        <w:rPr>
+          <w:rFonts w:ascii="Consolas" w:eastAsia="Times New Roman" w:hAnsi="Consolas" w:cs="Times New Roman"/>
+          <w:color w:val="C678DD"/>
+          <w:kern w:val="0"/>
+          <w:sz w:val="21"/>
+          <w:szCs w:val="21"/>
+          <w:lang w:eastAsia="en-IN" w:bidi="gu-IN"/>
+          <w14:ligatures w14:val="none"/>
+        </w:rPr>
+        <w:t>var</w:t>
+      </w:r>
+      <w:r>
+        <w:rPr>
+          <w:rFonts w:ascii="Consolas" w:eastAsia="Times New Roman" w:hAnsi="Consolas" w:cs="Times New Roman"/>
+          <w:color w:val="ABB2BF"/>
+          <w:kern w:val="0"/>
+          <w:sz w:val="21"/>
+          <w:szCs w:val="21"/>
+          <w:lang w:eastAsia="en-IN" w:bidi="gu-IN"/>
+          <w14:ligatures w14:val="none"/>
+        </w:rPr>
+        <w:t xml:space="preserve"> </w:t>
+      </w:r>
+      <w:r>
+        <w:rPr>
+          <w:rFonts w:ascii="Consolas" w:eastAsia="Times New Roman" w:hAnsi="Consolas" w:cs="Times New Roman"/>
+          <w:color w:val="E06C75"/>
+          <w:kern w:val="0"/>
+          <w:sz w:val="21"/>
+          <w:szCs w:val="21"/>
+          <w:lang w:eastAsia="en-IN" w:bidi="gu-IN"/>
+          <w14:ligatures w14:val="none"/>
+        </w:rPr>
+        <w:t>massage3</w:t>
+      </w:r>
+      <w:r>
+        <w:rPr>
+          <w:rFonts w:ascii="Consolas" w:eastAsia="Times New Roman" w:hAnsi="Consolas" w:cs="Times New Roman"/>
+          <w:color w:val="ABB2BF"/>
+          <w:kern w:val="0"/>
+          <w:sz w:val="21"/>
+          <w:szCs w:val="21"/>
+          <w:lang w:eastAsia="en-IN" w:bidi="gu-IN"/>
+          <w14:ligatures w14:val="none"/>
+        </w:rPr>
+        <w:t xml:space="preserve"> </w:t>
+      </w:r>
+      <w:r>
+        <w:rPr>
+          <w:rFonts w:ascii="Consolas" w:eastAsia="Times New Roman" w:hAnsi="Consolas" w:cs="Times New Roman"/>
+          <w:color w:val="56B6C2"/>
+          <w:kern w:val="0"/>
+          <w:sz w:val="21"/>
+          <w:szCs w:val="21"/>
+          <w:lang w:eastAsia="en-IN" w:bidi="gu-IN"/>
+          <w14:ligatures w14:val="none"/>
+        </w:rPr>
+        <w:t>=</w:t>
+      </w:r>
+      <w:r>
+        <w:rPr>
+          <w:rFonts w:ascii="Consolas" w:eastAsia="Times New Roman" w:hAnsi="Consolas" w:cs="Times New Roman"/>
+          <w:color w:val="ABB2BF"/>
+          <w:kern w:val="0"/>
+          <w:sz w:val="21"/>
+          <w:szCs w:val="21"/>
+          <w:lang w:eastAsia="en-IN" w:bidi="gu-IN"/>
+          <w14:ligatures w14:val="none"/>
+        </w:rPr>
+        <w:t xml:space="preserve"> </w:t>
+      </w:r>
+      <w:r>
+        <w:rPr>
+          <w:rFonts w:ascii="Consolas" w:eastAsia="Times New Roman" w:hAnsi="Consolas" w:cs="Times New Roman"/>
+          <w:color w:val="98C379"/>
+          <w:kern w:val="0"/>
+          <w:sz w:val="21"/>
+          <w:szCs w:val="21"/>
+          <w:lang w:eastAsia="en-IN" w:bidi="gu-IN"/>
+          <w14:ligatures w14:val="none"/>
+        </w:rPr>
+        <w:t>"Hello from var"</w:t>
+      </w:r>
+      <w:r>
+        <w:rPr>
+          <w:rFonts w:ascii="Consolas" w:eastAsia="Times New Roman" w:hAnsi="Consolas" w:cs="Times New Roman"/>
+          <w:color w:val="ABB2BF"/>
+          <w:kern w:val="0"/>
+          <w:sz w:val="21"/>
+          <w:szCs w:val="21"/>
+          <w:lang w:eastAsia="en-IN" w:bidi="gu-IN"/>
+          <w14:ligatures w14:val="none"/>
+        </w:rPr>
+        <w:t>;</w:t>
+      </w:r>
+    </w:p>
+    <w:p>
+      <w:pPr>
+        <w:shd w:val="clear" w:color="auto" w:fill="23272E"/>
+        <w:spacing w:after="0" w:line="285" w:lineRule="atLeast"/>
+        <w:rPr>
+          <w:rFonts w:ascii="Consolas" w:eastAsia="Times New Roman" w:hAnsi="Consolas" w:cs="Times New Roman"/>
+          <w:color w:val="ABB2BF"/>
+          <w:kern w:val="0"/>
+          <w:sz w:val="21"/>
+          <w:szCs w:val="21"/>
+          <w:lang w:eastAsia="en-IN" w:bidi="gu-IN"/>
+          <w14:ligatures w14:val="none"/>
+        </w:rPr>
+      </w:pPr>
+      <w:r>
+        <w:rPr>
+          <w:rFonts w:ascii="Consolas" w:eastAsia="Times New Roman" w:hAnsi="Consolas" w:cs="Times New Roman"/>
+          <w:color w:val="E5C07B"/>
+          <w:kern w:val="0"/>
+          <w:sz w:val="21"/>
+          <w:szCs w:val="21"/>
+          <w:lang w:eastAsia="en-IN" w:bidi="gu-IN"/>
+          <w14:ligatures w14:val="none"/>
+        </w:rPr>
+        <w:t>console</w:t>
+      </w:r>
+      <w:r>
+        <w:rPr>
+          <w:rFonts w:ascii="Consolas" w:eastAsia="Times New Roman" w:hAnsi="Consolas" w:cs="Times New Roman"/>
+          <w:color w:val="ABB2BF"/>
+          <w:kern w:val="0"/>
+          <w:sz w:val="21"/>
+          <w:szCs w:val="21"/>
+          <w:lang w:eastAsia="en-IN" w:bidi="gu-IN"/>
+          <w14:ligatures w14:val="none"/>
+        </w:rPr>
+        <w:t>.</w:t>
+      </w:r>
+      <w:r>
+        <w:rPr>
+          <w:rFonts w:ascii="Consolas" w:eastAsia="Times New Roman" w:hAnsi="Consolas" w:cs="Times New Roman"/>
+          <w:color w:val="61AFEF"/>
+          <w:kern w:val="0"/>
+          <w:sz w:val="21"/>
+          <w:szCs w:val="21"/>
+          <w:lang w:eastAsia="en-IN" w:bidi="gu-IN"/>
+          <w14:ligatures w14:val="none"/>
+        </w:rPr>
+        <w:t>log</w:t>
+      </w:r>
+      <w:r>
+        <w:rPr>
+          <w:rFonts w:ascii="Consolas" w:eastAsia="Times New Roman" w:hAnsi="Consolas" w:cs="Times New Roman"/>
+          <w:color w:val="ABB2BF"/>
+          <w:kern w:val="0"/>
+          <w:sz w:val="21"/>
+          <w:szCs w:val="21"/>
+          <w:lang w:eastAsia="en-IN" w:bidi="gu-IN"/>
+          <w14:ligatures w14:val="none"/>
+        </w:rPr>
+        <w:t>(</w:t>
+      </w:r>
+      <w:r>
+        <w:rPr>
+          <w:rFonts w:ascii="Consolas" w:eastAsia="Times New Roman" w:hAnsi="Consolas" w:cs="Times New Roman"/>
+          <w:color w:val="E06C75"/>
+          <w:kern w:val="0"/>
+          <w:sz w:val="21"/>
+          <w:szCs w:val="21"/>
+          <w:lang w:eastAsia="en-IN" w:bidi="gu-IN"/>
+          <w14:ligatures w14:val="none"/>
+        </w:rPr>
+        <w:t>massage3</w:t>
+      </w:r>
+      <w:r>
+        <w:rPr>
+          <w:rFonts w:ascii="Consolas" w:eastAsia="Times New Roman" w:hAnsi="Consolas" w:cs="Times New Roman"/>
+          <w:color w:val="ABB2BF"/>
+          <w:kern w:val="0"/>
+          <w:sz w:val="21"/>
+          <w:szCs w:val="21"/>
+          <w:lang w:eastAsia="en-IN" w:bidi="gu-IN"/>
+          <w14:ligatures w14:val="none"/>
+        </w:rPr>
+        <w:t xml:space="preserve">); </w:t>
+      </w:r>
+      <w:r>
+        <w:rPr>
+          <w:rFonts w:ascii="Consolas" w:eastAsia="Times New Roman" w:hAnsi="Consolas" w:cs="Times New Roman"/>
+          <w:color w:val="7F848E"/>
+          <w:kern w:val="0"/>
+          <w:sz w:val="21"/>
+          <w:szCs w:val="21"/>
+          <w:lang w:eastAsia="en-IN" w:bidi="gu-IN"/>
+          <w14:ligatures w14:val="none"/>
+        </w:rPr>
+        <w:t>// Hello from var</w:t>
+      </w:r>
+    </w:p>
+    <w:p>
+      <w:pPr>
+        <w:shd w:val="clear" w:color="auto" w:fill="23272E"/>
+        <w:spacing w:after="0" w:line="285" w:lineRule="atLeast"/>
+        <w:rPr>
+          <w:rFonts w:ascii="Consolas" w:eastAsia="Times New Roman" w:hAnsi="Consolas" w:cs="Times New Roman"/>
+          <w:color w:val="ABB2BF"/>
+          <w:kern w:val="0"/>
+          <w:sz w:val="21"/>
+          <w:szCs w:val="21"/>
+          <w:lang w:eastAsia="en-IN" w:bidi="gu-IN"/>
+          <w14:ligatures w14:val="none"/>
+        </w:rPr>
+      </w:pPr>
+    </w:p>
+    <w:p>
+      <w:pPr>
+        <w:shd w:val="clear" w:color="auto" w:fill="23272E"/>
+        <w:spacing w:after="0" w:line="285" w:lineRule="atLeast"/>
+        <w:rPr>
+          <w:rFonts w:ascii="Consolas" w:eastAsia="Times New Roman" w:hAnsi="Consolas" w:cs="Times New Roman"/>
+          <w:color w:val="ABB2BF"/>
+          <w:kern w:val="0"/>
+          <w:sz w:val="21"/>
+          <w:szCs w:val="21"/>
+          <w:lang w:eastAsia="en-IN" w:bidi="gu-IN"/>
+          <w14:ligatures w14:val="none"/>
+        </w:rPr>
+      </w:pPr>
+      <w:r>
+        <w:rPr>
+          <w:rFonts w:ascii="Consolas" w:eastAsia="Times New Roman" w:hAnsi="Consolas" w:cs="Times New Roman"/>
+          <w:color w:val="7F848E"/>
+          <w:kern w:val="0"/>
+          <w:sz w:val="21"/>
+          <w:szCs w:val="21"/>
+          <w:lang w:eastAsia="en-IN" w:bidi="gu-IN"/>
+          <w14:ligatures w14:val="none"/>
+        </w:rPr>
+        <w:t>// try to update variable value:</w:t>
+      </w:r>
+    </w:p>
+    <w:p>
+      <w:pPr>
+        <w:shd w:val="clear" w:color="auto" w:fill="23272E"/>
+        <w:spacing w:after="0" w:line="285" w:lineRule="atLeast"/>
+        <w:rPr>
+          <w:rFonts w:ascii="Consolas" w:eastAsia="Times New Roman" w:hAnsi="Consolas" w:cs="Times New Roman"/>
+          <w:color w:val="ABB2BF"/>
+          <w:kern w:val="0"/>
+          <w:sz w:val="21"/>
+          <w:szCs w:val="21"/>
+          <w:lang w:eastAsia="en-IN" w:bidi="gu-IN"/>
+          <w14:ligatures w14:val="none"/>
+        </w:rPr>
+      </w:pPr>
+      <w:r>
+        <w:rPr>
+          <w:rFonts w:ascii="Consolas" w:eastAsia="Times New Roman" w:hAnsi="Consolas" w:cs="Times New Roman"/>
+          <w:color w:val="E06C75"/>
+          <w:kern w:val="0"/>
+          <w:sz w:val="21"/>
+          <w:szCs w:val="21"/>
+          <w:lang w:eastAsia="en-IN" w:bidi="gu-IN"/>
+          <w14:ligatures w14:val="none"/>
+        </w:rPr>
+        <w:t>massage3</w:t>
+      </w:r>
+      <w:r>
+        <w:rPr>
+          <w:rFonts w:ascii="Consolas" w:eastAsia="Times New Roman" w:hAnsi="Consolas" w:cs="Times New Roman"/>
+          <w:color w:val="ABB2BF"/>
+          <w:kern w:val="0"/>
+          <w:sz w:val="21"/>
+          <w:szCs w:val="21"/>
+          <w:lang w:eastAsia="en-IN" w:bidi="gu-IN"/>
+          <w14:ligatures w14:val="none"/>
+        </w:rPr>
+        <w:t xml:space="preserve"> </w:t>
+      </w:r>
+      <w:r>
+        <w:rPr>
+          <w:rFonts w:ascii="Consolas" w:eastAsia="Times New Roman" w:hAnsi="Consolas" w:cs="Times New Roman"/>
+          <w:color w:val="56B6C2"/>
+          <w:kern w:val="0"/>
+          <w:sz w:val="21"/>
+          <w:szCs w:val="21"/>
+          <w:lang w:eastAsia="en-IN" w:bidi="gu-IN"/>
+          <w14:ligatures w14:val="none"/>
+        </w:rPr>
+        <w:t>=</w:t>
+      </w:r>
+      <w:r>
+        <w:rPr>
+          <w:rFonts w:ascii="Consolas" w:eastAsia="Times New Roman" w:hAnsi="Consolas" w:cs="Times New Roman"/>
+          <w:color w:val="ABB2BF"/>
+          <w:kern w:val="0"/>
+          <w:sz w:val="21"/>
+          <w:szCs w:val="21"/>
+          <w:lang w:eastAsia="en-IN" w:bidi="gu-IN"/>
+          <w14:ligatures w14:val="none"/>
+        </w:rPr>
+        <w:t xml:space="preserve"> </w:t>
+      </w:r>
+      <w:r>
+        <w:rPr>
+          <w:rFonts w:ascii="Consolas" w:eastAsia="Times New Roman" w:hAnsi="Consolas" w:cs="Times New Roman"/>
+          <w:color w:val="98C379"/>
+          <w:kern w:val="0"/>
+          <w:sz w:val="21"/>
+          <w:szCs w:val="21"/>
+          <w:lang w:eastAsia="en-IN" w:bidi="gu-IN"/>
+          <w14:ligatures w14:val="none"/>
+        </w:rPr>
+        <w:t>"How are you?"</w:t>
+      </w:r>
+      <w:r>
+        <w:rPr>
+          <w:rFonts w:ascii="Consolas" w:eastAsia="Times New Roman" w:hAnsi="Consolas" w:cs="Times New Roman"/>
+          <w:color w:val="ABB2BF"/>
+          <w:kern w:val="0"/>
+          <w:sz w:val="21"/>
+          <w:szCs w:val="21"/>
+          <w:lang w:eastAsia="en-IN" w:bidi="gu-IN"/>
+          <w14:ligatures w14:val="none"/>
+        </w:rPr>
+        <w:t>;</w:t>
+      </w:r>
+    </w:p>
+    <w:p>
+      <w:pPr>
+        <w:shd w:val="clear" w:color="auto" w:fill="23272E"/>
+        <w:spacing w:after="0" w:line="285" w:lineRule="atLeast"/>
+        <w:rPr>
+          <w:rFonts w:ascii="Consolas" w:eastAsia="Times New Roman" w:hAnsi="Consolas" w:cs="Times New Roman"/>
+          <w:color w:val="ABB2BF"/>
+          <w:kern w:val="0"/>
+          <w:sz w:val="21"/>
+          <w:szCs w:val="21"/>
+          <w:lang w:eastAsia="en-IN" w:bidi="gu-IN"/>
+          <w14:ligatures w14:val="none"/>
+        </w:rPr>
+      </w:pPr>
+      <w:r>
+        <w:rPr>
+          <w:rFonts w:ascii="Consolas" w:eastAsia="Times New Roman" w:hAnsi="Consolas" w:cs="Times New Roman"/>
+          <w:color w:val="E5C07B"/>
+          <w:kern w:val="0"/>
+          <w:sz w:val="21"/>
+          <w:szCs w:val="21"/>
+          <w:lang w:eastAsia="en-IN" w:bidi="gu-IN"/>
+          <w14:ligatures w14:val="none"/>
+        </w:rPr>
+        <w:t>console</w:t>
+      </w:r>
+      <w:r>
+        <w:rPr>
+          <w:rFonts w:ascii="Consolas" w:eastAsia="Times New Roman" w:hAnsi="Consolas" w:cs="Times New Roman"/>
+          <w:color w:val="ABB2BF"/>
+          <w:kern w:val="0"/>
+          <w:sz w:val="21"/>
+          <w:szCs w:val="21"/>
+          <w:lang w:eastAsia="en-IN" w:bidi="gu-IN"/>
+          <w14:ligatures w14:val="none"/>
+        </w:rPr>
+        <w:t>.</w:t>
+      </w:r>
+      <w:r>
+        <w:rPr>
+          <w:rFonts w:ascii="Consolas" w:eastAsia="Times New Roman" w:hAnsi="Consolas" w:cs="Times New Roman"/>
+          <w:color w:val="61AFEF"/>
+          <w:kern w:val="0"/>
+          <w:sz w:val="21"/>
+          <w:szCs w:val="21"/>
+          <w:lang w:eastAsia="en-IN" w:bidi="gu-IN"/>
+          <w14:ligatures w14:val="none"/>
+        </w:rPr>
+        <w:t>log</w:t>
+      </w:r>
+      <w:r>
+        <w:rPr>
+          <w:rFonts w:ascii="Consolas" w:eastAsia="Times New Roman" w:hAnsi="Consolas" w:cs="Times New Roman"/>
+          <w:color w:val="ABB2BF"/>
+          <w:kern w:val="0"/>
+          <w:sz w:val="21"/>
+          <w:szCs w:val="21"/>
+          <w:lang w:eastAsia="en-IN" w:bidi="gu-IN"/>
+          <w14:ligatures w14:val="none"/>
+        </w:rPr>
+        <w:t>(</w:t>
+      </w:r>
+      <w:r>
+        <w:rPr>
+          <w:rFonts w:ascii="Consolas" w:eastAsia="Times New Roman" w:hAnsi="Consolas" w:cs="Times New Roman"/>
+          <w:color w:val="E06C75"/>
+          <w:kern w:val="0"/>
+          <w:sz w:val="21"/>
+          <w:szCs w:val="21"/>
+          <w:lang w:eastAsia="en-IN" w:bidi="gu-IN"/>
+          <w14:ligatures w14:val="none"/>
+        </w:rPr>
+        <w:t>massage3</w:t>
+      </w:r>
+      <w:r>
+        <w:rPr>
+          <w:rFonts w:ascii="Consolas" w:eastAsia="Times New Roman" w:hAnsi="Consolas" w:cs="Times New Roman"/>
+          <w:color w:val="ABB2BF"/>
+          <w:kern w:val="0"/>
+          <w:sz w:val="21"/>
+          <w:szCs w:val="21"/>
+          <w:lang w:eastAsia="en-IN" w:bidi="gu-IN"/>
+          <w14:ligatures w14:val="none"/>
+        </w:rPr>
+        <w:t xml:space="preserve">); </w:t>
+      </w:r>
+      <w:r>
+        <w:rPr>
+          <w:rFonts w:ascii="Consolas" w:eastAsia="Times New Roman" w:hAnsi="Consolas" w:cs="Times New Roman"/>
+          <w:color w:val="7F848E"/>
+          <w:kern w:val="0"/>
+          <w:sz w:val="21"/>
+          <w:szCs w:val="21"/>
+          <w:lang w:eastAsia="en-IN" w:bidi="gu-IN"/>
+          <w14:ligatures w14:val="none"/>
+        </w:rPr>
+        <w:t>// How are you?</w:t>
+      </w:r>
+    </w:p>
+    <w:p>
+      <w:pPr>
+        <w:shd w:val="clear" w:color="auto" w:fill="23272E"/>
+        <w:spacing w:after="0" w:line="285" w:lineRule="atLeast"/>
+        <w:rPr>
+          <w:rFonts w:ascii="Consolas" w:eastAsia="Times New Roman" w:hAnsi="Consolas" w:cs="Times New Roman"/>
+          <w:color w:val="ABB2BF"/>
+          <w:kern w:val="0"/>
+          <w:sz w:val="21"/>
+          <w:szCs w:val="21"/>
+          <w:lang w:eastAsia="en-IN" w:bidi="gu-IN"/>
+          <w14:ligatures w14:val="none"/>
+        </w:rPr>
+      </w:pPr>
+    </w:p>
+    <w:p>
+      <w:pPr>
+        <w:shd w:val="clear" w:color="auto" w:fill="23272E"/>
+        <w:spacing w:after="0" w:line="285" w:lineRule="atLeast"/>
+        <w:rPr>
+          <w:rFonts w:ascii="Consolas" w:eastAsia="Times New Roman" w:hAnsi="Consolas" w:cs="Times New Roman"/>
+          <w:color w:val="ABB2BF"/>
+          <w:kern w:val="0"/>
+          <w:sz w:val="21"/>
+          <w:szCs w:val="21"/>
+          <w:lang w:eastAsia="en-IN" w:bidi="gu-IN"/>
+          <w14:ligatures w14:val="none"/>
+        </w:rPr>
+      </w:pPr>
+      <w:r>
+        <w:rPr>
+          <w:rFonts w:ascii="Consolas" w:eastAsia="Times New Roman" w:hAnsi="Consolas" w:cs="Times New Roman"/>
+          <w:color w:val="7F848E"/>
+          <w:kern w:val="0"/>
+          <w:sz w:val="21"/>
+          <w:szCs w:val="21"/>
+          <w:lang w:eastAsia="en-IN" w:bidi="gu-IN"/>
+          <w14:ligatures w14:val="none"/>
+        </w:rPr>
+        <w:t>// try to redeclare variable:</w:t>
+      </w:r>
+    </w:p>
+    <w:p>
+      <w:pPr>
+        <w:shd w:val="clear" w:color="auto" w:fill="23272E"/>
+        <w:spacing w:after="0" w:line="285" w:lineRule="atLeast"/>
+        <w:rPr>
+          <w:rFonts w:ascii="Consolas" w:eastAsia="Times New Roman" w:hAnsi="Consolas" w:cs="Times New Roman"/>
+          <w:color w:val="ABB2BF"/>
+          <w:kern w:val="0"/>
+          <w:sz w:val="21"/>
+          <w:szCs w:val="21"/>
+          <w:lang w:eastAsia="en-IN" w:bidi="gu-IN"/>
+          <w14:ligatures w14:val="none"/>
+        </w:rPr>
+      </w:pPr>
+      <w:r>
+        <w:rPr>
+          <w:rFonts w:ascii="Consolas" w:eastAsia="Times New Roman" w:hAnsi="Consolas" w:cs="Times New Roman"/>
+          <w:color w:val="C678DD"/>
+          <w:kern w:val="0"/>
+          <w:sz w:val="21"/>
+          <w:szCs w:val="21"/>
+          <w:lang w:eastAsia="en-IN" w:bidi="gu-IN"/>
+          <w14:ligatures w14:val="none"/>
+        </w:rPr>
+        <w:t>var</w:t>
+      </w:r>
+      <w:r>
+        <w:rPr>
+          <w:rFonts w:ascii="Consolas" w:eastAsia="Times New Roman" w:hAnsi="Consolas" w:cs="Times New Roman"/>
+          <w:color w:val="ABB2BF"/>
+          <w:kern w:val="0"/>
+          <w:sz w:val="21"/>
+          <w:szCs w:val="21"/>
+          <w:lang w:eastAsia="en-IN" w:bidi="gu-IN"/>
+          <w14:ligatures w14:val="none"/>
+        </w:rPr>
+        <w:t xml:space="preserve"> </w:t>
+      </w:r>
+      <w:r>
+        <w:rPr>
+          <w:rFonts w:ascii="Consolas" w:eastAsia="Times New Roman" w:hAnsi="Consolas" w:cs="Times New Roman"/>
+          <w:color w:val="E06C75"/>
+          <w:kern w:val="0"/>
+          <w:sz w:val="21"/>
+          <w:szCs w:val="21"/>
+          <w:lang w:eastAsia="en-IN" w:bidi="gu-IN"/>
+          <w14:ligatures w14:val="none"/>
+        </w:rPr>
+        <w:t>massage3</w:t>
+      </w:r>
+      <w:r>
+        <w:rPr>
+          <w:rFonts w:ascii="Consolas" w:eastAsia="Times New Roman" w:hAnsi="Consolas" w:cs="Times New Roman"/>
+          <w:color w:val="ABB2BF"/>
+          <w:kern w:val="0"/>
+          <w:sz w:val="21"/>
+          <w:szCs w:val="21"/>
+          <w:lang w:eastAsia="en-IN" w:bidi="gu-IN"/>
+          <w14:ligatures w14:val="none"/>
+        </w:rPr>
+        <w:t xml:space="preserve"> </w:t>
+      </w:r>
+      <w:r>
+        <w:rPr>
+          <w:rFonts w:ascii="Consolas" w:eastAsia="Times New Roman" w:hAnsi="Consolas" w:cs="Times New Roman"/>
+          <w:color w:val="56B6C2"/>
+          <w:kern w:val="0"/>
+          <w:sz w:val="21"/>
+          <w:szCs w:val="21"/>
+          <w:lang w:eastAsia="en-IN" w:bidi="gu-IN"/>
+          <w14:ligatures w14:val="none"/>
+        </w:rPr>
+        <w:t>=</w:t>
+      </w:r>
+      <w:r>
+        <w:rPr>
+          <w:rFonts w:ascii="Consolas" w:eastAsia="Times New Roman" w:hAnsi="Consolas" w:cs="Times New Roman"/>
+          <w:color w:val="ABB2BF"/>
+          <w:kern w:val="0"/>
+          <w:sz w:val="21"/>
+          <w:szCs w:val="21"/>
+          <w:lang w:eastAsia="en-IN" w:bidi="gu-IN"/>
+          <w14:ligatures w14:val="none"/>
+        </w:rPr>
+        <w:t xml:space="preserve"> </w:t>
+      </w:r>
+      <w:r>
+        <w:rPr>
+          <w:rFonts w:ascii="Consolas" w:eastAsia="Times New Roman" w:hAnsi="Consolas" w:cs="Times New Roman"/>
+          <w:color w:val="98C379"/>
+          <w:kern w:val="0"/>
+          <w:sz w:val="21"/>
+          <w:szCs w:val="21"/>
+          <w:lang w:eastAsia="en-IN" w:bidi="gu-IN"/>
+          <w14:ligatures w14:val="none"/>
+        </w:rPr>
+        <w:t>"I am fine"</w:t>
+      </w:r>
+      <w:r>
+        <w:rPr>
+          <w:rFonts w:ascii="Consolas" w:eastAsia="Times New Roman" w:hAnsi="Consolas" w:cs="Times New Roman"/>
+          <w:color w:val="ABB2BF"/>
+          <w:kern w:val="0"/>
+          <w:sz w:val="21"/>
+          <w:szCs w:val="21"/>
+          <w:lang w:eastAsia="en-IN" w:bidi="gu-IN"/>
+          <w14:ligatures w14:val="none"/>
+        </w:rPr>
+        <w:t>;</w:t>
+      </w:r>
+    </w:p>
+    <w:p>
+      <w:pPr>
+        <w:shd w:val="clear" w:color="auto" w:fill="23272E"/>
+        <w:spacing w:after="0" w:line="285" w:lineRule="atLeast"/>
+        <w:rPr>
+          <w:rFonts w:ascii="Consolas" w:eastAsia="Times New Roman" w:hAnsi="Consolas" w:cs="Times New Roman"/>
+          <w:color w:val="7F848E"/>
+          <w:kern w:val="0"/>
+          <w:sz w:val="21"/>
+          <w:szCs w:val="21"/>
+          <w:lang w:eastAsia="en-IN" w:bidi="gu-IN"/>
+          <w14:ligatures w14:val="none"/>
+        </w:rPr>
+      </w:pPr>
+      <w:r>
+        <w:rPr>
+          <w:rFonts w:ascii="Consolas" w:eastAsia="Times New Roman" w:hAnsi="Consolas" w:cs="Times New Roman"/>
+          <w:color w:val="E5C07B"/>
+          <w:kern w:val="0"/>
+          <w:sz w:val="21"/>
+          <w:szCs w:val="21"/>
+          <w:lang w:eastAsia="en-IN" w:bidi="gu-IN"/>
+          <w14:ligatures w14:val="none"/>
+        </w:rPr>
+        <w:t>console</w:t>
+      </w:r>
+      <w:r>
+        <w:rPr>
+          <w:rFonts w:ascii="Consolas" w:eastAsia="Times New Roman" w:hAnsi="Consolas" w:cs="Times New Roman"/>
+          <w:color w:val="ABB2BF"/>
+          <w:kern w:val="0"/>
+          <w:sz w:val="21"/>
+          <w:szCs w:val="21"/>
+          <w:lang w:eastAsia="en-IN" w:bidi="gu-IN"/>
+          <w14:ligatures w14:val="none"/>
+        </w:rPr>
+        <w:t>.</w:t>
+      </w:r>
+      <w:r>
+        <w:rPr>
+          <w:rFonts w:ascii="Consolas" w:eastAsia="Times New Roman" w:hAnsi="Consolas" w:cs="Times New Roman"/>
+          <w:color w:val="61AFEF"/>
+          <w:kern w:val="0"/>
+          <w:sz w:val="21"/>
+          <w:szCs w:val="21"/>
+          <w:lang w:eastAsia="en-IN" w:bidi="gu-IN"/>
+          <w14:ligatures w14:val="none"/>
+        </w:rPr>
+        <w:t>log</w:t>
+      </w:r>
+      <w:r>
+        <w:rPr>
+          <w:rFonts w:ascii="Consolas" w:eastAsia="Times New Roman" w:hAnsi="Consolas" w:cs="Times New Roman"/>
+          <w:color w:val="ABB2BF"/>
+          <w:kern w:val="0"/>
+          <w:sz w:val="21"/>
+          <w:szCs w:val="21"/>
+          <w:lang w:eastAsia="en-IN" w:bidi="gu-IN"/>
+          <w14:ligatures w14:val="none"/>
+        </w:rPr>
+        <w:t>(</w:t>
+      </w:r>
+      <w:r>
+        <w:rPr>
+          <w:rFonts w:ascii="Consolas" w:eastAsia="Times New Roman" w:hAnsi="Consolas" w:cs="Times New Roman"/>
+          <w:color w:val="E06C75"/>
+          <w:kern w:val="0"/>
+          <w:sz w:val="21"/>
+          <w:szCs w:val="21"/>
+          <w:lang w:eastAsia="en-IN" w:bidi="gu-IN"/>
+          <w14:ligatures w14:val="none"/>
+        </w:rPr>
+        <w:t>massage3</w:t>
+      </w:r>
+      <w:r>
+        <w:rPr>
+          <w:rFonts w:ascii="Consolas" w:eastAsia="Times New Roman" w:hAnsi="Consolas" w:cs="Times New Roman"/>
+          <w:color w:val="ABB2BF"/>
+          <w:kern w:val="0"/>
+          <w:sz w:val="21"/>
+          <w:szCs w:val="21"/>
+          <w:lang w:eastAsia="en-IN" w:bidi="gu-IN"/>
+          <w14:ligatures w14:val="none"/>
+        </w:rPr>
+        <w:t xml:space="preserve">); </w:t>
+      </w:r>
+      <w:r>
+        <w:rPr>
+          <w:rFonts w:ascii="Consolas" w:eastAsia="Times New Roman" w:hAnsi="Consolas" w:cs="Times New Roman"/>
+          <w:color w:val="7F848E"/>
+          <w:kern w:val="0"/>
+          <w:sz w:val="21"/>
+          <w:szCs w:val="21"/>
+          <w:lang w:eastAsia="en-IN" w:bidi="gu-IN"/>
+          <w14:ligatures w14:val="none"/>
+        </w:rPr>
+        <w:t>// I am fine</w:t>
+      </w:r>
+    </w:p>
+    <w:p>
+      <w:pPr>
+        <w:pStyle w:val="ListParagraph"/>
+        <w:rPr>
+          <w:rFonts w:ascii="Times New Roman" w:hAnsi="Times New Roman" w:cs="Times New Roman"/>
+          <w:b/>
+          <w:bCs/>
+        </w:rPr>
+      </w:pPr>
+    </w:p>
+    <w:p>
+      <w:pPr>
+        <w:pStyle w:val="ListParagraph"/>
+        <w:rPr>
+          <w:rFonts w:ascii="Times New Roman" w:hAnsi="Times New Roman" w:cs="Times New Roman"/>
+          <w:b/>
+          <w:bCs/>
+          <w:lang w:val="en-US"/>
+        </w:rPr>
+      </w:pPr>
+      <w:r>
+        <w:rPr>
+          <w:rFonts w:ascii="Times New Roman" w:hAnsi="Times New Roman" w:cs="Times New Roman"/>
+          <w:b/>
+          <w:bCs/>
+          <w:lang w:val="en-US"/>
+        </w:rPr>
+        <w:t>for difference 3):</w:t>
+      </w:r>
+    </w:p>
+    <w:p>
+      <w:pPr>
+        <w:shd w:val="clear" w:color="auto" w:fill="23272E"/>
+        <w:spacing w:after="0" w:line="285" w:lineRule="atLeast"/>
+        <w:rPr>
+          <w:rFonts w:ascii="Consolas" w:eastAsia="Times New Roman" w:hAnsi="Consolas" w:cs="Times New Roman"/>
+          <w:color w:val="ABB2BF"/>
+          <w:kern w:val="0"/>
+          <w:sz w:val="21"/>
+          <w:szCs w:val="21"/>
+          <w:lang w:eastAsia="en-IN" w:bidi="gu-IN"/>
+          <w14:ligatures w14:val="none"/>
+        </w:rPr>
+      </w:pPr>
+    </w:p>
+    <w:p>
+      <w:pPr>
+        <w:shd w:val="clear" w:color="auto" w:fill="23272E"/>
+        <w:spacing w:after="0" w:line="285" w:lineRule="atLeast"/>
+        <w:rPr>
+          <w:rFonts w:ascii="Consolas" w:eastAsia="Times New Roman" w:hAnsi="Consolas" w:cs="Times New Roman"/>
+          <w:color w:val="ABB2BF"/>
+          <w:kern w:val="0"/>
+          <w:sz w:val="21"/>
+          <w:szCs w:val="21"/>
+          <w:lang w:eastAsia="en-IN" w:bidi="gu-IN"/>
+          <w14:ligatures w14:val="none"/>
+        </w:rPr>
+      </w:pPr>
+      <w:r>
+        <w:rPr>
+          <w:rFonts w:ascii="Consolas" w:eastAsia="Times New Roman" w:hAnsi="Consolas" w:cs="Times New Roman"/>
+          <w:color w:val="C678DD"/>
+          <w:kern w:val="0"/>
+          <w:sz w:val="21"/>
+          <w:szCs w:val="21"/>
+          <w:lang w:eastAsia="en-IN" w:bidi="gu-IN"/>
+          <w14:ligatures w14:val="none"/>
+        </w:rPr>
+        <w:t>var</w:t>
+      </w:r>
+      <w:r>
+        <w:rPr>
+          <w:rFonts w:ascii="Consolas" w:eastAsia="Times New Roman" w:hAnsi="Consolas" w:cs="Times New Roman"/>
+          <w:color w:val="ABB2BF"/>
+          <w:kern w:val="0"/>
+          <w:sz w:val="21"/>
+          <w:szCs w:val="21"/>
+          <w:lang w:eastAsia="en-IN" w:bidi="gu-IN"/>
+          <w14:ligatures w14:val="none"/>
+        </w:rPr>
+        <w:t xml:space="preserve"> </w:t>
+      </w:r>
+      <w:r>
+        <w:rPr>
+          <w:rFonts w:ascii="Consolas" w:eastAsia="Times New Roman" w:hAnsi="Consolas" w:cs="Times New Roman"/>
+          <w:color w:val="E06C75"/>
+          <w:kern w:val="0"/>
+          <w:sz w:val="21"/>
+          <w:szCs w:val="21"/>
+          <w:lang w:eastAsia="en-IN" w:bidi="gu-IN"/>
+          <w14:ligatures w14:val="none"/>
+        </w:rPr>
+        <w:t>first</w:t>
+      </w:r>
+      <w:r>
+        <w:rPr>
+          <w:rFonts w:ascii="Consolas" w:eastAsia="Times New Roman" w:hAnsi="Consolas" w:cs="Times New Roman"/>
+          <w:color w:val="ABB2BF"/>
+          <w:kern w:val="0"/>
+          <w:sz w:val="21"/>
+          <w:szCs w:val="21"/>
+          <w:lang w:eastAsia="en-IN" w:bidi="gu-IN"/>
+          <w14:ligatures w14:val="none"/>
+        </w:rPr>
+        <w:t>;</w:t>
+      </w:r>
+    </w:p>
+    <w:p>
+      <w:pPr>
+        <w:shd w:val="clear" w:color="auto" w:fill="23272E"/>
+        <w:spacing w:after="0" w:line="285" w:lineRule="atLeast"/>
+        <w:rPr>
+          <w:rFonts w:ascii="Consolas" w:eastAsia="Times New Roman" w:hAnsi="Consolas" w:cs="Times New Roman"/>
+          <w:color w:val="ABB2BF"/>
+          <w:kern w:val="0"/>
+          <w:sz w:val="21"/>
+          <w:szCs w:val="21"/>
+          <w:lang w:eastAsia="en-IN" w:bidi="gu-IN"/>
+          <w14:ligatures w14:val="none"/>
+        </w:rPr>
+      </w:pPr>
+      <w:r>
+        <w:rPr>
+          <w:rFonts w:ascii="Consolas" w:eastAsia="Times New Roman" w:hAnsi="Consolas" w:cs="Times New Roman"/>
+          <w:color w:val="E5C07B"/>
+          <w:kern w:val="0"/>
+          <w:sz w:val="21"/>
+          <w:szCs w:val="21"/>
+          <w:lang w:eastAsia="en-IN" w:bidi="gu-IN"/>
+          <w14:ligatures w14:val="none"/>
+        </w:rPr>
+        <w:t>console</w:t>
+      </w:r>
+      <w:r>
+        <w:rPr>
+          <w:rFonts w:ascii="Consolas" w:eastAsia="Times New Roman" w:hAnsi="Consolas" w:cs="Times New Roman"/>
+          <w:color w:val="ABB2BF"/>
+          <w:kern w:val="0"/>
+          <w:sz w:val="21"/>
+          <w:szCs w:val="21"/>
+          <w:lang w:eastAsia="en-IN" w:bidi="gu-IN"/>
+          <w14:ligatures w14:val="none"/>
+        </w:rPr>
+        <w:t>.</w:t>
+      </w:r>
+      <w:r>
+        <w:rPr>
+          <w:rFonts w:ascii="Consolas" w:eastAsia="Times New Roman" w:hAnsi="Consolas" w:cs="Times New Roman"/>
+          <w:color w:val="61AFEF"/>
+          <w:kern w:val="0"/>
+          <w:sz w:val="21"/>
+          <w:szCs w:val="21"/>
+          <w:lang w:eastAsia="en-IN" w:bidi="gu-IN"/>
+          <w14:ligatures w14:val="none"/>
+        </w:rPr>
+        <w:t>log</w:t>
+      </w:r>
+      <w:r>
+        <w:rPr>
+          <w:rFonts w:ascii="Consolas" w:eastAsia="Times New Roman" w:hAnsi="Consolas" w:cs="Times New Roman"/>
+          <w:color w:val="ABB2BF"/>
+          <w:kern w:val="0"/>
+          <w:sz w:val="21"/>
+          <w:szCs w:val="21"/>
+          <w:lang w:eastAsia="en-IN" w:bidi="gu-IN"/>
+          <w14:ligatures w14:val="none"/>
+        </w:rPr>
+        <w:t>(</w:t>
+      </w:r>
+      <w:r>
+        <w:rPr>
+          <w:rFonts w:ascii="Consolas" w:eastAsia="Times New Roman" w:hAnsi="Consolas" w:cs="Times New Roman"/>
+          <w:color w:val="E06C75"/>
+          <w:kern w:val="0"/>
+          <w:sz w:val="21"/>
+          <w:szCs w:val="21"/>
+          <w:lang w:eastAsia="en-IN" w:bidi="gu-IN"/>
+          <w14:ligatures w14:val="none"/>
+        </w:rPr>
+        <w:t>first</w:t>
+      </w:r>
+      <w:r>
+        <w:rPr>
+          <w:rFonts w:ascii="Consolas" w:eastAsia="Times New Roman" w:hAnsi="Consolas" w:cs="Times New Roman"/>
+          <w:color w:val="ABB2BF"/>
+          <w:kern w:val="0"/>
+          <w:sz w:val="21"/>
+          <w:szCs w:val="21"/>
+          <w:lang w:eastAsia="en-IN" w:bidi="gu-IN"/>
+          <w14:ligatures w14:val="none"/>
+        </w:rPr>
+        <w:t xml:space="preserve">); </w:t>
+      </w:r>
+      <w:r>
+        <w:rPr>
+          <w:rFonts w:ascii="Consolas" w:eastAsia="Times New Roman" w:hAnsi="Consolas" w:cs="Times New Roman"/>
+          <w:color w:val="7F848E"/>
+          <w:kern w:val="0"/>
+          <w:sz w:val="21"/>
+          <w:szCs w:val="21"/>
+          <w:lang w:eastAsia="en-IN" w:bidi="gu-IN"/>
+          <w14:ligatures w14:val="none"/>
+        </w:rPr>
+        <w:t>// output: undefined</w:t>
+      </w:r>
+    </w:p>
+    <w:p>
+      <w:pPr>
+        <w:shd w:val="clear" w:color="auto" w:fill="23272E"/>
+        <w:spacing w:after="0" w:line="285" w:lineRule="atLeast"/>
+        <w:rPr>
+          <w:rFonts w:ascii="Consolas" w:eastAsia="Times New Roman" w:hAnsi="Consolas" w:cs="Times New Roman"/>
+          <w:color w:val="ABB2BF"/>
+          <w:kern w:val="0"/>
+          <w:sz w:val="21"/>
+          <w:szCs w:val="21"/>
+          <w:lang w:eastAsia="en-IN" w:bidi="gu-IN"/>
+          <w14:ligatures w14:val="none"/>
+        </w:rPr>
+      </w:pPr>
+    </w:p>
+    <w:p>
+      <w:pPr>
+        <w:shd w:val="clear" w:color="auto" w:fill="23272E"/>
+        <w:spacing w:after="0" w:line="285" w:lineRule="atLeast"/>
+        <w:rPr>
+          <w:rFonts w:ascii="Consolas" w:eastAsia="Times New Roman" w:hAnsi="Consolas" w:cs="Times New Roman"/>
+          <w:color w:val="ABB2BF"/>
+          <w:kern w:val="0"/>
+          <w:sz w:val="21"/>
+          <w:szCs w:val="21"/>
+          <w:lang w:eastAsia="en-IN" w:bidi="gu-IN"/>
+          <w14:ligatures w14:val="none"/>
+        </w:rPr>
+      </w:pPr>
+      <w:r>
+        <w:rPr>
+          <w:rFonts w:ascii="Consolas" w:eastAsia="Times New Roman" w:hAnsi="Consolas" w:cs="Times New Roman"/>
+          <w:color w:val="C678DD"/>
+          <w:kern w:val="0"/>
+          <w:sz w:val="21"/>
+          <w:szCs w:val="21"/>
+          <w:lang w:eastAsia="en-IN" w:bidi="gu-IN"/>
+          <w14:ligatures w14:val="none"/>
+        </w:rPr>
+        <w:t>let</w:t>
+      </w:r>
+      <w:r>
+        <w:rPr>
+          <w:rFonts w:ascii="Consolas" w:eastAsia="Times New Roman" w:hAnsi="Consolas" w:cs="Times New Roman"/>
+          <w:color w:val="ABB2BF"/>
+          <w:kern w:val="0"/>
+          <w:sz w:val="21"/>
+          <w:szCs w:val="21"/>
+          <w:lang w:eastAsia="en-IN" w:bidi="gu-IN"/>
+          <w14:ligatures w14:val="none"/>
+        </w:rPr>
+        <w:t xml:space="preserve"> </w:t>
+      </w:r>
+      <w:r>
+        <w:rPr>
+          <w:rFonts w:ascii="Consolas" w:eastAsia="Times New Roman" w:hAnsi="Consolas" w:cs="Times New Roman"/>
+          <w:color w:val="E06C75"/>
+          <w:kern w:val="0"/>
+          <w:sz w:val="21"/>
+          <w:szCs w:val="21"/>
+          <w:lang w:eastAsia="en-IN" w:bidi="gu-IN"/>
+          <w14:ligatures w14:val="none"/>
+        </w:rPr>
+        <w:t>second</w:t>
+      </w:r>
+      <w:r>
+        <w:rPr>
+          <w:rFonts w:ascii="Consolas" w:eastAsia="Times New Roman" w:hAnsi="Consolas" w:cs="Times New Roman"/>
+          <w:color w:val="ABB2BF"/>
+          <w:kern w:val="0"/>
+          <w:sz w:val="21"/>
+          <w:szCs w:val="21"/>
+          <w:lang w:eastAsia="en-IN" w:bidi="gu-IN"/>
+          <w14:ligatures w14:val="none"/>
+        </w:rPr>
+        <w:t>;</w:t>
+      </w:r>
+    </w:p>
+    <w:p>
+      <w:pPr>
+        <w:shd w:val="clear" w:color="auto" w:fill="23272E"/>
+        <w:spacing w:after="0" w:line="285" w:lineRule="atLeast"/>
+        <w:rPr>
+          <w:rFonts w:ascii="Consolas" w:eastAsia="Times New Roman" w:hAnsi="Consolas" w:cs="Times New Roman"/>
+          <w:color w:val="ABB2BF"/>
+          <w:kern w:val="0"/>
+          <w:sz w:val="21"/>
+          <w:szCs w:val="21"/>
+          <w:lang w:eastAsia="en-IN" w:bidi="gu-IN"/>
+          <w14:ligatures w14:val="none"/>
+        </w:rPr>
+      </w:pPr>
+      <w:r>
+        <w:rPr>
+          <w:rFonts w:ascii="Consolas" w:eastAsia="Times New Roman" w:hAnsi="Consolas" w:cs="Times New Roman"/>
+          <w:color w:val="E5C07B"/>
+          <w:kern w:val="0"/>
+          <w:sz w:val="21"/>
+          <w:szCs w:val="21"/>
+          <w:lang w:eastAsia="en-IN" w:bidi="gu-IN"/>
+          <w14:ligatures w14:val="none"/>
+        </w:rPr>
+        <w:t>console</w:t>
+      </w:r>
+      <w:r>
+        <w:rPr>
+          <w:rFonts w:ascii="Consolas" w:eastAsia="Times New Roman" w:hAnsi="Consolas" w:cs="Times New Roman"/>
+          <w:color w:val="ABB2BF"/>
+          <w:kern w:val="0"/>
+          <w:sz w:val="21"/>
+          <w:szCs w:val="21"/>
+          <w:lang w:eastAsia="en-IN" w:bidi="gu-IN"/>
+          <w14:ligatures w14:val="none"/>
+        </w:rPr>
+        <w:t>.</w:t>
+      </w:r>
+      <w:r>
+        <w:rPr>
+          <w:rFonts w:ascii="Consolas" w:eastAsia="Times New Roman" w:hAnsi="Consolas" w:cs="Times New Roman"/>
+          <w:color w:val="61AFEF"/>
+          <w:kern w:val="0"/>
+          <w:sz w:val="21"/>
+          <w:szCs w:val="21"/>
+          <w:lang w:eastAsia="en-IN" w:bidi="gu-IN"/>
+          <w14:ligatures w14:val="none"/>
+        </w:rPr>
+        <w:t>log</w:t>
+      </w:r>
+      <w:r>
+        <w:rPr>
+          <w:rFonts w:ascii="Consolas" w:eastAsia="Times New Roman" w:hAnsi="Consolas" w:cs="Times New Roman"/>
+          <w:color w:val="ABB2BF"/>
+          <w:kern w:val="0"/>
+          <w:sz w:val="21"/>
+          <w:szCs w:val="21"/>
+          <w:lang w:eastAsia="en-IN" w:bidi="gu-IN"/>
+          <w14:ligatures w14:val="none"/>
+        </w:rPr>
+        <w:t>(</w:t>
+      </w:r>
+      <w:r>
+        <w:rPr>
+          <w:rFonts w:ascii="Consolas" w:eastAsia="Times New Roman" w:hAnsi="Consolas" w:cs="Times New Roman"/>
+          <w:color w:val="E06C75"/>
+          <w:kern w:val="0"/>
+          <w:sz w:val="21"/>
+          <w:szCs w:val="21"/>
+          <w:lang w:eastAsia="en-IN" w:bidi="gu-IN"/>
+          <w14:ligatures w14:val="none"/>
+        </w:rPr>
+        <w:t>second</w:t>
+      </w:r>
+      <w:r>
+        <w:rPr>
+          <w:rFonts w:ascii="Consolas" w:eastAsia="Times New Roman" w:hAnsi="Consolas" w:cs="Times New Roman"/>
+          <w:color w:val="ABB2BF"/>
+          <w:kern w:val="0"/>
+          <w:sz w:val="21"/>
+          <w:szCs w:val="21"/>
+          <w:lang w:eastAsia="en-IN" w:bidi="gu-IN"/>
+          <w14:ligatures w14:val="none"/>
+        </w:rPr>
+        <w:t xml:space="preserve">); </w:t>
+      </w:r>
+      <w:r>
+        <w:rPr>
+          <w:rFonts w:ascii="Consolas" w:eastAsia="Times New Roman" w:hAnsi="Consolas" w:cs="Times New Roman"/>
+          <w:color w:val="7F848E"/>
+          <w:kern w:val="0"/>
+          <w:sz w:val="21"/>
+          <w:szCs w:val="21"/>
+          <w:lang w:eastAsia="en-IN" w:bidi="gu-IN"/>
+          <w14:ligatures w14:val="none"/>
+        </w:rPr>
+        <w:t>// output: undefined</w:t>
+      </w:r>
+    </w:p>
+    <w:p>
+      <w:pPr>
+        <w:shd w:val="clear" w:color="auto" w:fill="23272E"/>
+        <w:spacing w:after="0" w:line="285" w:lineRule="atLeast"/>
+        <w:rPr>
+          <w:rFonts w:ascii="Consolas" w:eastAsia="Times New Roman" w:hAnsi="Consolas" w:cs="Times New Roman"/>
+          <w:color w:val="ABB2BF"/>
+          <w:kern w:val="0"/>
+          <w:sz w:val="21"/>
+          <w:szCs w:val="21"/>
+          <w:lang w:eastAsia="en-IN" w:bidi="gu-IN"/>
+          <w14:ligatures w14:val="none"/>
+        </w:rPr>
+      </w:pPr>
+    </w:p>
+    <w:p>
+      <w:pPr>
+        <w:shd w:val="clear" w:color="auto" w:fill="23272E"/>
+        <w:spacing w:after="0" w:line="285" w:lineRule="atLeast"/>
+        <w:rPr>
+          <w:rFonts w:ascii="Consolas" w:eastAsia="Times New Roman" w:hAnsi="Consolas" w:cs="Times New Roman"/>
+          <w:color w:val="ABB2BF"/>
+          <w:kern w:val="0"/>
+          <w:sz w:val="21"/>
+          <w:szCs w:val="21"/>
+          <w:lang w:eastAsia="en-IN" w:bidi="gu-IN"/>
+          <w14:ligatures w14:val="none"/>
+        </w:rPr>
+      </w:pPr>
+      <w:r>
+        <w:rPr>
+          <w:rFonts w:ascii="Consolas" w:eastAsia="Times New Roman" w:hAnsi="Consolas" w:cs="Times New Roman"/>
+          <w:color w:val="7F848E"/>
+          <w:kern w:val="0"/>
+          <w:sz w:val="21"/>
+          <w:szCs w:val="21"/>
+          <w:lang w:eastAsia="en-IN" w:bidi="gu-IN"/>
+          <w14:ligatures w14:val="none"/>
+        </w:rPr>
+        <w:t xml:space="preserve">// </w:t>
+      </w:r>
+      <w:proofErr w:type="spellStart"/>
+      <w:r>
+        <w:rPr>
+          <w:rFonts w:ascii="Consolas" w:eastAsia="Times New Roman" w:hAnsi="Consolas" w:cs="Times New Roman"/>
+          <w:color w:val="7F848E"/>
+          <w:kern w:val="0"/>
+          <w:sz w:val="21"/>
+          <w:szCs w:val="21"/>
+          <w:lang w:eastAsia="en-IN" w:bidi="gu-IN"/>
+          <w14:ligatures w14:val="none"/>
+        </w:rPr>
+        <w:t>const</w:t>
+      </w:r>
+      <w:proofErr w:type="spellEnd"/>
+      <w:r>
+        <w:rPr>
+          <w:rFonts w:ascii="Consolas" w:eastAsia="Times New Roman" w:hAnsi="Consolas" w:cs="Times New Roman"/>
+          <w:color w:val="7F848E"/>
+          <w:kern w:val="0"/>
+          <w:sz w:val="21"/>
+          <w:szCs w:val="21"/>
+          <w:lang w:eastAsia="en-IN" w:bidi="gu-IN"/>
+          <w14:ligatures w14:val="none"/>
+        </w:rPr>
+        <w:t xml:space="preserve"> third; // output: </w:t>
+      </w:r>
+      <w:proofErr w:type="spellStart"/>
+      <w:r>
+        <w:rPr>
+          <w:rFonts w:ascii="Consolas" w:eastAsia="Times New Roman" w:hAnsi="Consolas" w:cs="Times New Roman"/>
+          <w:color w:val="7F848E"/>
+          <w:kern w:val="0"/>
+          <w:sz w:val="21"/>
+          <w:szCs w:val="21"/>
+          <w:lang w:eastAsia="en-IN" w:bidi="gu-IN"/>
+          <w14:ligatures w14:val="none"/>
+        </w:rPr>
+        <w:t>SyntaxError</w:t>
+      </w:r>
+      <w:proofErr w:type="spellEnd"/>
+      <w:r>
+        <w:rPr>
+          <w:rFonts w:ascii="Consolas" w:eastAsia="Times New Roman" w:hAnsi="Consolas" w:cs="Times New Roman"/>
+          <w:color w:val="7F848E"/>
+          <w:kern w:val="0"/>
+          <w:sz w:val="21"/>
+          <w:szCs w:val="21"/>
+          <w:lang w:eastAsia="en-IN" w:bidi="gu-IN"/>
+          <w14:ligatures w14:val="none"/>
+        </w:rPr>
+        <w:t xml:space="preserve">: Missing initializer in </w:t>
+      </w:r>
+      <w:proofErr w:type="spellStart"/>
+      <w:r>
+        <w:rPr>
+          <w:rFonts w:ascii="Consolas" w:eastAsia="Times New Roman" w:hAnsi="Consolas" w:cs="Times New Roman"/>
+          <w:color w:val="7F848E"/>
+          <w:kern w:val="0"/>
+          <w:sz w:val="21"/>
+          <w:szCs w:val="21"/>
+          <w:lang w:eastAsia="en-IN" w:bidi="gu-IN"/>
+          <w14:ligatures w14:val="none"/>
+        </w:rPr>
+        <w:t>const</w:t>
+      </w:r>
+      <w:proofErr w:type="spellEnd"/>
+      <w:r>
+        <w:rPr>
+          <w:rFonts w:ascii="Consolas" w:eastAsia="Times New Roman" w:hAnsi="Consolas" w:cs="Times New Roman"/>
+          <w:color w:val="7F848E"/>
+          <w:kern w:val="0"/>
+          <w:sz w:val="21"/>
+          <w:szCs w:val="21"/>
+          <w:lang w:eastAsia="en-IN" w:bidi="gu-IN"/>
+          <w14:ligatures w14:val="none"/>
+        </w:rPr>
+        <w:t xml:space="preserve"> declaration</w:t>
+      </w:r>
+    </w:p>
+    <w:p>
+      <w:pPr>
+        <w:shd w:val="clear" w:color="auto" w:fill="23272E"/>
+        <w:spacing w:after="0" w:line="285" w:lineRule="atLeast"/>
+        <w:rPr>
+          <w:rFonts w:ascii="Consolas" w:eastAsia="Times New Roman" w:hAnsi="Consolas" w:cs="Times New Roman"/>
+          <w:color w:val="ABB2BF"/>
+          <w:kern w:val="0"/>
+          <w:sz w:val="21"/>
+          <w:szCs w:val="21"/>
+          <w:lang w:eastAsia="en-IN" w:bidi="gu-IN"/>
+          <w14:ligatures w14:val="none"/>
+        </w:rPr>
+      </w:pPr>
+      <w:r>
+        <w:rPr>
+          <w:rFonts w:ascii="Consolas" w:eastAsia="Times New Roman" w:hAnsi="Consolas" w:cs="Times New Roman"/>
+          <w:color w:val="7F848E"/>
+          <w:kern w:val="0"/>
+          <w:sz w:val="21"/>
+          <w:szCs w:val="21"/>
+          <w:lang w:eastAsia="en-IN" w:bidi="gu-IN"/>
+          <w14:ligatures w14:val="none"/>
+        </w:rPr>
+        <w:t>// console.log(third);</w:t>
+      </w:r>
+    </w:p>
+    <w:p>
+      <w:pPr>
+        <w:shd w:val="clear" w:color="auto" w:fill="23272E"/>
+        <w:spacing w:after="0" w:line="285" w:lineRule="atLeast"/>
+        <w:rPr>
+          <w:rFonts w:ascii="Consolas" w:eastAsia="Times New Roman" w:hAnsi="Consolas" w:cs="Times New Roman"/>
+          <w:color w:val="ABB2BF"/>
+          <w:kern w:val="0"/>
+          <w:sz w:val="21"/>
+          <w:szCs w:val="21"/>
+          <w:lang w:eastAsia="en-IN" w:bidi="gu-IN"/>
+          <w14:ligatures w14:val="none"/>
+        </w:rPr>
+      </w:pPr>
+    </w:p>
+    <w:p>
+      <w:pPr>
+        <w:shd w:val="clear" w:color="auto" w:fill="23272E"/>
+        <w:spacing w:after="0" w:line="285" w:lineRule="atLeast"/>
+        <w:rPr>
+          <w:rFonts w:ascii="Consolas" w:eastAsia="Times New Roman" w:hAnsi="Consolas" w:cs="Times New Roman"/>
+          <w:color w:val="ABB2BF"/>
+          <w:kern w:val="0"/>
+          <w:sz w:val="21"/>
+          <w:szCs w:val="21"/>
+          <w:lang w:eastAsia="en-IN" w:bidi="gu-IN"/>
+          <w14:ligatures w14:val="none"/>
+        </w:rPr>
+      </w:pPr>
+      <w:r>
+        <w:rPr>
+          <w:rFonts w:ascii="Consolas" w:eastAsia="Times New Roman" w:hAnsi="Consolas" w:cs="Times New Roman"/>
+          <w:color w:val="7F848E"/>
+          <w:kern w:val="0"/>
+          <w:sz w:val="21"/>
+          <w:szCs w:val="21"/>
+          <w:lang w:eastAsia="en-IN" w:bidi="gu-IN"/>
+          <w14:ligatures w14:val="none"/>
+        </w:rPr>
+        <w:t>// =&gt; "var" and "let</w:t>
+      </w:r>
+      <w:proofErr w:type="gramStart"/>
+      <w:r>
+        <w:rPr>
+          <w:rFonts w:ascii="Consolas" w:eastAsia="Times New Roman" w:hAnsi="Consolas" w:cs="Times New Roman"/>
+          <w:color w:val="7F848E"/>
+          <w:kern w:val="0"/>
+          <w:sz w:val="21"/>
+          <w:szCs w:val="21"/>
+          <w:lang w:eastAsia="en-IN" w:bidi="gu-IN"/>
+          <w14:ligatures w14:val="none"/>
+        </w:rPr>
+        <w:t>" :</w:t>
+      </w:r>
+      <w:proofErr w:type="gramEnd"/>
+      <w:r>
+        <w:rPr>
+          <w:rFonts w:ascii="Consolas" w:eastAsia="Times New Roman" w:hAnsi="Consolas" w:cs="Times New Roman"/>
+          <w:color w:val="7F848E"/>
+          <w:kern w:val="0"/>
+          <w:sz w:val="21"/>
+          <w:szCs w:val="21"/>
+          <w:lang w:eastAsia="en-IN" w:bidi="gu-IN"/>
+          <w14:ligatures w14:val="none"/>
+        </w:rPr>
+        <w:t xml:space="preserve"> variable declared without </w:t>
+      </w:r>
+      <w:proofErr w:type="spellStart"/>
+      <w:r>
+        <w:rPr>
+          <w:rFonts w:ascii="Consolas" w:eastAsia="Times New Roman" w:hAnsi="Consolas" w:cs="Times New Roman"/>
+          <w:color w:val="7F848E"/>
+          <w:kern w:val="0"/>
+          <w:sz w:val="21"/>
+          <w:szCs w:val="21"/>
+          <w:lang w:eastAsia="en-IN" w:bidi="gu-IN"/>
+          <w14:ligatures w14:val="none"/>
+        </w:rPr>
+        <w:t>intialization</w:t>
+      </w:r>
+      <w:proofErr w:type="spellEnd"/>
+      <w:r>
+        <w:rPr>
+          <w:rFonts w:ascii="Consolas" w:eastAsia="Times New Roman" w:hAnsi="Consolas" w:cs="Times New Roman"/>
+          <w:color w:val="7F848E"/>
+          <w:kern w:val="0"/>
+          <w:sz w:val="21"/>
+          <w:szCs w:val="21"/>
+          <w:lang w:eastAsia="en-IN" w:bidi="gu-IN"/>
+          <w14:ligatures w14:val="none"/>
+        </w:rPr>
+        <w:t xml:space="preserve"> but "</w:t>
+      </w:r>
+      <w:proofErr w:type="spellStart"/>
+      <w:r>
+        <w:rPr>
+          <w:rFonts w:ascii="Consolas" w:eastAsia="Times New Roman" w:hAnsi="Consolas" w:cs="Times New Roman"/>
+          <w:color w:val="7F848E"/>
+          <w:kern w:val="0"/>
+          <w:sz w:val="21"/>
+          <w:szCs w:val="21"/>
+          <w:lang w:eastAsia="en-IN" w:bidi="gu-IN"/>
+          <w14:ligatures w14:val="none"/>
+        </w:rPr>
+        <w:t>const</w:t>
+      </w:r>
+      <w:proofErr w:type="spellEnd"/>
+      <w:r>
+        <w:rPr>
+          <w:rFonts w:ascii="Consolas" w:eastAsia="Times New Roman" w:hAnsi="Consolas" w:cs="Times New Roman"/>
+          <w:color w:val="7F848E"/>
+          <w:kern w:val="0"/>
+          <w:sz w:val="21"/>
+          <w:szCs w:val="21"/>
+          <w:lang w:eastAsia="en-IN" w:bidi="gu-IN"/>
+          <w14:ligatures w14:val="none"/>
+        </w:rPr>
+        <w:t xml:space="preserve">" variable can't be declared without </w:t>
+      </w:r>
+      <w:proofErr w:type="spellStart"/>
+      <w:r>
+        <w:rPr>
+          <w:rFonts w:ascii="Consolas" w:eastAsia="Times New Roman" w:hAnsi="Consolas" w:cs="Times New Roman"/>
+          <w:color w:val="7F848E"/>
+          <w:kern w:val="0"/>
+          <w:sz w:val="21"/>
+          <w:szCs w:val="21"/>
+          <w:lang w:eastAsia="en-IN" w:bidi="gu-IN"/>
+          <w14:ligatures w14:val="none"/>
+        </w:rPr>
+        <w:t>intialization</w:t>
+      </w:r>
+      <w:proofErr w:type="spellEnd"/>
+    </w:p>
+    <w:p>
+      <w:pPr>
+        <w:pStyle w:val="ListParagraph"/>
+        <w:rPr>
+          <w:rFonts w:ascii="Times New Roman" w:hAnsi="Times New Roman" w:cs="Times New Roman"/>
+          <w:b/>
+          <w:bCs/>
+          <w:lang w:val="en-US"/>
+        </w:rPr>
+      </w:pPr>
     </w:p>
     <w:p>
       <w:pPr>
@@ -507,14 +2995,85 @@
           <w:lang w:val="en-US"/>
         </w:rPr>
       </w:pPr>
-      <w:r>
-        <w:rPr>
-          <w:rFonts w:ascii="Times New Roman" w:hAnsi="Times New Roman" w:cs="Times New Roman"/>
-          <w:b/>
-          <w:bCs/>
-          <w:lang w:val="en-US"/>
-        </w:rPr>
-        <w:t xml:space="preserve">* not use “var” for declare variable </w:t>
+      <w:proofErr w:type="spellStart"/>
+      <w:proofErr w:type="gramStart"/>
+      <w:r>
+        <w:rPr>
+          <w:rFonts w:ascii="Times New Roman" w:hAnsi="Times New Roman" w:cs="Times New Roman"/>
+          <w:b/>
+          <w:bCs/>
+          <w:lang w:val="en-US"/>
+        </w:rPr>
+        <w:t>console.table</w:t>
+      </w:r>
+      <w:proofErr w:type="spellEnd"/>
+      <w:proofErr w:type="gramEnd"/>
+      <w:r>
+        <w:rPr>
+          <w:rFonts w:ascii="Times New Roman" w:hAnsi="Times New Roman" w:cs="Times New Roman"/>
+          <w:b/>
+          <w:bCs/>
+          <w:lang w:val="en-US"/>
+        </w:rPr>
+        <w:t xml:space="preserve">([&lt;attribute values]): </w:t>
+      </w:r>
+      <w:r>
+        <w:rPr>
+          <w:rFonts w:ascii="Times New Roman" w:hAnsi="Times New Roman" w:cs="Times New Roman"/>
+          <w:lang w:val="en-US"/>
+        </w:rPr>
+        <w:t>Print data into table format on terminal</w:t>
+      </w:r>
+      <w:r>
+        <w:rPr>
+          <w:rFonts w:ascii="Times New Roman" w:hAnsi="Times New Roman" w:cs="Times New Roman"/>
+          <w:lang w:val="en-US"/>
+        </w:rPr>
+        <w:t>.</w:t>
+      </w:r>
+    </w:p>
+    <w:p>
+      <w:pPr>
+        <w:pStyle w:val="ListParagraph"/>
+        <w:numPr>
+          <w:ilvl w:val="0"/>
+          <w:numId w:val="1"/>
+        </w:numPr>
+        <w:rPr>
+          <w:rFonts w:ascii="Times New Roman" w:hAnsi="Times New Roman" w:cs="Times New Roman"/>
+          <w:b/>
+          <w:bCs/>
+          <w:lang w:val="en-US"/>
+        </w:rPr>
+      </w:pPr>
+      <w:r>
+        <w:rPr>
+          <w:rFonts w:ascii="Times New Roman" w:hAnsi="Times New Roman" w:cs="Times New Roman"/>
+          <w:b/>
+          <w:bCs/>
+          <w:lang w:val="en-US"/>
+        </w:rPr>
+        <w:t xml:space="preserve">* </w:t>
+      </w:r>
+      <w:proofErr w:type="gramStart"/>
+      <w:r>
+        <w:rPr>
+          <w:rFonts w:ascii="Times New Roman" w:hAnsi="Times New Roman" w:cs="Times New Roman"/>
+          <w:b/>
+          <w:bCs/>
+          <w:lang w:val="en-US"/>
+        </w:rPr>
+        <w:t>not</w:t>
+      </w:r>
+      <w:proofErr w:type="gramEnd"/>
+      <w:r>
+        <w:rPr>
+          <w:rFonts w:ascii="Times New Roman" w:hAnsi="Times New Roman" w:cs="Times New Roman"/>
+          <w:b/>
+          <w:bCs/>
+          <w:lang w:val="en-US"/>
+        </w:rPr>
+        <w:t xml:space="preserve"> use “var” for declare variable </w:t>
       </w:r>
       <w:r>
         <w:rPr>
@@ -626,7 +3185,27 @@
           <w:bCs/>
           <w:lang w:val="en-US"/>
         </w:rPr>
-        <w:t xml:space="preserve">“use strict” : </w:t>
+        <w:t>“</w:t>
+      </w:r>
+      <w:proofErr w:type="gramStart"/>
+      <w:r>
+        <w:rPr>
+          <w:rFonts w:ascii="Times New Roman" w:hAnsi="Times New Roman" w:cs="Times New Roman"/>
+          <w:b/>
+          <w:bCs/>
+          <w:lang w:val="en-US"/>
+        </w:rPr>
+        <w:t>use</w:t>
+      </w:r>
+      <w:proofErr w:type="gramEnd"/>
+      <w:r>
+        <w:rPr>
+          <w:rFonts w:ascii="Times New Roman" w:hAnsi="Times New Roman" w:cs="Times New Roman"/>
+          <w:b/>
+          <w:bCs/>
+          <w:lang w:val="en-US"/>
+        </w:rPr>
+        <w:t xml:space="preserve"> strict”: </w:t>
       </w:r>
       <w:r>
         <w:rPr>
@@ -648,6 +3227,1032 @@
           <w:lang w:val="en-US"/>
         </w:rPr>
         <w:t xml:space="preserve"> after this code will be treated as newer version of JS </w:t>
+      </w:r>
+    </w:p>
+    <w:p>
+      <w:pPr>
+        <w:pStyle w:val="ListParagraph"/>
+        <w:rPr>
+          <w:rFonts w:ascii="Times New Roman" w:hAnsi="Times New Roman" w:cs="Times New Roman"/>
+          <w:b/>
+          <w:bCs/>
+          <w:lang w:val="en-US"/>
+        </w:rPr>
+      </w:pPr>
+    </w:p>
+    <w:p>
+      <w:pPr>
+        <w:pStyle w:val="ListParagraph"/>
+        <w:numPr>
+          <w:ilvl w:val="0"/>
+          <w:numId w:val="1"/>
+        </w:numPr>
+        <w:rPr>
+          <w:rFonts w:ascii="Times New Roman" w:hAnsi="Times New Roman" w:cs="Times New Roman"/>
+          <w:b/>
+          <w:bCs/>
+          <w:lang w:val="en-US"/>
+        </w:rPr>
+      </w:pPr>
+      <w:proofErr w:type="gramStart"/>
+      <w:r>
+        <w:rPr>
+          <w:rFonts w:ascii="Times New Roman" w:hAnsi="Times New Roman" w:cs="Times New Roman"/>
+          <w:b/>
+          <w:bCs/>
+          <w:lang w:val="en-US"/>
+        </w:rPr>
+        <w:t>alert(</w:t>
+      </w:r>
+      <w:proofErr w:type="gramEnd"/>
+      <w:r>
+        <w:rPr>
+          <w:rFonts w:ascii="Times New Roman" w:hAnsi="Times New Roman" w:cs="Times New Roman"/>
+          <w:b/>
+          <w:bCs/>
+          <w:lang w:val="en-US"/>
+        </w:rPr>
+        <w:t xml:space="preserve">) : </w:t>
+      </w:r>
+      <w:r>
+        <w:rPr>
+          <w:rFonts w:ascii="Times New Roman" w:hAnsi="Times New Roman" w:cs="Times New Roman"/>
+          <w:lang w:val="en-US"/>
+        </w:rPr>
+        <w:t xml:space="preserve">run this type </w:t>
+      </w:r>
+      <w:proofErr w:type="spellStart"/>
+      <w:r>
+        <w:rPr>
+          <w:rFonts w:ascii="Times New Roman" w:hAnsi="Times New Roman" w:cs="Times New Roman"/>
+          <w:lang w:val="en-US"/>
+        </w:rPr>
+        <w:t>stmt</w:t>
+      </w:r>
+      <w:proofErr w:type="spellEnd"/>
+      <w:r>
+        <w:rPr>
+          <w:rFonts w:ascii="Times New Roman" w:hAnsi="Times New Roman" w:cs="Times New Roman"/>
+          <w:lang w:val="en-US"/>
+        </w:rPr>
+        <w:t xml:space="preserve"> in browser not in console.</w:t>
+      </w:r>
+    </w:p>
+    <w:p>
+      <w:pPr>
+        <w:pStyle w:val="ListParagraph"/>
+        <w:rPr>
+          <w:rFonts w:ascii="Times New Roman" w:hAnsi="Times New Roman" w:cs="Times New Roman"/>
+          <w:b/>
+          <w:bCs/>
+          <w:lang w:val="en-US"/>
+        </w:rPr>
+      </w:pPr>
+    </w:p>
+    <w:p>
+      <w:pPr>
+        <w:pStyle w:val="ListParagraph"/>
+        <w:numPr>
+          <w:ilvl w:val="0"/>
+          <w:numId w:val="1"/>
+        </w:numPr>
+        <w:rPr>
+          <w:rFonts w:ascii="Times New Roman" w:hAnsi="Times New Roman" w:cs="Times New Roman"/>
+          <w:b/>
+          <w:bCs/>
+          <w:lang w:val="en-US"/>
+        </w:rPr>
+      </w:pPr>
+      <w:r>
+        <w:rPr>
+          <w:rFonts w:ascii="Times New Roman" w:hAnsi="Times New Roman" w:cs="Times New Roman"/>
+          <w:b/>
+          <w:bCs/>
+        </w:rPr>
+        <w:t>Handle code readability</w:t>
+      </w:r>
+    </w:p>
+    <w:p>
+      <w:pPr>
+        <w:pStyle w:val="ListParagraph"/>
+        <w:rPr>
+          <w:rFonts w:ascii="Times New Roman" w:hAnsi="Times New Roman" w:cs="Times New Roman"/>
+          <w:b/>
+          <w:bCs/>
+          <w:lang w:val="en-US"/>
+        </w:rPr>
+      </w:pPr>
+    </w:p>
+    <w:p>
+      <w:pPr>
+        <w:pStyle w:val="ListParagraph"/>
+        <w:numPr>
+          <w:ilvl w:val="0"/>
+          <w:numId w:val="1"/>
+        </w:numPr>
+        <w:rPr>
+          <w:rFonts w:ascii="Times New Roman" w:hAnsi="Times New Roman" w:cs="Times New Roman"/>
+          <w:b/>
+          <w:bCs/>
+          <w:lang w:val="en-US"/>
+        </w:rPr>
+      </w:pPr>
+      <w:r>
+        <w:rPr>
+          <w:rFonts w:ascii="Times New Roman" w:hAnsi="Times New Roman" w:cs="Times New Roman"/>
+          <w:b/>
+          <w:bCs/>
+          <w:lang w:val="en-US"/>
+        </w:rPr>
+        <w:t>Datatypes</w:t>
+      </w:r>
+      <w:r>
+        <w:rPr>
+          <w:rFonts w:ascii="Times New Roman" w:hAnsi="Times New Roman" w:cs="Times New Roman"/>
+          <w:b/>
+          <w:bCs/>
+          <w:lang w:val="en-US"/>
+        </w:rPr>
+        <w:t xml:space="preserve">: </w:t>
+      </w:r>
+    </w:p>
+    <w:p>
+      <w:pPr>
+        <w:pStyle w:val="ListParagraph"/>
+        <w:rPr>
+          <w:rFonts w:ascii="Times New Roman" w:hAnsi="Times New Roman" w:cs="Times New Roman"/>
+          <w:b/>
+          <w:bCs/>
+          <w:lang w:val="en-US"/>
+        </w:rPr>
+      </w:pPr>
+    </w:p>
+    <w:p>
+      <w:pPr>
+        <w:pStyle w:val="ListParagraph"/>
+        <w:numPr>
+          <w:ilvl w:val="1"/>
+          <w:numId w:val="1"/>
+        </w:numPr>
+        <w:rPr>
+          <w:rFonts w:ascii="Times New Roman" w:hAnsi="Times New Roman" w:cs="Times New Roman"/>
+          <w:b/>
+          <w:bCs/>
+          <w:lang w:val="en-US"/>
+        </w:rPr>
+      </w:pPr>
+      <w:r>
+        <w:rPr>
+          <w:rFonts w:ascii="Times New Roman" w:hAnsi="Times New Roman" w:cs="Times New Roman"/>
+          <w:b/>
+          <w:bCs/>
+          <w:lang w:val="en-US"/>
+        </w:rPr>
+        <w:t>Primitive Datatypes:</w:t>
+      </w:r>
+    </w:p>
+    <w:p>
+      <w:pPr>
+        <w:pStyle w:val="ListParagraph"/>
+        <w:numPr>
+          <w:ilvl w:val="2"/>
+          <w:numId w:val="1"/>
+        </w:numPr>
+        <w:rPr>
+          <w:rFonts w:ascii="Times New Roman" w:hAnsi="Times New Roman" w:cs="Times New Roman"/>
+          <w:b/>
+          <w:bCs/>
+          <w:lang w:val="en-US"/>
+        </w:rPr>
+      </w:pPr>
+      <w:r>
+        <w:rPr>
+          <w:rFonts w:ascii="Times New Roman" w:hAnsi="Times New Roman" w:cs="Times New Roman"/>
+          <w:b/>
+          <w:bCs/>
+          <w:lang w:val="en-US"/>
+        </w:rPr>
+        <w:t>string</w:t>
+      </w:r>
+    </w:p>
+    <w:p>
+      <w:pPr>
+        <w:pStyle w:val="ListParagraph"/>
+        <w:numPr>
+          <w:ilvl w:val="2"/>
+          <w:numId w:val="1"/>
+        </w:numPr>
+        <w:rPr>
+          <w:rFonts w:ascii="Times New Roman" w:hAnsi="Times New Roman" w:cs="Times New Roman"/>
+          <w:b/>
+          <w:bCs/>
+          <w:lang w:val="en-US"/>
+        </w:rPr>
+      </w:pPr>
+      <w:r>
+        <w:rPr>
+          <w:rFonts w:ascii="Times New Roman" w:hAnsi="Times New Roman" w:cs="Times New Roman"/>
+          <w:b/>
+          <w:bCs/>
+          <w:lang w:val="en-US"/>
+        </w:rPr>
+        <w:t>number</w:t>
+      </w:r>
+    </w:p>
+    <w:p>
+      <w:pPr>
+        <w:pStyle w:val="ListParagraph"/>
+        <w:numPr>
+          <w:ilvl w:val="2"/>
+          <w:numId w:val="1"/>
+        </w:numPr>
+        <w:pBdr>
+          <w:bottom w:val="single" w:sz="6" w:space="1" w:color="auto"/>
+        </w:pBdr>
+        <w:rPr>
+          <w:rFonts w:ascii="Times New Roman" w:hAnsi="Times New Roman" w:cs="Times New Roman"/>
+          <w:b/>
+          <w:bCs/>
+          <w:lang w:val="en-US"/>
+        </w:rPr>
+      </w:pPr>
+      <w:r>
+        <w:rPr>
+          <w:rFonts w:ascii="Times New Roman" w:hAnsi="Times New Roman" w:cs="Times New Roman"/>
+          <w:b/>
+          <w:bCs/>
+          <w:lang w:val="en-US"/>
+        </w:rPr>
+        <w:t>Boolean</w:t>
+      </w:r>
+    </w:p>
+    <w:p>
+      <w:pPr>
+        <w:pStyle w:val="ListParagraph"/>
+        <w:numPr>
+          <w:ilvl w:val="2"/>
+          <w:numId w:val="1"/>
+        </w:numPr>
+        <w:pBdr>
+          <w:bottom w:val="single" w:sz="6" w:space="1" w:color="auto"/>
+        </w:pBdr>
+        <w:rPr>
+          <w:rFonts w:ascii="Times New Roman" w:hAnsi="Times New Roman" w:cs="Times New Roman"/>
+          <w:b/>
+          <w:bCs/>
+          <w:lang w:val="en-US"/>
+        </w:rPr>
+      </w:pPr>
+      <w:proofErr w:type="spellStart"/>
+      <w:r>
+        <w:rPr>
+          <w:rFonts w:ascii="Times New Roman" w:hAnsi="Times New Roman" w:cs="Times New Roman"/>
+          <w:b/>
+          <w:bCs/>
+          <w:lang w:val="en-US"/>
+        </w:rPr>
+        <w:t>Bigint</w:t>
+      </w:r>
+      <w:proofErr w:type="spellEnd"/>
+    </w:p>
+    <w:p>
+      <w:pPr>
+        <w:pStyle w:val="ListParagraph"/>
+        <w:numPr>
+          <w:ilvl w:val="2"/>
+          <w:numId w:val="1"/>
+        </w:numPr>
+        <w:pBdr>
+          <w:bottom w:val="single" w:sz="6" w:space="1" w:color="auto"/>
+        </w:pBdr>
+        <w:rPr>
+          <w:rFonts w:ascii="Times New Roman" w:hAnsi="Times New Roman" w:cs="Times New Roman"/>
+          <w:b/>
+          <w:bCs/>
+          <w:lang w:val="en-US"/>
+        </w:rPr>
+      </w:pPr>
+      <w:r>
+        <w:rPr>
+          <w:rFonts w:ascii="Times New Roman" w:hAnsi="Times New Roman" w:cs="Times New Roman"/>
+          <w:b/>
+          <w:bCs/>
+          <w:lang w:val="en-US"/>
+        </w:rPr>
+        <w:t xml:space="preserve">Null: </w:t>
+      </w:r>
+      <w:r>
+        <w:rPr>
+          <w:rFonts w:ascii="Times New Roman" w:hAnsi="Times New Roman" w:cs="Times New Roman"/>
+          <w:lang w:val="en-US"/>
+        </w:rPr>
+        <w:t>I</w:t>
+      </w:r>
+      <w:r>
+        <w:rPr>
+          <w:rFonts w:ascii="Times New Roman" w:hAnsi="Times New Roman" w:cs="Times New Roman"/>
+          <w:lang w:val="en-US"/>
+        </w:rPr>
+        <w:t xml:space="preserve">t also standalone value in </w:t>
+      </w:r>
+      <w:proofErr w:type="gramStart"/>
+      <w:r>
+        <w:rPr>
+          <w:rFonts w:ascii="Times New Roman" w:hAnsi="Times New Roman" w:cs="Times New Roman"/>
+          <w:lang w:val="en-US"/>
+        </w:rPr>
+        <w:t>JS</w:t>
+      </w:r>
+      <w:r>
+        <w:rPr>
+          <w:rFonts w:ascii="Times New Roman" w:hAnsi="Times New Roman" w:cs="Times New Roman"/>
+          <w:lang w:val="en-US"/>
+        </w:rPr>
+        <w:t>(</w:t>
+      </w:r>
+      <w:proofErr w:type="gramEnd"/>
+      <w:r>
+        <w:rPr>
+          <w:rFonts w:ascii="Times New Roman" w:hAnsi="Times New Roman" w:cs="Times New Roman"/>
+          <w:lang w:val="en-US"/>
+        </w:rPr>
+        <w:t>One type of representation of empty value)</w:t>
+      </w:r>
+    </w:p>
+    <w:p>
+      <w:pPr>
+        <w:pStyle w:val="ListParagraph"/>
+        <w:numPr>
+          <w:ilvl w:val="2"/>
+          <w:numId w:val="1"/>
+        </w:numPr>
+        <w:pBdr>
+          <w:bottom w:val="single" w:sz="6" w:space="1" w:color="auto"/>
+        </w:pBdr>
+        <w:rPr>
+          <w:rFonts w:ascii="Times New Roman" w:hAnsi="Times New Roman" w:cs="Times New Roman"/>
+          <w:b/>
+          <w:bCs/>
+          <w:lang w:val="en-US"/>
+        </w:rPr>
+      </w:pPr>
+      <w:r>
+        <w:rPr>
+          <w:rFonts w:ascii="Times New Roman" w:hAnsi="Times New Roman" w:cs="Times New Roman"/>
+          <w:b/>
+          <w:bCs/>
+          <w:lang w:val="en-US"/>
+        </w:rPr>
+        <w:t xml:space="preserve">Undefine: </w:t>
+      </w:r>
+      <w:r>
+        <w:rPr>
+          <w:rFonts w:ascii="Times New Roman" w:hAnsi="Times New Roman" w:cs="Times New Roman"/>
+          <w:lang w:val="en-US"/>
+        </w:rPr>
+        <w:t>V</w:t>
+      </w:r>
+      <w:r>
+        <w:rPr>
+          <w:rFonts w:ascii="Times New Roman" w:hAnsi="Times New Roman" w:cs="Times New Roman"/>
+          <w:lang w:val="en-US"/>
+        </w:rPr>
+        <w:t xml:space="preserve">alue which default gives to variable when we not assign any value into it. </w:t>
+      </w:r>
+    </w:p>
+    <w:p>
+      <w:pPr>
+        <w:pStyle w:val="ListParagraph"/>
+        <w:numPr>
+          <w:ilvl w:val="2"/>
+          <w:numId w:val="1"/>
+        </w:numPr>
+        <w:pBdr>
+          <w:bottom w:val="single" w:sz="6" w:space="1" w:color="auto"/>
+        </w:pBdr>
+        <w:rPr>
+          <w:rFonts w:ascii="Times New Roman" w:hAnsi="Times New Roman" w:cs="Times New Roman"/>
+          <w:b/>
+          <w:bCs/>
+          <w:lang w:val="en-US"/>
+        </w:rPr>
+      </w:pPr>
+      <w:r>
+        <w:rPr>
+          <w:rFonts w:ascii="Times New Roman" w:hAnsi="Times New Roman" w:cs="Times New Roman"/>
+          <w:b/>
+          <w:bCs/>
+          <w:lang w:val="en-US"/>
+        </w:rPr>
+        <w:t xml:space="preserve">Symbol: </w:t>
+      </w:r>
+      <w:r>
+        <w:rPr>
+          <w:rFonts w:ascii="Times New Roman" w:hAnsi="Times New Roman" w:cs="Times New Roman"/>
+          <w:lang w:val="en-US"/>
+        </w:rPr>
+        <w:t>For find uniqueness.</w:t>
+      </w:r>
+    </w:p>
+    <w:p>
+      <w:pPr>
+        <w:pStyle w:val="ListParagraph"/>
+        <w:numPr>
+          <w:ilvl w:val="1"/>
+          <w:numId w:val="1"/>
+        </w:numPr>
+        <w:rPr>
+          <w:rFonts w:ascii="Times New Roman" w:hAnsi="Times New Roman" w:cs="Times New Roman"/>
+          <w:b/>
+          <w:bCs/>
+          <w:lang w:val="en-US"/>
+        </w:rPr>
+      </w:pPr>
+      <w:r>
+        <w:rPr>
+          <w:rFonts w:ascii="Times New Roman" w:hAnsi="Times New Roman" w:cs="Times New Roman"/>
+          <w:b/>
+          <w:bCs/>
+          <w:lang w:val="en-US"/>
+        </w:rPr>
+        <w:t>Object</w:t>
+      </w:r>
+      <w:r>
+        <w:rPr>
+          <w:rFonts w:ascii="Times New Roman" w:hAnsi="Times New Roman" w:cs="Times New Roman"/>
+          <w:b/>
+          <w:bCs/>
+          <w:lang w:val="en-US"/>
+        </w:rPr>
+        <w:t>:</w:t>
+      </w:r>
+    </w:p>
+    <w:p>
+      <w:pPr>
+        <w:rPr>
+          <w:rFonts w:ascii="Times New Roman" w:hAnsi="Times New Roman" w:cs="Times New Roman"/>
+          <w:b/>
+          <w:bCs/>
+          <w:lang w:val="en-US"/>
+        </w:rPr>
+      </w:pPr>
+    </w:p>
+    <w:p>
+      <w:pPr>
+        <w:pStyle w:val="ListParagraph"/>
+        <w:numPr>
+          <w:ilvl w:val="0"/>
+          <w:numId w:val="1"/>
+        </w:numPr>
+        <w:rPr>
+          <w:rFonts w:ascii="Times New Roman" w:hAnsi="Times New Roman" w:cs="Times New Roman"/>
+          <w:b/>
+          <w:bCs/>
+          <w:lang w:val="en-US"/>
+        </w:rPr>
+      </w:pPr>
+      <w:proofErr w:type="spellStart"/>
+      <w:proofErr w:type="gramStart"/>
+      <w:r>
+        <w:rPr>
+          <w:rFonts w:ascii="Times New Roman" w:hAnsi="Times New Roman" w:cs="Times New Roman"/>
+          <w:b/>
+          <w:bCs/>
+          <w:lang w:val="en-US"/>
+        </w:rPr>
+        <w:t>typeof</w:t>
+      </w:r>
+      <w:proofErr w:type="spellEnd"/>
+      <w:r>
+        <w:rPr>
+          <w:rFonts w:ascii="Times New Roman" w:hAnsi="Times New Roman" w:cs="Times New Roman"/>
+          <w:b/>
+          <w:bCs/>
+          <w:lang w:val="en-US"/>
+        </w:rPr>
+        <w:t xml:space="preserve"> :</w:t>
+      </w:r>
+      <w:proofErr w:type="gramEnd"/>
+      <w:r>
+        <w:rPr>
+          <w:rFonts w:ascii="Times New Roman" w:hAnsi="Times New Roman" w:cs="Times New Roman"/>
+          <w:b/>
+          <w:bCs/>
+          <w:lang w:val="en-US"/>
+        </w:rPr>
+        <w:t xml:space="preserve"> </w:t>
+      </w:r>
+      <w:r>
+        <w:rPr>
+          <w:rFonts w:ascii="Times New Roman" w:hAnsi="Times New Roman" w:cs="Times New Roman"/>
+          <w:lang w:val="en-US"/>
+        </w:rPr>
+        <w:t>use to identify any variable’s datatype.</w:t>
+      </w:r>
+    </w:p>
+    <w:p>
+      <w:pPr>
+        <w:rPr>
+          <w:rFonts w:ascii="Times New Roman" w:hAnsi="Times New Roman" w:cs="Times New Roman"/>
+          <w:b/>
+          <w:bCs/>
+          <w:lang w:val="en-US"/>
+        </w:rPr>
+      </w:pPr>
+    </w:p>
+    <w:p>
+      <w:pPr>
+        <w:rPr>
+          <w:rFonts w:ascii="Times New Roman" w:hAnsi="Times New Roman" w:cs="Times New Roman"/>
+          <w:b/>
+          <w:bCs/>
+          <w:lang w:val="en-US"/>
+        </w:rPr>
+      </w:pPr>
+    </w:p>
+    <w:p>
+      <w:pPr>
+        <w:rPr>
+          <w:rFonts w:ascii="Times New Roman" w:hAnsi="Times New Roman" w:cs="Times New Roman"/>
+          <w:b/>
+          <w:bCs/>
+          <w:lang w:val="en-US"/>
+        </w:rPr>
+      </w:pPr>
+    </w:p>
+    <w:p>
+      <w:pPr>
+        <w:rPr>
+          <w:rFonts w:ascii="Times New Roman" w:hAnsi="Times New Roman" w:cs="Times New Roman"/>
+          <w:b/>
+          <w:bCs/>
+          <w:lang w:val="en-US"/>
+        </w:rPr>
+      </w:pPr>
+    </w:p>
+    <w:p>
+      <w:pPr>
+        <w:rPr>
+          <w:rFonts w:ascii="Times New Roman" w:hAnsi="Times New Roman" w:cs="Times New Roman"/>
+          <w:b/>
+          <w:bCs/>
+          <w:lang w:val="en-US"/>
+        </w:rPr>
+      </w:pPr>
+    </w:p>
+    <w:p>
+      <w:pPr>
+        <w:rPr>
+          <w:rFonts w:ascii="Times New Roman" w:hAnsi="Times New Roman" w:cs="Times New Roman"/>
+          <w:b/>
+          <w:bCs/>
+          <w:lang w:val="en-US"/>
+        </w:rPr>
+      </w:pPr>
+    </w:p>
+    <w:p>
+      <w:pPr>
+        <w:rPr>
+          <w:rFonts w:ascii="Times New Roman" w:hAnsi="Times New Roman" w:cs="Times New Roman"/>
+          <w:b/>
+          <w:bCs/>
+          <w:lang w:val="en-US"/>
+        </w:rPr>
+      </w:pPr>
+    </w:p>
+    <w:p>
+      <w:pPr>
+        <w:rPr>
+          <w:rFonts w:ascii="Times New Roman" w:hAnsi="Times New Roman" w:cs="Times New Roman"/>
+          <w:b/>
+          <w:bCs/>
+          <w:lang w:val="en-US"/>
+        </w:rPr>
+      </w:pPr>
+    </w:p>
+    <w:p>
+      <w:pPr>
+        <w:rPr>
+          <w:rFonts w:ascii="Times New Roman" w:hAnsi="Times New Roman" w:cs="Times New Roman"/>
+          <w:b/>
+          <w:bCs/>
+          <w:lang w:val="en-US"/>
+        </w:rPr>
+      </w:pPr>
+    </w:p>
+    <w:p>
+      <w:pPr>
+        <w:rPr>
+          <w:rFonts w:ascii="Times New Roman" w:hAnsi="Times New Roman" w:cs="Times New Roman"/>
+          <w:b/>
+          <w:bCs/>
+          <w:lang w:val="en-US"/>
+        </w:rPr>
+      </w:pPr>
+    </w:p>
+    <w:p>
+      <w:pPr>
+        <w:rPr>
+          <w:rFonts w:ascii="Times New Roman" w:hAnsi="Times New Roman" w:cs="Times New Roman"/>
+          <w:b/>
+          <w:bCs/>
+          <w:lang w:val="en-US"/>
+        </w:rPr>
+      </w:pPr>
+    </w:p>
+    <w:p>
+      <w:pPr>
+        <w:rPr>
+          <w:rFonts w:ascii="Times New Roman" w:hAnsi="Times New Roman" w:cs="Times New Roman"/>
+          <w:b/>
+          <w:bCs/>
+          <w:lang w:val="en-US"/>
+        </w:rPr>
+      </w:pPr>
+    </w:p>
+    <w:p>
+      <w:pPr>
+        <w:rPr>
+          <w:rFonts w:ascii="Times New Roman" w:hAnsi="Times New Roman" w:cs="Times New Roman"/>
+          <w:b/>
+          <w:bCs/>
+          <w:lang w:val="en-US"/>
+        </w:rPr>
+      </w:pPr>
+    </w:p>
+    <w:p>
+      <w:pPr>
+        <w:rPr>
+          <w:rFonts w:ascii="Times New Roman" w:hAnsi="Times New Roman" w:cs="Times New Roman"/>
+          <w:b/>
+          <w:bCs/>
+          <w:lang w:val="en-US"/>
+        </w:rPr>
+      </w:pPr>
+    </w:p>
+    <w:p>
+      <w:pPr>
+        <w:rPr>
+          <w:rFonts w:ascii="Times New Roman" w:hAnsi="Times New Roman" w:cs="Times New Roman"/>
+          <w:b/>
+          <w:bCs/>
+          <w:lang w:val="en-US"/>
+        </w:rPr>
+      </w:pPr>
+    </w:p>
+    <w:p>
+      <w:pPr>
+        <w:rPr>
+          <w:rFonts w:ascii="Times New Roman" w:hAnsi="Times New Roman" w:cs="Times New Roman"/>
+          <w:b/>
+          <w:bCs/>
+          <w:lang w:val="en-US"/>
+        </w:rPr>
+      </w:pPr>
+    </w:p>
+    <w:p>
+      <w:pPr>
+        <w:rPr>
+          <w:rFonts w:ascii="Times New Roman" w:hAnsi="Times New Roman" w:cs="Times New Roman"/>
+          <w:b/>
+          <w:bCs/>
+          <w:lang w:val="en-US"/>
+        </w:rPr>
+      </w:pPr>
+    </w:p>
+    <w:p>
+      <w:pPr>
+        <w:rPr>
+          <w:rFonts w:ascii="Times New Roman" w:hAnsi="Times New Roman" w:cs="Times New Roman"/>
+          <w:b/>
+          <w:bCs/>
+          <w:lang w:val="en-US"/>
+        </w:rPr>
+      </w:pPr>
+    </w:p>
+    <w:p>
+      <w:pPr>
+        <w:rPr>
+          <w:rFonts w:ascii="Times New Roman" w:hAnsi="Times New Roman" w:cs="Times New Roman"/>
+          <w:b/>
+          <w:bCs/>
+          <w:lang w:val="en-US"/>
+        </w:rPr>
+      </w:pPr>
+    </w:p>
+    <w:p>
+      <w:pPr>
+        <w:rPr>
+          <w:rFonts w:ascii="Times New Roman" w:hAnsi="Times New Roman" w:cs="Times New Roman"/>
+          <w:b/>
+          <w:bCs/>
+          <w:lang w:val="en-US"/>
+        </w:rPr>
+      </w:pPr>
+    </w:p>
+    <w:p>
+      <w:pPr>
+        <w:rPr>
+          <w:rFonts w:ascii="Times New Roman" w:hAnsi="Times New Roman" w:cs="Times New Roman"/>
+          <w:b/>
+          <w:bCs/>
+          <w:lang w:val="en-US"/>
+        </w:rPr>
+      </w:pPr>
+    </w:p>
+    <w:p>
+      <w:pPr>
+        <w:rPr>
+          <w:rFonts w:ascii="Times New Roman" w:hAnsi="Times New Roman" w:cs="Times New Roman"/>
+          <w:b/>
+          <w:bCs/>
+          <w:lang w:val="en-US"/>
+        </w:rPr>
+      </w:pPr>
+    </w:p>
+    <w:p>
+      <w:pPr>
+        <w:rPr>
+          <w:rFonts w:ascii="Times New Roman" w:hAnsi="Times New Roman" w:cs="Times New Roman"/>
+          <w:b/>
+          <w:bCs/>
+          <w:lang w:val="en-US"/>
+        </w:rPr>
+      </w:pPr>
+    </w:p>
+    <w:p>
+      <w:pPr>
+        <w:rPr>
+          <w:rFonts w:ascii="Times New Roman" w:hAnsi="Times New Roman" w:cs="Times New Roman"/>
+          <w:b/>
+          <w:bCs/>
+          <w:lang w:val="en-US"/>
+        </w:rPr>
+      </w:pPr>
+    </w:p>
+    <w:p>
+      <w:pPr>
+        <w:rPr>
+          <w:rFonts w:ascii="Times New Roman" w:hAnsi="Times New Roman" w:cs="Times New Roman"/>
+          <w:b/>
+          <w:bCs/>
+          <w:lang w:val="en-US"/>
+        </w:rPr>
+      </w:pPr>
+    </w:p>
+    <w:p>
+      <w:pPr>
+        <w:rPr>
+          <w:rFonts w:ascii="Times New Roman" w:hAnsi="Times New Roman" w:cs="Times New Roman"/>
+          <w:b/>
+          <w:bCs/>
+          <w:lang w:val="en-US"/>
+        </w:rPr>
+      </w:pPr>
+      <w:r>
+        <w:rPr>
+          <w:rFonts w:ascii="Times New Roman" w:hAnsi="Times New Roman" w:cs="Times New Roman"/>
+          <w:b/>
+          <w:bCs/>
+          <w:lang w:val="en-US"/>
+        </w:rPr>
+        <w:t>How to get, stores and process on data from Form:</w:t>
+      </w:r>
+    </w:p>
+    <w:p>
+      <w:pPr>
+        <w:pStyle w:val="ListParagraph"/>
+        <w:numPr>
+          <w:ilvl w:val="0"/>
+          <w:numId w:val="1"/>
+        </w:numPr>
+        <w:rPr>
+          <w:rFonts w:ascii="Times New Roman" w:hAnsi="Times New Roman" w:cs="Times New Roman"/>
+          <w:b/>
+          <w:bCs/>
+          <w:lang w:val="en-US"/>
+        </w:rPr>
+      </w:pPr>
+      <w:r>
+        <w:rPr>
+          <w:rFonts w:ascii="Times New Roman" w:hAnsi="Times New Roman" w:cs="Times New Roman"/>
+          <w:lang w:val="en-US"/>
+        </w:rPr>
+        <w:t>Data processed after click on submit button.</w:t>
+      </w:r>
+    </w:p>
+    <w:p>
+      <w:pPr>
+        <w:pStyle w:val="ListParagraph"/>
+        <w:numPr>
+          <w:ilvl w:val="0"/>
+          <w:numId w:val="1"/>
+        </w:numPr>
+        <w:rPr>
+          <w:rFonts w:ascii="Times New Roman" w:hAnsi="Times New Roman" w:cs="Times New Roman"/>
+          <w:b/>
+          <w:bCs/>
+          <w:lang w:val="en-US"/>
+        </w:rPr>
+      </w:pPr>
+      <w:r>
+        <w:rPr>
+          <w:rFonts w:ascii="Times New Roman" w:hAnsi="Times New Roman" w:cs="Times New Roman"/>
+          <w:lang w:val="en-US"/>
+        </w:rPr>
+        <w:t>By default, form data is sent as a GET request.</w:t>
+      </w:r>
+    </w:p>
+    <w:p>
+      <w:pPr>
+        <w:pStyle w:val="ListParagraph"/>
+        <w:numPr>
+          <w:ilvl w:val="0"/>
+          <w:numId w:val="1"/>
+        </w:numPr>
+        <w:rPr>
+          <w:rFonts w:ascii="Times New Roman" w:hAnsi="Times New Roman" w:cs="Times New Roman"/>
+          <w:lang w:val="en-US"/>
+        </w:rPr>
+      </w:pPr>
+      <w:r>
+        <w:rPr>
+          <w:rFonts w:ascii="Times New Roman" w:hAnsi="Times New Roman" w:cs="Times New Roman"/>
+          <w:lang w:val="en-US"/>
+        </w:rPr>
+        <w:t xml:space="preserve">use an id attribute on your input field, you can access the input field data and other values using the document method </w:t>
+      </w:r>
+      <w:proofErr w:type="spellStart"/>
+      <w:r>
+        <w:rPr>
+          <w:rFonts w:ascii="Times New Roman" w:hAnsi="Times New Roman" w:cs="Times New Roman"/>
+          <w:lang w:val="en-US"/>
+        </w:rPr>
+        <w:t>getElementByID</w:t>
+      </w:r>
+      <w:proofErr w:type="spellEnd"/>
+      <w:r>
+        <w:rPr>
+          <w:rFonts w:ascii="Times New Roman" w:hAnsi="Times New Roman" w:cs="Times New Roman"/>
+          <w:lang w:val="en-US"/>
+        </w:rPr>
+        <w:t>('</w:t>
+      </w:r>
+      <w:proofErr w:type="spellStart"/>
+      <w:r>
+        <w:rPr>
+          <w:rFonts w:ascii="Times New Roman" w:hAnsi="Times New Roman" w:cs="Times New Roman"/>
+          <w:lang w:val="en-US"/>
+        </w:rPr>
+        <w:t>idName</w:t>
+      </w:r>
+      <w:proofErr w:type="spellEnd"/>
+      <w:r>
+        <w:rPr>
+          <w:rFonts w:ascii="Times New Roman" w:hAnsi="Times New Roman" w:cs="Times New Roman"/>
+          <w:lang w:val="en-US"/>
+        </w:rPr>
+        <w:t>'):</w:t>
+      </w:r>
+    </w:p>
+    <w:p>
+      <w:pPr>
+        <w:rPr>
+          <w:rFonts w:ascii="Times New Roman" w:hAnsi="Times New Roman" w:cs="Times New Roman"/>
+          <w:lang w:val="en-US"/>
+        </w:rPr>
+      </w:pPr>
+      <w:proofErr w:type="spellStart"/>
+      <w:r>
+        <w:rPr>
+          <w:rFonts w:ascii="Times New Roman" w:hAnsi="Times New Roman" w:cs="Times New Roman"/>
+          <w:lang w:val="en-US"/>
+        </w:rPr>
+        <w:t>Inout</w:t>
+      </w:r>
+      <w:proofErr w:type="spellEnd"/>
+      <w:r>
+        <w:rPr>
+          <w:rFonts w:ascii="Times New Roman" w:hAnsi="Times New Roman" w:cs="Times New Roman"/>
+          <w:lang w:val="en-US"/>
+        </w:rPr>
+        <w:t>:</w:t>
+      </w:r>
+    </w:p>
+    <w:p>
+      <w:pPr>
+        <w:rPr>
+          <w:rFonts w:ascii="Times New Roman" w:hAnsi="Times New Roman" w:cs="Times New Roman"/>
+          <w:lang w:val="en-US"/>
+        </w:rPr>
+      </w:pPr>
+      <w:r>
+        <w:rPr>
+          <w:rFonts w:ascii="Times New Roman" w:hAnsi="Times New Roman" w:cs="Times New Roman"/>
+          <w:noProof/>
+          <w:lang w:val="en-US"/>
+        </w:rPr>
+        <w:drawing>
+          <wp:inline distT="0" distB="0" distL="0" distR="0" wp14:anchorId="7072C044" wp14:editId="4BEDE482">
+            <wp:extent cx="5731510" cy="3223895"/>
+            <wp:effectExtent l="0" t="0" r="2540" b="0"/>
+            <wp:docPr id="802473168" name="Picture 1"/>
+            <wp:cNvGraphicFramePr>
+              <a:graphicFrameLocks xmlns:a="http://schemas.openxmlformats.org/drawingml/2006/main" noChangeAspect="1"/>
+            </wp:cNvGraphicFramePr>
+            <a:graphic xmlns:a="http://schemas.openxmlformats.org/drawingml/2006/main">
+              <a:graphicData uri="http://schemas.openxmlformats.org/drawingml/2006/picture">
+                <pic:pic xmlns:pic="http://schemas.openxmlformats.org/drawingml/2006/picture">
+                  <pic:nvPicPr>
+                    <pic:cNvPr id="802473168" name=""/>
+                    <pic:cNvPicPr/>
+                  </pic:nvPicPr>
+                  <pic:blipFill>
+                    <a:blip r:embed="rId6"/>
+                    <a:stretch>
+                      <a:fillRect/>
+                    </a:stretch>
+                  </pic:blipFill>
+                  <pic:spPr>
+                    <a:xfrm>
+                      <a:off x="0" y="0"/>
+                      <a:ext cx="5731510" cy="3223895"/>
+                    </a:xfrm>
+                    <a:prstGeom prst="rect">
+                      <a:avLst/>
+                    </a:prstGeom>
+                  </pic:spPr>
+                </pic:pic>
+              </a:graphicData>
+            </a:graphic>
+          </wp:inline>
+        </w:drawing>
+      </w:r>
+    </w:p>
+    <w:p>
+      <w:pPr>
+        <w:rPr>
+          <w:rFonts w:ascii="Times New Roman" w:hAnsi="Times New Roman" w:cs="Times New Roman"/>
+          <w:lang w:val="en-US"/>
+        </w:rPr>
+      </w:pPr>
+      <w:r>
+        <w:rPr>
+          <w:rFonts w:ascii="Times New Roman" w:hAnsi="Times New Roman" w:cs="Times New Roman"/>
+          <w:lang w:val="en-US"/>
+        </w:rPr>
+        <w:t>output:</w:t>
+      </w:r>
+    </w:p>
+    <w:p>
+      <w:pPr>
+        <w:rPr>
+          <w:rFonts w:ascii="Times New Roman" w:hAnsi="Times New Roman" w:cs="Times New Roman"/>
+          <w:lang w:val="en-US"/>
+        </w:rPr>
+      </w:pPr>
+      <w:r>
+        <w:rPr>
+          <w:rFonts w:ascii="Times New Roman" w:hAnsi="Times New Roman" w:cs="Times New Roman"/>
+          <w:noProof/>
+          <w:lang w:val="en-US"/>
+        </w:rPr>
+        <w:lastRenderedPageBreak/>
+        <w:drawing>
+          <wp:inline distT="0" distB="0" distL="0" distR="0" wp14:anchorId="46FEDD9B" wp14:editId="55DA3EFC">
+            <wp:extent cx="5731510" cy="3223895"/>
+            <wp:effectExtent l="0" t="0" r="2540" b="0"/>
+            <wp:docPr id="483514469" name="Picture 1"/>
+            <wp:cNvGraphicFramePr>
+              <a:graphicFrameLocks xmlns:a="http://schemas.openxmlformats.org/drawingml/2006/main" noChangeAspect="1"/>
+            </wp:cNvGraphicFramePr>
+            <a:graphic xmlns:a="http://schemas.openxmlformats.org/drawingml/2006/main">
+              <a:graphicData uri="http://schemas.openxmlformats.org/drawingml/2006/picture">
+                <pic:pic xmlns:pic="http://schemas.openxmlformats.org/drawingml/2006/picture">
+                  <pic:nvPicPr>
+                    <pic:cNvPr id="483514469" name=""/>
+                    <pic:cNvPicPr/>
+                  </pic:nvPicPr>
+                  <pic:blipFill>
+                    <a:blip r:embed="rId7"/>
+                    <a:stretch>
+                      <a:fillRect/>
+                    </a:stretch>
+                  </pic:blipFill>
+                  <pic:spPr>
+                    <a:xfrm>
+                      <a:off x="0" y="0"/>
+                      <a:ext cx="5731510" cy="3223895"/>
+                    </a:xfrm>
+                    <a:prstGeom prst="rect">
+                      <a:avLst/>
+                    </a:prstGeom>
+                  </pic:spPr>
+                </pic:pic>
+              </a:graphicData>
+            </a:graphic>
+          </wp:inline>
+        </w:drawing>
       </w:r>
     </w:p>
     <w:sectPr>
@@ -663,27 +4268,28 @@
 <file path=word/numbering.xml><?xml version="1.0" encoding="utf-8"?>
 <w:numbering xmlns:wpc="http://schemas.microsoft.com/office/word/2010/wordprocessingCanvas" xmlns:cx="http://schemas.microsoft.com/office/drawing/2014/chartex" xmlns:cx1="http://schemas.microsoft.com/office/drawing/2015/9/8/chartex" xmlns:cx2="http://schemas.microsoft.com/office/drawing/2015/10/21/chartex" xmlns:cx3="http://schemas.microsoft.com/office/drawing/2016/5/9/chartex" xmlns:cx4="http://schemas.microsoft.com/office/drawing/2016/5/10/chartex" xmlns:cx5="http://schemas.microsoft.com/office/drawing/2016/5/11/chartex" xmlns:cx6="http://schemas.microsoft.com/office/drawing/2016/5/12/chartex" xmlns:cx7="http://schemas.microsoft.com/office/drawing/2016/5/13/chartex" xmlns:cx8="http://schemas.microsoft.com/office/drawing/2016/5/14/chartex" xmlns:mc="http://schemas.openxmlformats.org/markup-compatibility/2006" xmlns:aink="http://schemas.microsoft.com/office/drawing/2016/ink" xmlns:am3d="http://schemas.microsoft.com/office/drawing/2017/model3d" xmlns:o="urn:schemas-microsoft-com:office:office" xmlns:oel="http://schemas.microsoft.com/office/2019/extlst" xmlns:r="http://schemas.openxmlformats.org/officeDocument/2006/relationships" xmlns:m="http://schemas.openxmlformats.org/officeDocument/2006/math" xmlns:v="urn:schemas-microsoft-com:vml" xmlns:wp14="http://schemas.microsoft.com/office/word/2010/wordprocessingDrawing" xmlns:wp="http://schemas.openxmlformats.org/drawingml/2006/wordprocessingDrawing" xmlns:w10="urn:schemas-microsoft-com:office:word" xmlns:w="http://schemas.openxmlformats.org/wordprocessingml/2006/main" xmlns:w14="http://schemas.microsoft.com/office/word/2010/wordml" xmlns:w15="http://schemas.microsoft.com/office/word/2012/wordml" xmlns:w16cex="http://schemas.microsoft.com/office/word/2018/wordml/cex" xmlns:w16cid="http://schemas.microsoft.com/office/word/2016/wordml/cid" xmlns:w16="http://schemas.microsoft.com/office/word/2018/wordml" xmlns:w16du="http://schemas.microsoft.com/office/word/2023/wordml/word16du" xmlns:w16sdtdh="http://schemas.microsoft.com/office/word/2020/wordml/sdtdatahash" xmlns:w16se="http://schemas.microsoft.com/office/word/2015/wordml/symex" xmlns:wpg="http://schemas.microsoft.com/office/word/2010/wordprocessingGroup" xmlns:wpi="http://schemas.microsoft.com/office/word/2010/wordprocessingInk" xmlns:wne="http://schemas.microsoft.com/office/word/2006/wordml" xmlns:wps="http://schemas.microsoft.com/office/word/2010/wordprocessingShape" mc:Ignorable="w14 w15 w16se w16cid w16 w16cex w16sdtdh w16du wp14">
   <w:abstractNum w:abstractNumId="0" w15:restartNumberingAfterBreak="0">
-    <w:nsid w:val="0BE15869"/>
+    <w:nsid w:val="06581A14"/>
     <w:multiLevelType w:val="hybridMultilevel"/>
-    <w:tmpl w:val="A5E85E98"/>
-    <w:lvl w:ilvl="0" w:tplc="FF8C4E34">
-      <w:numFmt w:val="bullet"/>
-      <w:lvlText w:val="-"/>
-      <w:lvlJc w:val="left"/>
-      <w:pPr>
-        <w:ind w:left="720" w:hanging="360"/>
-      </w:pPr>
-      <w:rPr>
-        <w:rFonts w:ascii="Times New Roman" w:eastAsiaTheme="minorHAnsi" w:hAnsi="Times New Roman" w:cs="Times New Roman" w:hint="default"/>
-      </w:rPr>
-    </w:lvl>
-    <w:lvl w:ilvl="1" w:tplc="40090003">
+    <w:tmpl w:val="37368820"/>
+    <w:lvl w:ilvl="0" w:tplc="40090003">
       <w:start w:val="1"/>
       <w:numFmt w:val="bullet"/>
       <w:lvlText w:val="o"/>
       <w:lvlJc w:val="left"/>
       <w:pPr>
-        <w:ind w:left="1440" w:hanging="360"/>
+        <w:ind w:left="1080" w:hanging="360"/>
+      </w:pPr>
+      <w:rPr>
+        <w:rFonts w:ascii="Courier New" w:hAnsi="Courier New" w:cs="Courier New" w:hint="default"/>
+      </w:rPr>
+    </w:lvl>
+    <w:lvl w:ilvl="1" w:tplc="40090003" w:tentative="1">
+      <w:start w:val="1"/>
+      <w:numFmt w:val="bullet"/>
+      <w:lvlText w:val="o"/>
+      <w:lvlJc w:val="left"/>
+      <w:pPr>
+        <w:ind w:left="1800" w:hanging="360"/>
       </w:pPr>
       <w:rPr>
         <w:rFonts w:ascii="Courier New" w:hAnsi="Courier New" w:cs="Courier New" w:hint="default"/>
@@ -695,7 +4301,7 @@
       <w:lvlText w:val=""/>
       <w:lvlJc w:val="left"/>
       <w:pPr>
-        <w:ind w:left="2160" w:hanging="360"/>
+        <w:ind w:left="2520" w:hanging="360"/>
       </w:pPr>
       <w:rPr>
         <w:rFonts w:ascii="Wingdings" w:hAnsi="Wingdings" w:hint="default"/>
@@ -707,7 +4313,7 @@
       <w:lvlText w:val=""/>
       <w:lvlJc w:val="left"/>
       <w:pPr>
-        <w:ind w:left="2880" w:hanging="360"/>
+        <w:ind w:left="3240" w:hanging="360"/>
       </w:pPr>
       <w:rPr>
         <w:rFonts w:ascii="Symbol" w:hAnsi="Symbol" w:hint="default"/>
@@ -719,7 +4325,7 @@
       <w:lvlText w:val="o"/>
       <w:lvlJc w:val="left"/>
       <w:pPr>
-        <w:ind w:left="3600" w:hanging="360"/>
+        <w:ind w:left="3960" w:hanging="360"/>
       </w:pPr>
       <w:rPr>
         <w:rFonts w:ascii="Courier New" w:hAnsi="Courier New" w:cs="Courier New" w:hint="default"/>
@@ -731,7 +4337,7 @@
       <w:lvlText w:val=""/>
       <w:lvlJc w:val="left"/>
       <w:pPr>
-        <w:ind w:left="4320" w:hanging="360"/>
+        <w:ind w:left="4680" w:hanging="360"/>
       </w:pPr>
       <w:rPr>
         <w:rFonts w:ascii="Wingdings" w:hAnsi="Wingdings" w:hint="default"/>
@@ -743,7 +4349,7 @@
       <w:lvlText w:val=""/>
       <w:lvlJc w:val="left"/>
       <w:pPr>
-        <w:ind w:left="5040" w:hanging="360"/>
+        <w:ind w:left="5400" w:hanging="360"/>
       </w:pPr>
       <w:rPr>
         <w:rFonts w:ascii="Symbol" w:hAnsi="Symbol" w:hint="default"/>
@@ -755,7 +4361,7 @@
       <w:lvlText w:val="o"/>
       <w:lvlJc w:val="left"/>
       <w:pPr>
-        <w:ind w:left="5760" w:hanging="360"/>
+        <w:ind w:left="6120" w:hanging="360"/>
       </w:pPr>
       <w:rPr>
         <w:rFonts w:ascii="Courier New" w:hAnsi="Courier New" w:cs="Courier New" w:hint="default"/>
@@ -767,6 +4373,231 @@
       <w:lvlText w:val=""/>
       <w:lvlJc w:val="left"/>
       <w:pPr>
+        <w:ind w:left="6840" w:hanging="360"/>
+      </w:pPr>
+      <w:rPr>
+        <w:rFonts w:ascii="Wingdings" w:hAnsi="Wingdings" w:hint="default"/>
+      </w:rPr>
+    </w:lvl>
+  </w:abstractNum>
+  <w:abstractNum w:abstractNumId="1" w15:restartNumberingAfterBreak="0">
+    <w:nsid w:val="0BE15869"/>
+    <w:multiLevelType w:val="hybridMultilevel"/>
+    <w:tmpl w:val="06F6663A"/>
+    <w:lvl w:ilvl="0" w:tplc="FF8C4E34">
+      <w:numFmt w:val="bullet"/>
+      <w:lvlText w:val="-"/>
+      <w:lvlJc w:val="left"/>
+      <w:pPr>
+        <w:ind w:left="720" w:hanging="360"/>
+      </w:pPr>
+      <w:rPr>
+        <w:rFonts w:ascii="Times New Roman" w:eastAsiaTheme="minorHAnsi" w:hAnsi="Times New Roman" w:cs="Times New Roman" w:hint="default"/>
+      </w:rPr>
+    </w:lvl>
+    <w:lvl w:ilvl="1" w:tplc="499A27B2">
+      <w:start w:val="1"/>
+      <w:numFmt w:val="decimal"/>
+      <w:lvlText w:val="%2)"/>
+      <w:lvlJc w:val="left"/>
+      <w:pPr>
+        <w:ind w:left="1440" w:hanging="360"/>
+      </w:pPr>
+      <w:rPr>
+        <w:rFonts w:ascii="Times New Roman" w:eastAsiaTheme="minorHAnsi" w:hAnsi="Times New Roman" w:cs="Times New Roman"/>
+      </w:rPr>
+    </w:lvl>
+    <w:lvl w:ilvl="2" w:tplc="40090005">
+      <w:start w:val="1"/>
+      <w:numFmt w:val="bullet"/>
+      <w:lvlText w:val=""/>
+      <w:lvlJc w:val="left"/>
+      <w:pPr>
+        <w:ind w:left="2160" w:hanging="360"/>
+      </w:pPr>
+      <w:rPr>
+        <w:rFonts w:ascii="Wingdings" w:hAnsi="Wingdings" w:hint="default"/>
+      </w:rPr>
+    </w:lvl>
+    <w:lvl w:ilvl="3" w:tplc="40090001" w:tentative="1">
+      <w:start w:val="1"/>
+      <w:numFmt w:val="bullet"/>
+      <w:lvlText w:val=""/>
+      <w:lvlJc w:val="left"/>
+      <w:pPr>
+        <w:ind w:left="2880" w:hanging="360"/>
+      </w:pPr>
+      <w:rPr>
+        <w:rFonts w:ascii="Symbol" w:hAnsi="Symbol" w:hint="default"/>
+      </w:rPr>
+    </w:lvl>
+    <w:lvl w:ilvl="4" w:tplc="40090003" w:tentative="1">
+      <w:start w:val="1"/>
+      <w:numFmt w:val="bullet"/>
+      <w:lvlText w:val="o"/>
+      <w:lvlJc w:val="left"/>
+      <w:pPr>
+        <w:ind w:left="3600" w:hanging="360"/>
+      </w:pPr>
+      <w:rPr>
+        <w:rFonts w:ascii="Courier New" w:hAnsi="Courier New" w:cs="Courier New" w:hint="default"/>
+      </w:rPr>
+    </w:lvl>
+    <w:lvl w:ilvl="5" w:tplc="40090005" w:tentative="1">
+      <w:start w:val="1"/>
+      <w:numFmt w:val="bullet"/>
+      <w:lvlText w:val=""/>
+      <w:lvlJc w:val="left"/>
+      <w:pPr>
+        <w:ind w:left="4320" w:hanging="360"/>
+      </w:pPr>
+      <w:rPr>
+        <w:rFonts w:ascii="Wingdings" w:hAnsi="Wingdings" w:hint="default"/>
+      </w:rPr>
+    </w:lvl>
+    <w:lvl w:ilvl="6" w:tplc="40090001" w:tentative="1">
+      <w:start w:val="1"/>
+      <w:numFmt w:val="bullet"/>
+      <w:lvlText w:val=""/>
+      <w:lvlJc w:val="left"/>
+      <w:pPr>
+        <w:ind w:left="5040" w:hanging="360"/>
+      </w:pPr>
+      <w:rPr>
+        <w:rFonts w:ascii="Symbol" w:hAnsi="Symbol" w:hint="default"/>
+      </w:rPr>
+    </w:lvl>
+    <w:lvl w:ilvl="7" w:tplc="40090003" w:tentative="1">
+      <w:start w:val="1"/>
+      <w:numFmt w:val="bullet"/>
+      <w:lvlText w:val="o"/>
+      <w:lvlJc w:val="left"/>
+      <w:pPr>
+        <w:ind w:left="5760" w:hanging="360"/>
+      </w:pPr>
+      <w:rPr>
+        <w:rFonts w:ascii="Courier New" w:hAnsi="Courier New" w:cs="Courier New" w:hint="default"/>
+      </w:rPr>
+    </w:lvl>
+    <w:lvl w:ilvl="8" w:tplc="40090005" w:tentative="1">
+      <w:start w:val="1"/>
+      <w:numFmt w:val="bullet"/>
+      <w:lvlText w:val=""/>
+      <w:lvlJc w:val="left"/>
+      <w:pPr>
+        <w:ind w:left="6480" w:hanging="360"/>
+      </w:pPr>
+      <w:rPr>
+        <w:rFonts w:ascii="Wingdings" w:hAnsi="Wingdings" w:hint="default"/>
+      </w:rPr>
+    </w:lvl>
+  </w:abstractNum>
+  <w:abstractNum w:abstractNumId="2" w15:restartNumberingAfterBreak="0">
+    <w:nsid w:val="4D8C42B8"/>
+    <w:multiLevelType w:val="hybridMultilevel"/>
+    <w:tmpl w:val="9D32133C"/>
+    <w:lvl w:ilvl="0" w:tplc="40090003">
+      <w:start w:val="1"/>
+      <w:numFmt w:val="bullet"/>
+      <w:lvlText w:val="o"/>
+      <w:lvlJc w:val="left"/>
+      <w:pPr>
+        <w:ind w:left="720" w:hanging="360"/>
+      </w:pPr>
+      <w:rPr>
+        <w:rFonts w:ascii="Courier New" w:hAnsi="Courier New" w:cs="Courier New" w:hint="default"/>
+      </w:rPr>
+    </w:lvl>
+    <w:lvl w:ilvl="1" w:tplc="40090003" w:tentative="1">
+      <w:start w:val="1"/>
+      <w:numFmt w:val="bullet"/>
+      <w:lvlText w:val="o"/>
+      <w:lvlJc w:val="left"/>
+      <w:pPr>
+        <w:ind w:left="1440" w:hanging="360"/>
+      </w:pPr>
+      <w:rPr>
+        <w:rFonts w:ascii="Courier New" w:hAnsi="Courier New" w:cs="Courier New" w:hint="default"/>
+      </w:rPr>
+    </w:lvl>
+    <w:lvl w:ilvl="2" w:tplc="40090005" w:tentative="1">
+      <w:start w:val="1"/>
+      <w:numFmt w:val="bullet"/>
+      <w:lvlText w:val=""/>
+      <w:lvlJc w:val="left"/>
+      <w:pPr>
+        <w:ind w:left="2160" w:hanging="360"/>
+      </w:pPr>
+      <w:rPr>
+        <w:rFonts w:ascii="Wingdings" w:hAnsi="Wingdings" w:hint="default"/>
+      </w:rPr>
+    </w:lvl>
+    <w:lvl w:ilvl="3" w:tplc="40090001" w:tentative="1">
+      <w:start w:val="1"/>
+      <w:numFmt w:val="bullet"/>
+      <w:lvlText w:val=""/>
+      <w:lvlJc w:val="left"/>
+      <w:pPr>
+        <w:ind w:left="2880" w:hanging="360"/>
+      </w:pPr>
+      <w:rPr>
+        <w:rFonts w:ascii="Symbol" w:hAnsi="Symbol" w:hint="default"/>
+      </w:rPr>
+    </w:lvl>
+    <w:lvl w:ilvl="4" w:tplc="40090003" w:tentative="1">
+      <w:start w:val="1"/>
+      <w:numFmt w:val="bullet"/>
+      <w:lvlText w:val="o"/>
+      <w:lvlJc w:val="left"/>
+      <w:pPr>
+        <w:ind w:left="3600" w:hanging="360"/>
+      </w:pPr>
+      <w:rPr>
+        <w:rFonts w:ascii="Courier New" w:hAnsi="Courier New" w:cs="Courier New" w:hint="default"/>
+      </w:rPr>
+    </w:lvl>
+    <w:lvl w:ilvl="5" w:tplc="40090005" w:tentative="1">
+      <w:start w:val="1"/>
+      <w:numFmt w:val="bullet"/>
+      <w:lvlText w:val=""/>
+      <w:lvlJc w:val="left"/>
+      <w:pPr>
+        <w:ind w:left="4320" w:hanging="360"/>
+      </w:pPr>
+      <w:rPr>
+        <w:rFonts w:ascii="Wingdings" w:hAnsi="Wingdings" w:hint="default"/>
+      </w:rPr>
+    </w:lvl>
+    <w:lvl w:ilvl="6" w:tplc="40090001" w:tentative="1">
+      <w:start w:val="1"/>
+      <w:numFmt w:val="bullet"/>
+      <w:lvlText w:val=""/>
+      <w:lvlJc w:val="left"/>
+      <w:pPr>
+        <w:ind w:left="5040" w:hanging="360"/>
+      </w:pPr>
+      <w:rPr>
+        <w:rFonts w:ascii="Symbol" w:hAnsi="Symbol" w:hint="default"/>
+      </w:rPr>
+    </w:lvl>
+    <w:lvl w:ilvl="7" w:tplc="40090003" w:tentative="1">
+      <w:start w:val="1"/>
+      <w:numFmt w:val="bullet"/>
+      <w:lvlText w:val="o"/>
+      <w:lvlJc w:val="left"/>
+      <w:pPr>
+        <w:ind w:left="5760" w:hanging="360"/>
+      </w:pPr>
+      <w:rPr>
+        <w:rFonts w:ascii="Courier New" w:hAnsi="Courier New" w:cs="Courier New" w:hint="default"/>
+      </w:rPr>
+    </w:lvl>
+    <w:lvl w:ilvl="8" w:tplc="40090005" w:tentative="1">
+      <w:start w:val="1"/>
+      <w:numFmt w:val="bullet"/>
+      <w:lvlText w:val=""/>
+      <w:lvlJc w:val="left"/>
+      <w:pPr>
         <w:ind w:left="6480" w:hanging="360"/>
       </w:pPr>
       <w:rPr>
@@ -775,7 +4606,13 @@
     </w:lvl>
   </w:abstractNum>
   <w:num w:numId="1" w16cid:durableId="312414545">
+    <w:abstractNumId w:val="1"/>
+  </w:num>
+  <w:num w:numId="2" w16cid:durableId="2006936806">
     <w:abstractNumId w:val="0"/>
+  </w:num>
+  <w:num w:numId="3" w16cid:durableId="1916622341">
+    <w:abstractNumId w:val="2"/>
   </w:num>
 </w:numbering>
 </file>
@@ -1184,7 +5021,6 @@
   <w:style w:type="character" w:default="1" w:styleId="DefaultParagraphFont">
     <w:name w:val="Default Paragraph Font"/>
     <w:uiPriority w:val="1"/>
-    <w:semiHidden/>
     <w:unhideWhenUsed/>
   </w:style>
   <w:style w:type="table" w:default="1" w:styleId="TableNormal">

--- a/JS/JavaScript.docx
+++ b/JS/JavaScript.docx
@@ -3704,6 +3704,9 @@
           <w:ilvl w:val="0"/>
           <w:numId w:val="1"/>
         </w:numPr>
+        <w:pBdr>
+          <w:bottom w:val="single" w:sz="6" w:space="1" w:color="auto"/>
+        </w:pBdr>
         <w:rPr>
           <w:rFonts w:ascii="Times New Roman" w:hAnsi="Times New Roman" w:cs="Times New Roman"/>
           <w:b/>
@@ -3756,29 +3759,866 @@
           <w:rFonts w:ascii="Times New Roman" w:hAnsi="Times New Roman" w:cs="Times New Roman"/>
           <w:b/>
           <w:bCs/>
-          <w:lang w:val="en-US"/>
-        </w:rPr>
-      </w:pPr>
-    </w:p>
-    <w:p>
-      <w:pPr>
-        <w:rPr>
-          <w:rFonts w:ascii="Times New Roman" w:hAnsi="Times New Roman" w:cs="Times New Roman"/>
-          <w:b/>
-          <w:bCs/>
-          <w:lang w:val="en-US"/>
-        </w:rPr>
-      </w:pPr>
-    </w:p>
-    <w:p>
-      <w:pPr>
-        <w:rPr>
-          <w:rFonts w:ascii="Times New Roman" w:hAnsi="Times New Roman" w:cs="Times New Roman"/>
-          <w:b/>
-          <w:bCs/>
-          <w:lang w:val="en-US"/>
-        </w:rPr>
-      </w:pPr>
+        </w:rPr>
+      </w:pPr>
+    </w:p>
+    <w:p>
+      <w:pPr>
+        <w:rPr>
+          <w:rFonts w:ascii="Times New Roman" w:hAnsi="Times New Roman" w:cs="Times New Roman"/>
+          <w:b/>
+          <w:bCs/>
+        </w:rPr>
+      </w:pPr>
+    </w:p>
+    <w:p>
+      <w:pPr>
+        <w:rPr>
+          <w:rFonts w:ascii="Times New Roman" w:hAnsi="Times New Roman" w:cs="Times New Roman"/>
+          <w:b/>
+          <w:bCs/>
+        </w:rPr>
+      </w:pPr>
+    </w:p>
+    <w:p>
+      <w:pPr>
+        <w:rPr>
+          <w:rFonts w:ascii="Times New Roman" w:hAnsi="Times New Roman" w:cs="Times New Roman"/>
+          <w:b/>
+          <w:bCs/>
+        </w:rPr>
+      </w:pPr>
+    </w:p>
+    <w:p>
+      <w:pPr>
+        <w:rPr>
+          <w:rFonts w:ascii="Times New Roman" w:hAnsi="Times New Roman" w:cs="Times New Roman"/>
+          <w:b/>
+          <w:bCs/>
+        </w:rPr>
+      </w:pPr>
+    </w:p>
+    <w:p>
+      <w:pPr>
+        <w:rPr>
+          <w:rFonts w:ascii="Times New Roman" w:hAnsi="Times New Roman" w:cs="Times New Roman"/>
+          <w:b/>
+          <w:bCs/>
+        </w:rPr>
+      </w:pPr>
+    </w:p>
+    <w:p>
+      <w:pPr>
+        <w:rPr>
+          <w:rFonts w:ascii="Times New Roman" w:hAnsi="Times New Roman" w:cs="Times New Roman"/>
+          <w:b/>
+          <w:bCs/>
+        </w:rPr>
+      </w:pPr>
+    </w:p>
+    <w:p>
+      <w:pPr>
+        <w:rPr>
+          <w:rFonts w:ascii="Times New Roman" w:hAnsi="Times New Roman" w:cs="Times New Roman"/>
+          <w:b/>
+          <w:bCs/>
+        </w:rPr>
+      </w:pPr>
+    </w:p>
+    <w:p>
+      <w:pPr>
+        <w:rPr>
+          <w:rFonts w:ascii="Times New Roman" w:hAnsi="Times New Roman" w:cs="Times New Roman"/>
+          <w:b/>
+          <w:bCs/>
+        </w:rPr>
+      </w:pPr>
+    </w:p>
+    <w:p>
+      <w:pPr>
+        <w:rPr>
+          <w:rFonts w:ascii="Times New Roman" w:hAnsi="Times New Roman" w:cs="Times New Roman"/>
+          <w:b/>
+          <w:bCs/>
+        </w:rPr>
+      </w:pPr>
+    </w:p>
+    <w:p>
+      <w:pPr>
+        <w:rPr>
+          <w:rFonts w:ascii="Times New Roman" w:hAnsi="Times New Roman" w:cs="Times New Roman"/>
+          <w:b/>
+          <w:bCs/>
+        </w:rPr>
+      </w:pPr>
+    </w:p>
+    <w:p>
+      <w:pPr>
+        <w:rPr>
+          <w:rFonts w:ascii="Times New Roman" w:hAnsi="Times New Roman" w:cs="Times New Roman"/>
+          <w:b/>
+          <w:bCs/>
+        </w:rPr>
+      </w:pPr>
+    </w:p>
+    <w:p>
+      <w:pPr>
+        <w:rPr>
+          <w:rFonts w:ascii="Times New Roman" w:hAnsi="Times New Roman" w:cs="Times New Roman"/>
+          <w:b/>
+          <w:bCs/>
+        </w:rPr>
+      </w:pPr>
+    </w:p>
+    <w:p>
+      <w:pPr>
+        <w:rPr>
+          <w:rFonts w:ascii="Times New Roman" w:hAnsi="Times New Roman" w:cs="Times New Roman"/>
+          <w:b/>
+          <w:bCs/>
+        </w:rPr>
+      </w:pPr>
+    </w:p>
+    <w:p>
+      <w:pPr>
+        <w:rPr>
+          <w:rFonts w:ascii="Times New Roman" w:hAnsi="Times New Roman" w:cs="Times New Roman"/>
+          <w:b/>
+          <w:bCs/>
+        </w:rPr>
+      </w:pPr>
+    </w:p>
+    <w:p>
+      <w:pPr>
+        <w:rPr>
+          <w:rFonts w:ascii="Times New Roman" w:hAnsi="Times New Roman" w:cs="Times New Roman"/>
+          <w:b/>
+          <w:bCs/>
+        </w:rPr>
+      </w:pPr>
+    </w:p>
+    <w:p>
+      <w:pPr>
+        <w:rPr>
+          <w:rFonts w:ascii="Times New Roman" w:hAnsi="Times New Roman" w:cs="Times New Roman"/>
+          <w:b/>
+          <w:bCs/>
+        </w:rPr>
+      </w:pPr>
+    </w:p>
+    <w:p>
+      <w:pPr>
+        <w:rPr>
+          <w:rFonts w:ascii="Times New Roman" w:hAnsi="Times New Roman" w:cs="Times New Roman"/>
+          <w:b/>
+          <w:bCs/>
+        </w:rPr>
+      </w:pPr>
+    </w:p>
+    <w:p>
+      <w:pPr>
+        <w:rPr>
+          <w:rFonts w:ascii="Times New Roman" w:hAnsi="Times New Roman" w:cs="Times New Roman"/>
+          <w:b/>
+          <w:bCs/>
+        </w:rPr>
+      </w:pPr>
+      <w:r>
+        <w:rPr>
+          <w:rFonts w:ascii="Times New Roman" w:hAnsi="Times New Roman" w:cs="Times New Roman"/>
+          <w:b/>
+          <w:bCs/>
+        </w:rPr>
+        <w:lastRenderedPageBreak/>
+        <w:t>Statically vs Dynamically Typed</w:t>
+      </w:r>
+    </w:p>
+    <w:p>
+      <w:pPr>
+        <w:rPr>
+          <w:rFonts w:ascii="Times New Roman" w:hAnsi="Times New Roman" w:cs="Times New Roman"/>
+        </w:rPr>
+      </w:pPr>
+      <w:r>
+        <w:rPr>
+          <w:rFonts w:ascii="Times New Roman" w:hAnsi="Times New Roman" w:cs="Times New Roman"/>
+        </w:rPr>
+        <w:t>Based on the provided search results, here’s a concise explanation of how to determine whether a language is statically typed or dynamically typed:</w:t>
+      </w:r>
+    </w:p>
+    <w:p>
+      <w:pPr>
+        <w:rPr>
+          <w:rFonts w:ascii="Times New Roman" w:hAnsi="Times New Roman" w:cs="Times New Roman"/>
+        </w:rPr>
+      </w:pPr>
+      <w:r>
+        <w:rPr>
+          <w:rFonts w:ascii="Times New Roman" w:hAnsi="Times New Roman" w:cs="Times New Roman"/>
+          <w:b/>
+          <w:bCs/>
+        </w:rPr>
+        <w:t>Statically Typed Language:</w:t>
+      </w:r>
+    </w:p>
+    <w:p>
+      <w:pPr>
+        <w:numPr>
+          <w:ilvl w:val="0"/>
+          <w:numId w:val="4"/>
+        </w:numPr>
+        <w:rPr>
+          <w:rFonts w:ascii="Times New Roman" w:hAnsi="Times New Roman" w:cs="Times New Roman"/>
+        </w:rPr>
+      </w:pPr>
+      <w:r>
+        <w:rPr>
+          <w:rFonts w:ascii="Times New Roman" w:hAnsi="Times New Roman" w:cs="Times New Roman"/>
+          <w:b/>
+          <w:bCs/>
+        </w:rPr>
+        <w:t>Type checking occurs at compile-time</w:t>
+      </w:r>
+      <w:r>
+        <w:rPr>
+          <w:rFonts w:ascii="Times New Roman" w:hAnsi="Times New Roman" w:cs="Times New Roman"/>
+        </w:rPr>
+        <w:t>: The language checks the types of variables, function arguments, and return types before the code is executed.</w:t>
+      </w:r>
+    </w:p>
+    <w:p>
+      <w:pPr>
+        <w:numPr>
+          <w:ilvl w:val="0"/>
+          <w:numId w:val="4"/>
+        </w:numPr>
+        <w:rPr>
+          <w:rFonts w:ascii="Times New Roman" w:hAnsi="Times New Roman" w:cs="Times New Roman"/>
+        </w:rPr>
+      </w:pPr>
+      <w:r>
+        <w:rPr>
+          <w:rFonts w:ascii="Times New Roman" w:hAnsi="Times New Roman" w:cs="Times New Roman"/>
+          <w:b/>
+          <w:bCs/>
+        </w:rPr>
+        <w:t>Variables must be declared with a specific data type</w:t>
+      </w:r>
+      <w:r>
+        <w:rPr>
+          <w:rFonts w:ascii="Times New Roman" w:hAnsi="Times New Roman" w:cs="Times New Roman"/>
+        </w:rPr>
+        <w:t>: The programmer must explicitly specify the data type for each variable before using it.</w:t>
+      </w:r>
+    </w:p>
+    <w:p>
+      <w:pPr>
+        <w:numPr>
+          <w:ilvl w:val="0"/>
+          <w:numId w:val="4"/>
+        </w:numPr>
+        <w:rPr>
+          <w:rFonts w:ascii="Times New Roman" w:hAnsi="Times New Roman" w:cs="Times New Roman"/>
+        </w:rPr>
+      </w:pPr>
+      <w:r>
+        <w:rPr>
+          <w:rFonts w:ascii="Times New Roman" w:hAnsi="Times New Roman" w:cs="Times New Roman"/>
+          <w:b/>
+          <w:bCs/>
+        </w:rPr>
+        <w:t>Type inference is limited or absent</w:t>
+      </w:r>
+      <w:r>
+        <w:rPr>
+          <w:rFonts w:ascii="Times New Roman" w:hAnsi="Times New Roman" w:cs="Times New Roman"/>
+        </w:rPr>
+        <w:t>: The compiler does not automatically infer the data type of a variable based on its usage.</w:t>
+      </w:r>
+    </w:p>
+    <w:p>
+      <w:pPr>
+        <w:rPr>
+          <w:rFonts w:ascii="Times New Roman" w:hAnsi="Times New Roman" w:cs="Times New Roman"/>
+        </w:rPr>
+      </w:pPr>
+      <w:r>
+        <w:rPr>
+          <w:rFonts w:ascii="Times New Roman" w:hAnsi="Times New Roman" w:cs="Times New Roman"/>
+        </w:rPr>
+        <w:t>Examples of statically typed languages include:</w:t>
+      </w:r>
+    </w:p>
+    <w:p>
+      <w:pPr>
+        <w:numPr>
+          <w:ilvl w:val="0"/>
+          <w:numId w:val="5"/>
+        </w:numPr>
+        <w:rPr>
+          <w:rFonts w:ascii="Times New Roman" w:hAnsi="Times New Roman" w:cs="Times New Roman"/>
+        </w:rPr>
+      </w:pPr>
+      <w:r>
+        <w:rPr>
+          <w:rFonts w:ascii="Times New Roman" w:hAnsi="Times New Roman" w:cs="Times New Roman"/>
+        </w:rPr>
+        <w:t>C</w:t>
+      </w:r>
+    </w:p>
+    <w:p>
+      <w:pPr>
+        <w:numPr>
+          <w:ilvl w:val="0"/>
+          <w:numId w:val="5"/>
+        </w:numPr>
+        <w:rPr>
+          <w:rFonts w:ascii="Times New Roman" w:hAnsi="Times New Roman" w:cs="Times New Roman"/>
+        </w:rPr>
+      </w:pPr>
+      <w:r>
+        <w:rPr>
+          <w:rFonts w:ascii="Times New Roman" w:hAnsi="Times New Roman" w:cs="Times New Roman"/>
+        </w:rPr>
+        <w:t>C++</w:t>
+      </w:r>
+    </w:p>
+    <w:p>
+      <w:pPr>
+        <w:numPr>
+          <w:ilvl w:val="0"/>
+          <w:numId w:val="5"/>
+        </w:numPr>
+        <w:rPr>
+          <w:rFonts w:ascii="Times New Roman" w:hAnsi="Times New Roman" w:cs="Times New Roman"/>
+        </w:rPr>
+      </w:pPr>
+      <w:r>
+        <w:rPr>
+          <w:rFonts w:ascii="Times New Roman" w:hAnsi="Times New Roman" w:cs="Times New Roman"/>
+        </w:rPr>
+        <w:t>Java</w:t>
+      </w:r>
+    </w:p>
+    <w:p>
+      <w:pPr>
+        <w:numPr>
+          <w:ilvl w:val="0"/>
+          <w:numId w:val="5"/>
+        </w:numPr>
+        <w:rPr>
+          <w:rFonts w:ascii="Times New Roman" w:hAnsi="Times New Roman" w:cs="Times New Roman"/>
+        </w:rPr>
+      </w:pPr>
+      <w:r>
+        <w:rPr>
+          <w:rFonts w:ascii="Times New Roman" w:hAnsi="Times New Roman" w:cs="Times New Roman"/>
+        </w:rPr>
+        <w:t>Go</w:t>
+      </w:r>
+    </w:p>
+    <w:p>
+      <w:pPr>
+        <w:rPr>
+          <w:rFonts w:ascii="Times New Roman" w:hAnsi="Times New Roman" w:cs="Times New Roman"/>
+        </w:rPr>
+      </w:pPr>
+      <w:r>
+        <w:rPr>
+          <w:rFonts w:ascii="Times New Roman" w:hAnsi="Times New Roman" w:cs="Times New Roman"/>
+          <w:b/>
+          <w:bCs/>
+        </w:rPr>
+        <w:t>Dynamically Typed Language:</w:t>
+      </w:r>
+    </w:p>
+    <w:p>
+      <w:pPr>
+        <w:numPr>
+          <w:ilvl w:val="0"/>
+          <w:numId w:val="6"/>
+        </w:numPr>
+        <w:rPr>
+          <w:rFonts w:ascii="Times New Roman" w:hAnsi="Times New Roman" w:cs="Times New Roman"/>
+        </w:rPr>
+      </w:pPr>
+      <w:r>
+        <w:rPr>
+          <w:rFonts w:ascii="Times New Roman" w:hAnsi="Times New Roman" w:cs="Times New Roman"/>
+          <w:b/>
+          <w:bCs/>
+        </w:rPr>
+        <w:t>Type checking occurs at runtime</w:t>
+      </w:r>
+      <w:r>
+        <w:rPr>
+          <w:rFonts w:ascii="Times New Roman" w:hAnsi="Times New Roman" w:cs="Times New Roman"/>
+        </w:rPr>
+        <w:t>: The language checks the types of variables, function arguments, and return types during the execution of the code.</w:t>
+      </w:r>
+    </w:p>
+    <w:p>
+      <w:pPr>
+        <w:numPr>
+          <w:ilvl w:val="0"/>
+          <w:numId w:val="6"/>
+        </w:numPr>
+        <w:rPr>
+          <w:rFonts w:ascii="Times New Roman" w:hAnsi="Times New Roman" w:cs="Times New Roman"/>
+        </w:rPr>
+      </w:pPr>
+      <w:r>
+        <w:rPr>
+          <w:rFonts w:ascii="Times New Roman" w:hAnsi="Times New Roman" w:cs="Times New Roman"/>
+          <w:b/>
+          <w:bCs/>
+        </w:rPr>
+        <w:t>Variables do not require explicit data type declaration</w:t>
+      </w:r>
+      <w:r>
+        <w:rPr>
+          <w:rFonts w:ascii="Times New Roman" w:hAnsi="Times New Roman" w:cs="Times New Roman"/>
+        </w:rPr>
+        <w:t>: The programmer does not need to specify a data type for each variable before using it.</w:t>
+      </w:r>
+    </w:p>
+    <w:p>
+      <w:pPr>
+        <w:numPr>
+          <w:ilvl w:val="0"/>
+          <w:numId w:val="6"/>
+        </w:numPr>
+        <w:rPr>
+          <w:rFonts w:ascii="Times New Roman" w:hAnsi="Times New Roman" w:cs="Times New Roman"/>
+        </w:rPr>
+      </w:pPr>
+      <w:r>
+        <w:rPr>
+          <w:rFonts w:ascii="Times New Roman" w:hAnsi="Times New Roman" w:cs="Times New Roman"/>
+          <w:b/>
+          <w:bCs/>
+        </w:rPr>
+        <w:t>Type inference is common</w:t>
+      </w:r>
+      <w:r>
+        <w:rPr>
+          <w:rFonts w:ascii="Times New Roman" w:hAnsi="Times New Roman" w:cs="Times New Roman"/>
+        </w:rPr>
+        <w:t>: The language infers the data type of a variable based on its usage, often using techniques like duck typing or structural subtyping.</w:t>
+      </w:r>
+    </w:p>
+    <w:p>
+      <w:pPr>
+        <w:rPr>
+          <w:rFonts w:ascii="Times New Roman" w:hAnsi="Times New Roman" w:cs="Times New Roman"/>
+        </w:rPr>
+      </w:pPr>
+      <w:r>
+        <w:rPr>
+          <w:rFonts w:ascii="Times New Roman" w:hAnsi="Times New Roman" w:cs="Times New Roman"/>
+        </w:rPr>
+        <w:t>Examples of dynamically typed languages include:</w:t>
+      </w:r>
+    </w:p>
+    <w:p>
+      <w:pPr>
+        <w:numPr>
+          <w:ilvl w:val="0"/>
+          <w:numId w:val="7"/>
+        </w:numPr>
+        <w:rPr>
+          <w:rFonts w:ascii="Times New Roman" w:hAnsi="Times New Roman" w:cs="Times New Roman"/>
+        </w:rPr>
+      </w:pPr>
+      <w:r>
+        <w:rPr>
+          <w:rFonts w:ascii="Times New Roman" w:hAnsi="Times New Roman" w:cs="Times New Roman"/>
+        </w:rPr>
+        <w:t>Python</w:t>
+      </w:r>
+    </w:p>
+    <w:p>
+      <w:pPr>
+        <w:numPr>
+          <w:ilvl w:val="0"/>
+          <w:numId w:val="7"/>
+        </w:numPr>
+        <w:rPr>
+          <w:rFonts w:ascii="Times New Roman" w:hAnsi="Times New Roman" w:cs="Times New Roman"/>
+        </w:rPr>
+      </w:pPr>
+      <w:r>
+        <w:rPr>
+          <w:rFonts w:ascii="Times New Roman" w:hAnsi="Times New Roman" w:cs="Times New Roman"/>
+        </w:rPr>
+        <w:t>JavaScript</w:t>
+      </w:r>
+    </w:p>
+    <w:p>
+      <w:pPr>
+        <w:numPr>
+          <w:ilvl w:val="0"/>
+          <w:numId w:val="7"/>
+        </w:numPr>
+        <w:rPr>
+          <w:rFonts w:ascii="Times New Roman" w:hAnsi="Times New Roman" w:cs="Times New Roman"/>
+        </w:rPr>
+      </w:pPr>
+      <w:r>
+        <w:rPr>
+          <w:rFonts w:ascii="Times New Roman" w:hAnsi="Times New Roman" w:cs="Times New Roman"/>
+        </w:rPr>
+        <w:t>Ruby</w:t>
+      </w:r>
+    </w:p>
+    <w:p>
+      <w:pPr>
+        <w:numPr>
+          <w:ilvl w:val="0"/>
+          <w:numId w:val="7"/>
+        </w:numPr>
+        <w:rPr>
+          <w:rFonts w:ascii="Times New Roman" w:hAnsi="Times New Roman" w:cs="Times New Roman"/>
+        </w:rPr>
+      </w:pPr>
+      <w:r>
+        <w:rPr>
+          <w:rFonts w:ascii="Times New Roman" w:hAnsi="Times New Roman" w:cs="Times New Roman"/>
+        </w:rPr>
+        <w:t>Perl</w:t>
+      </w:r>
+    </w:p>
+    <w:p>
+      <w:pPr>
+        <w:numPr>
+          <w:ilvl w:val="0"/>
+          <w:numId w:val="7"/>
+        </w:numPr>
+        <w:rPr>
+          <w:rFonts w:ascii="Times New Roman" w:hAnsi="Times New Roman" w:cs="Times New Roman"/>
+        </w:rPr>
+      </w:pPr>
+      <w:r>
+        <w:rPr>
+          <w:rFonts w:ascii="Times New Roman" w:hAnsi="Times New Roman" w:cs="Times New Roman"/>
+        </w:rPr>
+        <w:t>PHP</w:t>
+      </w:r>
+    </w:p>
+    <w:p>
+      <w:pPr>
+        <w:rPr>
+          <w:rFonts w:ascii="Times New Roman" w:hAnsi="Times New Roman" w:cs="Times New Roman"/>
+        </w:rPr>
+      </w:pPr>
+      <w:r>
+        <w:rPr>
+          <w:rFonts w:ascii="Times New Roman" w:hAnsi="Times New Roman" w:cs="Times New Roman"/>
+        </w:rPr>
+        <w:t>To summarize:</w:t>
+      </w:r>
+    </w:p>
+    <w:p>
+      <w:pPr>
+        <w:numPr>
+          <w:ilvl w:val="0"/>
+          <w:numId w:val="8"/>
+        </w:numPr>
+        <w:rPr>
+          <w:rFonts w:ascii="Times New Roman" w:hAnsi="Times New Roman" w:cs="Times New Roman"/>
+          <w:b/>
+          <w:bCs/>
+        </w:rPr>
+      </w:pPr>
+      <w:r>
+        <w:rPr>
+          <w:rFonts w:ascii="Times New Roman" w:hAnsi="Times New Roman" w:cs="Times New Roman"/>
+          <w:b/>
+          <w:bCs/>
+        </w:rPr>
+        <w:t>Statically typed languages perform type checking at compile-time, require explicit data type declarations, and have limited type inference.</w:t>
+      </w:r>
+    </w:p>
+    <w:p>
+      <w:pPr>
+        <w:numPr>
+          <w:ilvl w:val="0"/>
+          <w:numId w:val="8"/>
+        </w:numPr>
+        <w:rPr>
+          <w:rFonts w:ascii="Times New Roman" w:hAnsi="Times New Roman" w:cs="Times New Roman"/>
+          <w:b/>
+          <w:bCs/>
+        </w:rPr>
+      </w:pPr>
+      <w:r>
+        <w:rPr>
+          <w:rFonts w:ascii="Times New Roman" w:hAnsi="Times New Roman" w:cs="Times New Roman"/>
+          <w:b/>
+          <w:bCs/>
+        </w:rPr>
+        <w:t>Dynamically typed languages perform type checking at runtime, do not require explicit data type declarations, and often use type inference.</w:t>
+      </w:r>
+    </w:p>
+    <w:p>
+      <w:pPr>
+        <w:rPr>
+          <w:rFonts w:ascii="Times New Roman" w:hAnsi="Times New Roman" w:cs="Times New Roman"/>
+          <w:lang w:val="en-US"/>
+        </w:rPr>
+      </w:pPr>
+    </w:p>
+    <w:p>
+      <w:pPr>
+        <w:rPr>
+          <w:rFonts w:ascii="Times New Roman" w:hAnsi="Times New Roman" w:cs="Times New Roman"/>
+          <w:b/>
+          <w:bCs/>
+          <w:lang w:val="en-US"/>
+        </w:rPr>
+      </w:pPr>
+    </w:p>
+    <w:p>
+      <w:pPr>
+        <w:rPr>
+          <w:rFonts w:ascii="Times New Roman" w:hAnsi="Times New Roman" w:cs="Times New Roman"/>
+          <w:b/>
+          <w:bCs/>
+          <w:lang w:val="en-US"/>
+        </w:rPr>
+      </w:pPr>
+      <w:r>
+        <w:rPr>
+          <w:rFonts w:ascii="Times New Roman" w:hAnsi="Times New Roman" w:cs="Times New Roman"/>
+          <w:b/>
+          <w:bCs/>
+          <w:lang w:val="en-US"/>
+        </w:rPr>
+        <w:lastRenderedPageBreak/>
+        <w:t>Ways to include JS into Code:</w:t>
+      </w:r>
+    </w:p>
+    <w:p>
+      <w:pPr>
+        <w:pStyle w:val="ListParagraph"/>
+        <w:numPr>
+          <w:ilvl w:val="0"/>
+          <w:numId w:val="9"/>
+        </w:numPr>
+        <w:rPr>
+          <w:rFonts w:ascii="Times New Roman" w:hAnsi="Times New Roman" w:cs="Times New Roman"/>
+          <w:b/>
+          <w:bCs/>
+          <w:lang w:val="en-US"/>
+        </w:rPr>
+      </w:pPr>
+      <w:r>
+        <w:rPr>
+          <w:rFonts w:ascii="Times New Roman" w:hAnsi="Times New Roman" w:cs="Times New Roman"/>
+          <w:b/>
+          <w:bCs/>
+          <w:lang w:val="en-US"/>
+        </w:rPr>
+        <w:t>External JS:</w:t>
+      </w:r>
+    </w:p>
+    <w:p>
+      <w:pPr>
+        <w:pStyle w:val="ListParagraph"/>
+        <w:rPr>
+          <w:rFonts w:ascii="Times New Roman" w:hAnsi="Times New Roman" w:cs="Times New Roman"/>
+          <w:b/>
+          <w:bCs/>
+          <w:lang w:val="en-US"/>
+        </w:rPr>
+      </w:pPr>
+    </w:p>
+    <w:p>
+      <w:pPr>
+        <w:pStyle w:val="ListParagraph"/>
+        <w:rPr>
+          <w:rFonts w:ascii="Times New Roman" w:hAnsi="Times New Roman" w:cs="Times New Roman"/>
+        </w:rPr>
+      </w:pPr>
+      <w:r>
+        <w:rPr>
+          <w:rFonts w:ascii="Times New Roman" w:hAnsi="Times New Roman" w:cs="Times New Roman"/>
+        </w:rPr>
+        <w:t xml:space="preserve">&lt;script </w:t>
+      </w:r>
+      <w:proofErr w:type="spellStart"/>
+      <w:r>
+        <w:rPr>
+          <w:rFonts w:ascii="Times New Roman" w:hAnsi="Times New Roman" w:cs="Times New Roman"/>
+        </w:rPr>
+        <w:t>src</w:t>
+      </w:r>
+      <w:proofErr w:type="spellEnd"/>
+      <w:r>
+        <w:rPr>
+          <w:rFonts w:ascii="Times New Roman" w:hAnsi="Times New Roman" w:cs="Times New Roman"/>
+        </w:rPr>
+        <w:t>="FILE.JS"&gt;&lt;/script&gt;</w:t>
+      </w:r>
+    </w:p>
+    <w:p>
+      <w:pPr>
+        <w:pStyle w:val="ListParagraph"/>
+        <w:rPr>
+          <w:rFonts w:ascii="Times New Roman" w:hAnsi="Times New Roman" w:cs="Times New Roman"/>
+        </w:rPr>
+      </w:pPr>
+    </w:p>
+    <w:p>
+      <w:pPr>
+        <w:pStyle w:val="ListParagraph"/>
+        <w:numPr>
+          <w:ilvl w:val="0"/>
+          <w:numId w:val="9"/>
+        </w:numPr>
+        <w:rPr>
+          <w:rFonts w:ascii="Times New Roman" w:hAnsi="Times New Roman" w:cs="Times New Roman"/>
+          <w:b/>
+          <w:bCs/>
+          <w:lang w:val="en-US"/>
+        </w:rPr>
+      </w:pPr>
+      <w:r>
+        <w:rPr>
+          <w:rFonts w:ascii="Times New Roman" w:hAnsi="Times New Roman" w:cs="Times New Roman"/>
+          <w:b/>
+          <w:bCs/>
+          <w:lang w:val="en-US"/>
+        </w:rPr>
+        <w:t>Internal JS:</w:t>
+      </w:r>
+    </w:p>
+    <w:p>
+      <w:pPr>
+        <w:ind w:firstLine="720"/>
+        <w:rPr>
+          <w:rFonts w:ascii="Times New Roman" w:hAnsi="Times New Roman" w:cs="Times New Roman"/>
+          <w:lang w:val="en-US"/>
+        </w:rPr>
+      </w:pPr>
+      <w:r>
+        <w:rPr>
+          <w:rFonts w:ascii="Times New Roman" w:hAnsi="Times New Roman" w:cs="Times New Roman"/>
+        </w:rPr>
+        <w:t>&lt;script&gt;DO SOMETHING&lt;/script&gt;</w:t>
+      </w:r>
+    </w:p>
+    <w:p>
+      <w:pPr>
+        <w:pStyle w:val="ListParagraph"/>
+        <w:numPr>
+          <w:ilvl w:val="0"/>
+          <w:numId w:val="9"/>
+        </w:numPr>
+        <w:rPr>
+          <w:rFonts w:ascii="Times New Roman" w:hAnsi="Times New Roman" w:cs="Times New Roman"/>
+          <w:b/>
+          <w:bCs/>
+          <w:lang w:val="en-US"/>
+        </w:rPr>
+      </w:pPr>
+      <w:r>
+        <w:rPr>
+          <w:rFonts w:ascii="Times New Roman" w:hAnsi="Times New Roman" w:cs="Times New Roman"/>
+          <w:b/>
+          <w:bCs/>
+          <w:lang w:val="en-US"/>
+        </w:rPr>
+        <w:t>Inline JS:</w:t>
+      </w:r>
+    </w:p>
+    <w:p>
+      <w:pPr>
+        <w:pBdr>
+          <w:bottom w:val="single" w:sz="6" w:space="1" w:color="auto"/>
+        </w:pBdr>
+        <w:ind w:left="720"/>
+        <w:rPr>
+          <w:rFonts w:ascii="Times New Roman" w:hAnsi="Times New Roman" w:cs="Times New Roman"/>
+        </w:rPr>
+      </w:pPr>
+      <w:r>
+        <w:rPr>
+          <w:rFonts w:ascii="Times New Roman" w:hAnsi="Times New Roman" w:cs="Times New Roman"/>
+        </w:rPr>
+        <w:t>&lt;input type="button" value="Test" onclick="</w:t>
+      </w:r>
+      <w:proofErr w:type="gramStart"/>
+      <w:r>
+        <w:rPr>
+          <w:rFonts w:ascii="Times New Roman" w:hAnsi="Times New Roman" w:cs="Times New Roman"/>
+        </w:rPr>
+        <w:t>FUNCTION(</w:t>
+      </w:r>
+      <w:proofErr w:type="gramEnd"/>
+      <w:r>
+        <w:rPr>
+          <w:rFonts w:ascii="Times New Roman" w:hAnsi="Times New Roman" w:cs="Times New Roman"/>
+        </w:rPr>
+        <w:t>)"&gt;</w:t>
+      </w:r>
+    </w:p>
+    <w:p>
+      <w:pPr>
+        <w:ind w:left="720"/>
+        <w:rPr>
+          <w:rFonts w:ascii="Times New Roman" w:hAnsi="Times New Roman" w:cs="Times New Roman"/>
+        </w:rPr>
+      </w:pPr>
+    </w:p>
+    <w:p>
+      <w:pPr>
+        <w:rPr>
+          <w:rFonts w:ascii="Times New Roman" w:hAnsi="Times New Roman" w:cs="Times New Roman"/>
+          <w:lang w:val="en-US"/>
+        </w:rPr>
+      </w:pPr>
+      <w:r>
+        <w:rPr>
+          <w:rFonts w:ascii="Times New Roman" w:hAnsi="Times New Roman" w:cs="Times New Roman"/>
+          <w:lang w:val="en-US"/>
+        </w:rPr>
+        <w:drawing>
+          <wp:inline distT="0" distB="0" distL="0" distR="0" wp14:anchorId="3A5D2564" wp14:editId="1941D4FA">
+            <wp:extent cx="5731510" cy="5110480"/>
+            <wp:effectExtent l="0" t="0" r="2540" b="0"/>
+            <wp:docPr id="1338887037" name="Picture 1"/>
+            <wp:cNvGraphicFramePr>
+              <a:graphicFrameLocks xmlns:a="http://schemas.openxmlformats.org/drawingml/2006/main" noChangeAspect="1"/>
+            </wp:cNvGraphicFramePr>
+            <a:graphic xmlns:a="http://schemas.openxmlformats.org/drawingml/2006/main">
+              <a:graphicData uri="http://schemas.openxmlformats.org/drawingml/2006/picture">
+                <pic:pic xmlns:pic="http://schemas.openxmlformats.org/drawingml/2006/picture">
+                  <pic:nvPicPr>
+                    <pic:cNvPr id="1338887037" name=""/>
+                    <pic:cNvPicPr/>
+                  </pic:nvPicPr>
+                  <pic:blipFill>
+                    <a:blip r:embed="rId6"/>
+                    <a:stretch>
+                      <a:fillRect/>
+                    </a:stretch>
+                  </pic:blipFill>
+                  <pic:spPr>
+                    <a:xfrm>
+                      <a:off x="0" y="0"/>
+                      <a:ext cx="5731510" cy="5110480"/>
+                    </a:xfrm>
+                    <a:prstGeom prst="rect">
+                      <a:avLst/>
+                    </a:prstGeom>
+                  </pic:spPr>
+                </pic:pic>
+              </a:graphicData>
+            </a:graphic>
+          </wp:inline>
+        </w:drawing>
+      </w:r>
     </w:p>
     <w:p>
       <w:pPr>
@@ -4152,6 +4992,7 @@
           <w:noProof/>
           <w:lang w:val="en-US"/>
         </w:rPr>
+        <w:lastRenderedPageBreak/>
         <w:drawing>
           <wp:inline distT="0" distB="0" distL="0" distR="0" wp14:anchorId="7072C044" wp14:editId="4BEDE482">
             <wp:extent cx="5731510" cy="3223895"/>
@@ -4165,72 +5006,6 @@
                 <pic:pic xmlns:pic="http://schemas.openxmlformats.org/drawingml/2006/picture">
                   <pic:nvPicPr>
                     <pic:cNvPr id="802473168" name=""/>
-                    <pic:cNvPicPr/>
-                  </pic:nvPicPr>
-                  <pic:blipFill>
-                    <a:blip r:embed="rId6"/>
-                    <a:stretch>
-                      <a:fillRect/>
-                    </a:stretch>
-                  </pic:blipFill>
-                  <pic:spPr>
-                    <a:xfrm>
-                      <a:off x="0" y="0"/>
-                      <a:ext cx="5731510" cy="3223895"/>
-                    </a:xfrm>
-                    <a:prstGeom prst="rect">
-                      <a:avLst/>
-                    </a:prstGeom>
-                  </pic:spPr>
-                </pic:pic>
-              </a:graphicData>
-            </a:graphic>
-          </wp:inline>
-        </w:drawing>
-      </w:r>
-    </w:p>
-    <w:p>
-      <w:pPr>
-        <w:rPr>
-          <w:rFonts w:ascii="Times New Roman" w:hAnsi="Times New Roman" w:cs="Times New Roman"/>
-          <w:lang w:val="en-US"/>
-        </w:rPr>
-      </w:pPr>
-      <w:r>
-        <w:rPr>
-          <w:rFonts w:ascii="Times New Roman" w:hAnsi="Times New Roman" w:cs="Times New Roman"/>
-          <w:lang w:val="en-US"/>
-        </w:rPr>
-        <w:t>output:</w:t>
-      </w:r>
-    </w:p>
-    <w:p>
-      <w:pPr>
-        <w:rPr>
-          <w:rFonts w:ascii="Times New Roman" w:hAnsi="Times New Roman" w:cs="Times New Roman"/>
-          <w:lang w:val="en-US"/>
-        </w:rPr>
-      </w:pPr>
-      <w:r>
-        <w:rPr>
-          <w:rFonts w:ascii="Times New Roman" w:hAnsi="Times New Roman" w:cs="Times New Roman"/>
-          <w:noProof/>
-          <w:lang w:val="en-US"/>
-        </w:rPr>
-        <w:lastRenderedPageBreak/>
-        <w:drawing>
-          <wp:inline distT="0" distB="0" distL="0" distR="0" wp14:anchorId="46FEDD9B" wp14:editId="55DA3EFC">
-            <wp:extent cx="5731510" cy="3223895"/>
-            <wp:effectExtent l="0" t="0" r="2540" b="0"/>
-            <wp:docPr id="483514469" name="Picture 1"/>
-            <wp:cNvGraphicFramePr>
-              <a:graphicFrameLocks xmlns:a="http://schemas.openxmlformats.org/drawingml/2006/main" noChangeAspect="1"/>
-            </wp:cNvGraphicFramePr>
-            <a:graphic xmlns:a="http://schemas.openxmlformats.org/drawingml/2006/main">
-              <a:graphicData uri="http://schemas.openxmlformats.org/drawingml/2006/picture">
-                <pic:pic xmlns:pic="http://schemas.openxmlformats.org/drawingml/2006/picture">
-                  <pic:nvPicPr>
-                    <pic:cNvPr id="483514469" name=""/>
                     <pic:cNvPicPr/>
                   </pic:nvPicPr>
                   <pic:blipFill>
@@ -4255,6 +5030,71 @@
         </w:drawing>
       </w:r>
     </w:p>
+    <w:p>
+      <w:pPr>
+        <w:rPr>
+          <w:rFonts w:ascii="Times New Roman" w:hAnsi="Times New Roman" w:cs="Times New Roman"/>
+          <w:lang w:val="en-US"/>
+        </w:rPr>
+      </w:pPr>
+      <w:r>
+        <w:rPr>
+          <w:rFonts w:ascii="Times New Roman" w:hAnsi="Times New Roman" w:cs="Times New Roman"/>
+          <w:lang w:val="en-US"/>
+        </w:rPr>
+        <w:t>output:</w:t>
+      </w:r>
+    </w:p>
+    <w:p>
+      <w:pPr>
+        <w:rPr>
+          <w:rFonts w:ascii="Times New Roman" w:hAnsi="Times New Roman" w:cs="Times New Roman"/>
+          <w:lang w:val="en-US"/>
+        </w:rPr>
+      </w:pPr>
+      <w:r>
+        <w:rPr>
+          <w:rFonts w:ascii="Times New Roman" w:hAnsi="Times New Roman" w:cs="Times New Roman"/>
+          <w:noProof/>
+          <w:lang w:val="en-US"/>
+        </w:rPr>
+        <w:drawing>
+          <wp:inline distT="0" distB="0" distL="0" distR="0" wp14:anchorId="46FEDD9B" wp14:editId="55DA3EFC">
+            <wp:extent cx="5731510" cy="3223895"/>
+            <wp:effectExtent l="0" t="0" r="2540" b="0"/>
+            <wp:docPr id="483514469" name="Picture 1"/>
+            <wp:cNvGraphicFramePr>
+              <a:graphicFrameLocks xmlns:a="http://schemas.openxmlformats.org/drawingml/2006/main" noChangeAspect="1"/>
+            </wp:cNvGraphicFramePr>
+            <a:graphic xmlns:a="http://schemas.openxmlformats.org/drawingml/2006/main">
+              <a:graphicData uri="http://schemas.openxmlformats.org/drawingml/2006/picture">
+                <pic:pic xmlns:pic="http://schemas.openxmlformats.org/drawingml/2006/picture">
+                  <pic:nvPicPr>
+                    <pic:cNvPr id="483514469" name=""/>
+                    <pic:cNvPicPr/>
+                  </pic:nvPicPr>
+                  <pic:blipFill>
+                    <a:blip r:embed="rId8"/>
+                    <a:stretch>
+                      <a:fillRect/>
+                    </a:stretch>
+                  </pic:blipFill>
+                  <pic:spPr>
+                    <a:xfrm>
+                      <a:off x="0" y="0"/>
+                      <a:ext cx="5731510" cy="3223895"/>
+                    </a:xfrm>
+                    <a:prstGeom prst="rect">
+                      <a:avLst/>
+                    </a:prstGeom>
+                  </pic:spPr>
+                </pic:pic>
+              </a:graphicData>
+            </a:graphic>
+          </wp:inline>
+        </w:drawing>
+      </w:r>
+    </w:p>
     <w:sectPr>
       <w:pgSz w:w="11906" w:h="16838"/>
       <w:pgMar w:top="1440" w:right="1440" w:bottom="1440" w:left="1440" w:header="708" w:footer="708" w:gutter="0"/>
@@ -4493,6 +5333,417 @@
     </w:lvl>
   </w:abstractNum>
   <w:abstractNum w:abstractNumId="2" w15:restartNumberingAfterBreak="0">
+    <w:nsid w:val="1CC432FD"/>
+    <w:multiLevelType w:val="multilevel"/>
+    <w:tmpl w:val="89F06596"/>
+    <w:lvl w:ilvl="0">
+      <w:start w:val="1"/>
+      <w:numFmt w:val="decimal"/>
+      <w:lvlText w:val="%1."/>
+      <w:lvlJc w:val="left"/>
+      <w:pPr>
+        <w:tabs>
+          <w:tab w:val="num" w:pos="720"/>
+        </w:tabs>
+        <w:ind w:left="720" w:hanging="360"/>
+      </w:pPr>
+    </w:lvl>
+    <w:lvl w:ilvl="1" w:tentative="1">
+      <w:start w:val="1"/>
+      <w:numFmt w:val="decimal"/>
+      <w:lvlText w:val="%2."/>
+      <w:lvlJc w:val="left"/>
+      <w:pPr>
+        <w:tabs>
+          <w:tab w:val="num" w:pos="1440"/>
+        </w:tabs>
+        <w:ind w:left="1440" w:hanging="360"/>
+      </w:pPr>
+    </w:lvl>
+    <w:lvl w:ilvl="2" w:tentative="1">
+      <w:start w:val="1"/>
+      <w:numFmt w:val="decimal"/>
+      <w:lvlText w:val="%3."/>
+      <w:lvlJc w:val="left"/>
+      <w:pPr>
+        <w:tabs>
+          <w:tab w:val="num" w:pos="2160"/>
+        </w:tabs>
+        <w:ind w:left="2160" w:hanging="360"/>
+      </w:pPr>
+    </w:lvl>
+    <w:lvl w:ilvl="3" w:tentative="1">
+      <w:start w:val="1"/>
+      <w:numFmt w:val="decimal"/>
+      <w:lvlText w:val="%4."/>
+      <w:lvlJc w:val="left"/>
+      <w:pPr>
+        <w:tabs>
+          <w:tab w:val="num" w:pos="2880"/>
+        </w:tabs>
+        <w:ind w:left="2880" w:hanging="360"/>
+      </w:pPr>
+    </w:lvl>
+    <w:lvl w:ilvl="4" w:tentative="1">
+      <w:start w:val="1"/>
+      <w:numFmt w:val="decimal"/>
+      <w:lvlText w:val="%5."/>
+      <w:lvlJc w:val="left"/>
+      <w:pPr>
+        <w:tabs>
+          <w:tab w:val="num" w:pos="3600"/>
+        </w:tabs>
+        <w:ind w:left="3600" w:hanging="360"/>
+      </w:pPr>
+    </w:lvl>
+    <w:lvl w:ilvl="5" w:tentative="1">
+      <w:start w:val="1"/>
+      <w:numFmt w:val="decimal"/>
+      <w:lvlText w:val="%6."/>
+      <w:lvlJc w:val="left"/>
+      <w:pPr>
+        <w:tabs>
+          <w:tab w:val="num" w:pos="4320"/>
+        </w:tabs>
+        <w:ind w:left="4320" w:hanging="360"/>
+      </w:pPr>
+    </w:lvl>
+    <w:lvl w:ilvl="6" w:tentative="1">
+      <w:start w:val="1"/>
+      <w:numFmt w:val="decimal"/>
+      <w:lvlText w:val="%7."/>
+      <w:lvlJc w:val="left"/>
+      <w:pPr>
+        <w:tabs>
+          <w:tab w:val="num" w:pos="5040"/>
+        </w:tabs>
+        <w:ind w:left="5040" w:hanging="360"/>
+      </w:pPr>
+    </w:lvl>
+    <w:lvl w:ilvl="7" w:tentative="1">
+      <w:start w:val="1"/>
+      <w:numFmt w:val="decimal"/>
+      <w:lvlText w:val="%8."/>
+      <w:lvlJc w:val="left"/>
+      <w:pPr>
+        <w:tabs>
+          <w:tab w:val="num" w:pos="5760"/>
+        </w:tabs>
+        <w:ind w:left="5760" w:hanging="360"/>
+      </w:pPr>
+    </w:lvl>
+    <w:lvl w:ilvl="8" w:tentative="1">
+      <w:start w:val="1"/>
+      <w:numFmt w:val="decimal"/>
+      <w:lvlText w:val="%9."/>
+      <w:lvlJc w:val="left"/>
+      <w:pPr>
+        <w:tabs>
+          <w:tab w:val="num" w:pos="6480"/>
+        </w:tabs>
+        <w:ind w:left="6480" w:hanging="360"/>
+      </w:pPr>
+    </w:lvl>
+  </w:abstractNum>
+  <w:abstractNum w:abstractNumId="3" w15:restartNumberingAfterBreak="0">
+    <w:nsid w:val="3FB071E7"/>
+    <w:multiLevelType w:val="multilevel"/>
+    <w:tmpl w:val="D08E8FBA"/>
+    <w:lvl w:ilvl="0">
+      <w:start w:val="1"/>
+      <w:numFmt w:val="bullet"/>
+      <w:lvlText w:val=""/>
+      <w:lvlJc w:val="left"/>
+      <w:pPr>
+        <w:tabs>
+          <w:tab w:val="num" w:pos="720"/>
+        </w:tabs>
+        <w:ind w:left="720" w:hanging="360"/>
+      </w:pPr>
+      <w:rPr>
+        <w:rFonts w:ascii="Symbol" w:hAnsi="Symbol" w:hint="default"/>
+        <w:sz w:val="20"/>
+      </w:rPr>
+    </w:lvl>
+    <w:lvl w:ilvl="1" w:tentative="1">
+      <w:start w:val="1"/>
+      <w:numFmt w:val="bullet"/>
+      <w:lvlText w:val="o"/>
+      <w:lvlJc w:val="left"/>
+      <w:pPr>
+        <w:tabs>
+          <w:tab w:val="num" w:pos="1440"/>
+        </w:tabs>
+        <w:ind w:left="1440" w:hanging="360"/>
+      </w:pPr>
+      <w:rPr>
+        <w:rFonts w:ascii="Courier New" w:hAnsi="Courier New" w:hint="default"/>
+        <w:sz w:val="20"/>
+      </w:rPr>
+    </w:lvl>
+    <w:lvl w:ilvl="2" w:tentative="1">
+      <w:start w:val="1"/>
+      <w:numFmt w:val="bullet"/>
+      <w:lvlText w:val=""/>
+      <w:lvlJc w:val="left"/>
+      <w:pPr>
+        <w:tabs>
+          <w:tab w:val="num" w:pos="2160"/>
+        </w:tabs>
+        <w:ind w:left="2160" w:hanging="360"/>
+      </w:pPr>
+      <w:rPr>
+        <w:rFonts w:ascii="Wingdings" w:hAnsi="Wingdings" w:hint="default"/>
+        <w:sz w:val="20"/>
+      </w:rPr>
+    </w:lvl>
+    <w:lvl w:ilvl="3" w:tentative="1">
+      <w:start w:val="1"/>
+      <w:numFmt w:val="bullet"/>
+      <w:lvlText w:val=""/>
+      <w:lvlJc w:val="left"/>
+      <w:pPr>
+        <w:tabs>
+          <w:tab w:val="num" w:pos="2880"/>
+        </w:tabs>
+        <w:ind w:left="2880" w:hanging="360"/>
+      </w:pPr>
+      <w:rPr>
+        <w:rFonts w:ascii="Wingdings" w:hAnsi="Wingdings" w:hint="default"/>
+        <w:sz w:val="20"/>
+      </w:rPr>
+    </w:lvl>
+    <w:lvl w:ilvl="4" w:tentative="1">
+      <w:start w:val="1"/>
+      <w:numFmt w:val="bullet"/>
+      <w:lvlText w:val=""/>
+      <w:lvlJc w:val="left"/>
+      <w:pPr>
+        <w:tabs>
+          <w:tab w:val="num" w:pos="3600"/>
+        </w:tabs>
+        <w:ind w:left="3600" w:hanging="360"/>
+      </w:pPr>
+      <w:rPr>
+        <w:rFonts w:ascii="Wingdings" w:hAnsi="Wingdings" w:hint="default"/>
+        <w:sz w:val="20"/>
+      </w:rPr>
+    </w:lvl>
+    <w:lvl w:ilvl="5" w:tentative="1">
+      <w:start w:val="1"/>
+      <w:numFmt w:val="bullet"/>
+      <w:lvlText w:val=""/>
+      <w:lvlJc w:val="left"/>
+      <w:pPr>
+        <w:tabs>
+          <w:tab w:val="num" w:pos="4320"/>
+        </w:tabs>
+        <w:ind w:left="4320" w:hanging="360"/>
+      </w:pPr>
+      <w:rPr>
+        <w:rFonts w:ascii="Wingdings" w:hAnsi="Wingdings" w:hint="default"/>
+        <w:sz w:val="20"/>
+      </w:rPr>
+    </w:lvl>
+    <w:lvl w:ilvl="6" w:tentative="1">
+      <w:start w:val="1"/>
+      <w:numFmt w:val="bullet"/>
+      <w:lvlText w:val=""/>
+      <w:lvlJc w:val="left"/>
+      <w:pPr>
+        <w:tabs>
+          <w:tab w:val="num" w:pos="5040"/>
+        </w:tabs>
+        <w:ind w:left="5040" w:hanging="360"/>
+      </w:pPr>
+      <w:rPr>
+        <w:rFonts w:ascii="Wingdings" w:hAnsi="Wingdings" w:hint="default"/>
+        <w:sz w:val="20"/>
+      </w:rPr>
+    </w:lvl>
+    <w:lvl w:ilvl="7" w:tentative="1">
+      <w:start w:val="1"/>
+      <w:numFmt w:val="bullet"/>
+      <w:lvlText w:val=""/>
+      <w:lvlJc w:val="left"/>
+      <w:pPr>
+        <w:tabs>
+          <w:tab w:val="num" w:pos="5760"/>
+        </w:tabs>
+        <w:ind w:left="5760" w:hanging="360"/>
+      </w:pPr>
+      <w:rPr>
+        <w:rFonts w:ascii="Wingdings" w:hAnsi="Wingdings" w:hint="default"/>
+        <w:sz w:val="20"/>
+      </w:rPr>
+    </w:lvl>
+    <w:lvl w:ilvl="8" w:tentative="1">
+      <w:start w:val="1"/>
+      <w:numFmt w:val="bullet"/>
+      <w:lvlText w:val=""/>
+      <w:lvlJc w:val="left"/>
+      <w:pPr>
+        <w:tabs>
+          <w:tab w:val="num" w:pos="6480"/>
+        </w:tabs>
+        <w:ind w:left="6480" w:hanging="360"/>
+      </w:pPr>
+      <w:rPr>
+        <w:rFonts w:ascii="Wingdings" w:hAnsi="Wingdings" w:hint="default"/>
+        <w:sz w:val="20"/>
+      </w:rPr>
+    </w:lvl>
+  </w:abstractNum>
+  <w:abstractNum w:abstractNumId="4" w15:restartNumberingAfterBreak="0">
+    <w:nsid w:val="43BB0C9B"/>
+    <w:multiLevelType w:val="multilevel"/>
+    <w:tmpl w:val="83B07736"/>
+    <w:lvl w:ilvl="0">
+      <w:start w:val="1"/>
+      <w:numFmt w:val="bullet"/>
+      <w:lvlText w:val=""/>
+      <w:lvlJc w:val="left"/>
+      <w:pPr>
+        <w:tabs>
+          <w:tab w:val="num" w:pos="720"/>
+        </w:tabs>
+        <w:ind w:left="720" w:hanging="360"/>
+      </w:pPr>
+      <w:rPr>
+        <w:rFonts w:ascii="Symbol" w:hAnsi="Symbol" w:hint="default"/>
+        <w:sz w:val="20"/>
+      </w:rPr>
+    </w:lvl>
+    <w:lvl w:ilvl="1" w:tentative="1">
+      <w:start w:val="1"/>
+      <w:numFmt w:val="bullet"/>
+      <w:lvlText w:val="o"/>
+      <w:lvlJc w:val="left"/>
+      <w:pPr>
+        <w:tabs>
+          <w:tab w:val="num" w:pos="1440"/>
+        </w:tabs>
+        <w:ind w:left="1440" w:hanging="360"/>
+      </w:pPr>
+      <w:rPr>
+        <w:rFonts w:ascii="Courier New" w:hAnsi="Courier New" w:hint="default"/>
+        <w:sz w:val="20"/>
+      </w:rPr>
+    </w:lvl>
+    <w:lvl w:ilvl="2" w:tentative="1">
+      <w:start w:val="1"/>
+      <w:numFmt w:val="bullet"/>
+      <w:lvlText w:val=""/>
+      <w:lvlJc w:val="left"/>
+      <w:pPr>
+        <w:tabs>
+          <w:tab w:val="num" w:pos="2160"/>
+        </w:tabs>
+        <w:ind w:left="2160" w:hanging="360"/>
+      </w:pPr>
+      <w:rPr>
+        <w:rFonts w:ascii="Wingdings" w:hAnsi="Wingdings" w:hint="default"/>
+        <w:sz w:val="20"/>
+      </w:rPr>
+    </w:lvl>
+    <w:lvl w:ilvl="3" w:tentative="1">
+      <w:start w:val="1"/>
+      <w:numFmt w:val="bullet"/>
+      <w:lvlText w:val=""/>
+      <w:lvlJc w:val="left"/>
+      <w:pPr>
+        <w:tabs>
+          <w:tab w:val="num" w:pos="2880"/>
+        </w:tabs>
+        <w:ind w:left="2880" w:hanging="360"/>
+      </w:pPr>
+      <w:rPr>
+        <w:rFonts w:ascii="Wingdings" w:hAnsi="Wingdings" w:hint="default"/>
+        <w:sz w:val="20"/>
+      </w:rPr>
+    </w:lvl>
+    <w:lvl w:ilvl="4" w:tentative="1">
+      <w:start w:val="1"/>
+      <w:numFmt w:val="bullet"/>
+      <w:lvlText w:val=""/>
+      <w:lvlJc w:val="left"/>
+      <w:pPr>
+        <w:tabs>
+          <w:tab w:val="num" w:pos="3600"/>
+        </w:tabs>
+        <w:ind w:left="3600" w:hanging="360"/>
+      </w:pPr>
+      <w:rPr>
+        <w:rFonts w:ascii="Wingdings" w:hAnsi="Wingdings" w:hint="default"/>
+        <w:sz w:val="20"/>
+      </w:rPr>
+    </w:lvl>
+    <w:lvl w:ilvl="5" w:tentative="1">
+      <w:start w:val="1"/>
+      <w:numFmt w:val="bullet"/>
+      <w:lvlText w:val=""/>
+      <w:lvlJc w:val="left"/>
+      <w:pPr>
+        <w:tabs>
+          <w:tab w:val="num" w:pos="4320"/>
+        </w:tabs>
+        <w:ind w:left="4320" w:hanging="360"/>
+      </w:pPr>
+      <w:rPr>
+        <w:rFonts w:ascii="Wingdings" w:hAnsi="Wingdings" w:hint="default"/>
+        <w:sz w:val="20"/>
+      </w:rPr>
+    </w:lvl>
+    <w:lvl w:ilvl="6" w:tentative="1">
+      <w:start w:val="1"/>
+      <w:numFmt w:val="bullet"/>
+      <w:lvlText w:val=""/>
+      <w:lvlJc w:val="left"/>
+      <w:pPr>
+        <w:tabs>
+          <w:tab w:val="num" w:pos="5040"/>
+        </w:tabs>
+        <w:ind w:left="5040" w:hanging="360"/>
+      </w:pPr>
+      <w:rPr>
+        <w:rFonts w:ascii="Wingdings" w:hAnsi="Wingdings" w:hint="default"/>
+        <w:sz w:val="20"/>
+      </w:rPr>
+    </w:lvl>
+    <w:lvl w:ilvl="7" w:tentative="1">
+      <w:start w:val="1"/>
+      <w:numFmt w:val="bullet"/>
+      <w:lvlText w:val=""/>
+      <w:lvlJc w:val="left"/>
+      <w:pPr>
+        <w:tabs>
+          <w:tab w:val="num" w:pos="5760"/>
+        </w:tabs>
+        <w:ind w:left="5760" w:hanging="360"/>
+      </w:pPr>
+      <w:rPr>
+        <w:rFonts w:ascii="Wingdings" w:hAnsi="Wingdings" w:hint="default"/>
+        <w:sz w:val="20"/>
+      </w:rPr>
+    </w:lvl>
+    <w:lvl w:ilvl="8" w:tentative="1">
+      <w:start w:val="1"/>
+      <w:numFmt w:val="bullet"/>
+      <w:lvlText w:val=""/>
+      <w:lvlJc w:val="left"/>
+      <w:pPr>
+        <w:tabs>
+          <w:tab w:val="num" w:pos="6480"/>
+        </w:tabs>
+        <w:ind w:left="6480" w:hanging="360"/>
+      </w:pPr>
+      <w:rPr>
+        <w:rFonts w:ascii="Wingdings" w:hAnsi="Wingdings" w:hint="default"/>
+        <w:sz w:val="20"/>
+      </w:rPr>
+    </w:lvl>
+  </w:abstractNum>
+  <w:abstractNum w:abstractNumId="5" w15:restartNumberingAfterBreak="0">
     <w:nsid w:val="4D8C42B8"/>
     <w:multiLevelType w:val="hybridMultilevel"/>
     <w:tmpl w:val="9D32133C"/>
@@ -4602,6 +5853,357 @@
       </w:pPr>
       <w:rPr>
         <w:rFonts w:ascii="Wingdings" w:hAnsi="Wingdings" w:hint="default"/>
+      </w:rPr>
+    </w:lvl>
+  </w:abstractNum>
+  <w:abstractNum w:abstractNumId="6" w15:restartNumberingAfterBreak="0">
+    <w:nsid w:val="57DE33DA"/>
+    <w:multiLevelType w:val="hybridMultilevel"/>
+    <w:tmpl w:val="A8961196"/>
+    <w:lvl w:ilvl="0" w:tplc="40090011">
+      <w:start w:val="1"/>
+      <w:numFmt w:val="decimal"/>
+      <w:lvlText w:val="%1)"/>
+      <w:lvlJc w:val="left"/>
+      <w:pPr>
+        <w:ind w:left="720" w:hanging="360"/>
+      </w:pPr>
+      <w:rPr>
+        <w:rFonts w:hint="default"/>
+      </w:rPr>
+    </w:lvl>
+    <w:lvl w:ilvl="1" w:tplc="40090019">
+      <w:start w:val="1"/>
+      <w:numFmt w:val="lowerLetter"/>
+      <w:lvlText w:val="%2."/>
+      <w:lvlJc w:val="left"/>
+      <w:pPr>
+        <w:ind w:left="1440" w:hanging="360"/>
+      </w:pPr>
+    </w:lvl>
+    <w:lvl w:ilvl="2" w:tplc="4009001B">
+      <w:start w:val="1"/>
+      <w:numFmt w:val="lowerRoman"/>
+      <w:lvlText w:val="%3."/>
+      <w:lvlJc w:val="right"/>
+      <w:pPr>
+        <w:ind w:left="2160" w:hanging="180"/>
+      </w:pPr>
+    </w:lvl>
+    <w:lvl w:ilvl="3" w:tplc="4009000F">
+      <w:start w:val="1"/>
+      <w:numFmt w:val="decimal"/>
+      <w:lvlText w:val="%4."/>
+      <w:lvlJc w:val="left"/>
+      <w:pPr>
+        <w:ind w:left="2880" w:hanging="360"/>
+      </w:pPr>
+    </w:lvl>
+    <w:lvl w:ilvl="4" w:tplc="40090019">
+      <w:start w:val="1"/>
+      <w:numFmt w:val="lowerLetter"/>
+      <w:lvlText w:val="%5."/>
+      <w:lvlJc w:val="left"/>
+      <w:pPr>
+        <w:ind w:left="3600" w:hanging="360"/>
+      </w:pPr>
+    </w:lvl>
+    <w:lvl w:ilvl="5" w:tplc="4009001B" w:tentative="1">
+      <w:start w:val="1"/>
+      <w:numFmt w:val="lowerRoman"/>
+      <w:lvlText w:val="%6."/>
+      <w:lvlJc w:val="right"/>
+      <w:pPr>
+        <w:ind w:left="4320" w:hanging="180"/>
+      </w:pPr>
+    </w:lvl>
+    <w:lvl w:ilvl="6" w:tplc="4009000F" w:tentative="1">
+      <w:start w:val="1"/>
+      <w:numFmt w:val="decimal"/>
+      <w:lvlText w:val="%7."/>
+      <w:lvlJc w:val="left"/>
+      <w:pPr>
+        <w:ind w:left="5040" w:hanging="360"/>
+      </w:pPr>
+    </w:lvl>
+    <w:lvl w:ilvl="7" w:tplc="40090019" w:tentative="1">
+      <w:start w:val="1"/>
+      <w:numFmt w:val="lowerLetter"/>
+      <w:lvlText w:val="%8."/>
+      <w:lvlJc w:val="left"/>
+      <w:pPr>
+        <w:ind w:left="5760" w:hanging="360"/>
+      </w:pPr>
+    </w:lvl>
+    <w:lvl w:ilvl="8" w:tplc="4009001B" w:tentative="1">
+      <w:start w:val="1"/>
+      <w:numFmt w:val="lowerRoman"/>
+      <w:lvlText w:val="%9."/>
+      <w:lvlJc w:val="right"/>
+      <w:pPr>
+        <w:ind w:left="6480" w:hanging="180"/>
+      </w:pPr>
+    </w:lvl>
+  </w:abstractNum>
+  <w:abstractNum w:abstractNumId="7" w15:restartNumberingAfterBreak="0">
+    <w:nsid w:val="59EB4FEA"/>
+    <w:multiLevelType w:val="multilevel"/>
+    <w:tmpl w:val="F07C862E"/>
+    <w:lvl w:ilvl="0">
+      <w:start w:val="1"/>
+      <w:numFmt w:val="decimal"/>
+      <w:lvlText w:val="%1."/>
+      <w:lvlJc w:val="left"/>
+      <w:pPr>
+        <w:tabs>
+          <w:tab w:val="num" w:pos="720"/>
+        </w:tabs>
+        <w:ind w:left="720" w:hanging="360"/>
+      </w:pPr>
+    </w:lvl>
+    <w:lvl w:ilvl="1" w:tentative="1">
+      <w:start w:val="1"/>
+      <w:numFmt w:val="decimal"/>
+      <w:lvlText w:val="%2."/>
+      <w:lvlJc w:val="left"/>
+      <w:pPr>
+        <w:tabs>
+          <w:tab w:val="num" w:pos="1440"/>
+        </w:tabs>
+        <w:ind w:left="1440" w:hanging="360"/>
+      </w:pPr>
+    </w:lvl>
+    <w:lvl w:ilvl="2" w:tentative="1">
+      <w:start w:val="1"/>
+      <w:numFmt w:val="decimal"/>
+      <w:lvlText w:val="%3."/>
+      <w:lvlJc w:val="left"/>
+      <w:pPr>
+        <w:tabs>
+          <w:tab w:val="num" w:pos="2160"/>
+        </w:tabs>
+        <w:ind w:left="2160" w:hanging="360"/>
+      </w:pPr>
+    </w:lvl>
+    <w:lvl w:ilvl="3" w:tentative="1">
+      <w:start w:val="1"/>
+      <w:numFmt w:val="decimal"/>
+      <w:lvlText w:val="%4."/>
+      <w:lvlJc w:val="left"/>
+      <w:pPr>
+        <w:tabs>
+          <w:tab w:val="num" w:pos="2880"/>
+        </w:tabs>
+        <w:ind w:left="2880" w:hanging="360"/>
+      </w:pPr>
+    </w:lvl>
+    <w:lvl w:ilvl="4" w:tentative="1">
+      <w:start w:val="1"/>
+      <w:numFmt w:val="decimal"/>
+      <w:lvlText w:val="%5."/>
+      <w:lvlJc w:val="left"/>
+      <w:pPr>
+        <w:tabs>
+          <w:tab w:val="num" w:pos="3600"/>
+        </w:tabs>
+        <w:ind w:left="3600" w:hanging="360"/>
+      </w:pPr>
+    </w:lvl>
+    <w:lvl w:ilvl="5" w:tentative="1">
+      <w:start w:val="1"/>
+      <w:numFmt w:val="decimal"/>
+      <w:lvlText w:val="%6."/>
+      <w:lvlJc w:val="left"/>
+      <w:pPr>
+        <w:tabs>
+          <w:tab w:val="num" w:pos="4320"/>
+        </w:tabs>
+        <w:ind w:left="4320" w:hanging="360"/>
+      </w:pPr>
+    </w:lvl>
+    <w:lvl w:ilvl="6" w:tentative="1">
+      <w:start w:val="1"/>
+      <w:numFmt w:val="decimal"/>
+      <w:lvlText w:val="%7."/>
+      <w:lvlJc w:val="left"/>
+      <w:pPr>
+        <w:tabs>
+          <w:tab w:val="num" w:pos="5040"/>
+        </w:tabs>
+        <w:ind w:left="5040" w:hanging="360"/>
+      </w:pPr>
+    </w:lvl>
+    <w:lvl w:ilvl="7" w:tentative="1">
+      <w:start w:val="1"/>
+      <w:numFmt w:val="decimal"/>
+      <w:lvlText w:val="%8."/>
+      <w:lvlJc w:val="left"/>
+      <w:pPr>
+        <w:tabs>
+          <w:tab w:val="num" w:pos="5760"/>
+        </w:tabs>
+        <w:ind w:left="5760" w:hanging="360"/>
+      </w:pPr>
+    </w:lvl>
+    <w:lvl w:ilvl="8" w:tentative="1">
+      <w:start w:val="1"/>
+      <w:numFmt w:val="decimal"/>
+      <w:lvlText w:val="%9."/>
+      <w:lvlJc w:val="left"/>
+      <w:pPr>
+        <w:tabs>
+          <w:tab w:val="num" w:pos="6480"/>
+        </w:tabs>
+        <w:ind w:left="6480" w:hanging="360"/>
+      </w:pPr>
+    </w:lvl>
+  </w:abstractNum>
+  <w:abstractNum w:abstractNumId="8" w15:restartNumberingAfterBreak="0">
+    <w:nsid w:val="6FBB222E"/>
+    <w:multiLevelType w:val="multilevel"/>
+    <w:tmpl w:val="DEA64460"/>
+    <w:lvl w:ilvl="0">
+      <w:start w:val="1"/>
+      <w:numFmt w:val="bullet"/>
+      <w:lvlText w:val=""/>
+      <w:lvlJc w:val="left"/>
+      <w:pPr>
+        <w:tabs>
+          <w:tab w:val="num" w:pos="720"/>
+        </w:tabs>
+        <w:ind w:left="720" w:hanging="360"/>
+      </w:pPr>
+      <w:rPr>
+        <w:rFonts w:ascii="Symbol" w:hAnsi="Symbol" w:hint="default"/>
+        <w:sz w:val="20"/>
+      </w:rPr>
+    </w:lvl>
+    <w:lvl w:ilvl="1" w:tentative="1">
+      <w:start w:val="1"/>
+      <w:numFmt w:val="bullet"/>
+      <w:lvlText w:val="o"/>
+      <w:lvlJc w:val="left"/>
+      <w:pPr>
+        <w:tabs>
+          <w:tab w:val="num" w:pos="1440"/>
+        </w:tabs>
+        <w:ind w:left="1440" w:hanging="360"/>
+      </w:pPr>
+      <w:rPr>
+        <w:rFonts w:ascii="Courier New" w:hAnsi="Courier New" w:hint="default"/>
+        <w:sz w:val="20"/>
+      </w:rPr>
+    </w:lvl>
+    <w:lvl w:ilvl="2" w:tentative="1">
+      <w:start w:val="1"/>
+      <w:numFmt w:val="bullet"/>
+      <w:lvlText w:val=""/>
+      <w:lvlJc w:val="left"/>
+      <w:pPr>
+        <w:tabs>
+          <w:tab w:val="num" w:pos="2160"/>
+        </w:tabs>
+        <w:ind w:left="2160" w:hanging="360"/>
+      </w:pPr>
+      <w:rPr>
+        <w:rFonts w:ascii="Wingdings" w:hAnsi="Wingdings" w:hint="default"/>
+        <w:sz w:val="20"/>
+      </w:rPr>
+    </w:lvl>
+    <w:lvl w:ilvl="3" w:tentative="1">
+      <w:start w:val="1"/>
+      <w:numFmt w:val="bullet"/>
+      <w:lvlText w:val=""/>
+      <w:lvlJc w:val="left"/>
+      <w:pPr>
+        <w:tabs>
+          <w:tab w:val="num" w:pos="2880"/>
+        </w:tabs>
+        <w:ind w:left="2880" w:hanging="360"/>
+      </w:pPr>
+      <w:rPr>
+        <w:rFonts w:ascii="Wingdings" w:hAnsi="Wingdings" w:hint="default"/>
+        <w:sz w:val="20"/>
+      </w:rPr>
+    </w:lvl>
+    <w:lvl w:ilvl="4" w:tentative="1">
+      <w:start w:val="1"/>
+      <w:numFmt w:val="bullet"/>
+      <w:lvlText w:val=""/>
+      <w:lvlJc w:val="left"/>
+      <w:pPr>
+        <w:tabs>
+          <w:tab w:val="num" w:pos="3600"/>
+        </w:tabs>
+        <w:ind w:left="3600" w:hanging="360"/>
+      </w:pPr>
+      <w:rPr>
+        <w:rFonts w:ascii="Wingdings" w:hAnsi="Wingdings" w:hint="default"/>
+        <w:sz w:val="20"/>
+      </w:rPr>
+    </w:lvl>
+    <w:lvl w:ilvl="5" w:tentative="1">
+      <w:start w:val="1"/>
+      <w:numFmt w:val="bullet"/>
+      <w:lvlText w:val=""/>
+      <w:lvlJc w:val="left"/>
+      <w:pPr>
+        <w:tabs>
+          <w:tab w:val="num" w:pos="4320"/>
+        </w:tabs>
+        <w:ind w:left="4320" w:hanging="360"/>
+      </w:pPr>
+      <w:rPr>
+        <w:rFonts w:ascii="Wingdings" w:hAnsi="Wingdings" w:hint="default"/>
+        <w:sz w:val="20"/>
+      </w:rPr>
+    </w:lvl>
+    <w:lvl w:ilvl="6" w:tentative="1">
+      <w:start w:val="1"/>
+      <w:numFmt w:val="bullet"/>
+      <w:lvlText w:val=""/>
+      <w:lvlJc w:val="left"/>
+      <w:pPr>
+        <w:tabs>
+          <w:tab w:val="num" w:pos="5040"/>
+        </w:tabs>
+        <w:ind w:left="5040" w:hanging="360"/>
+      </w:pPr>
+      <w:rPr>
+        <w:rFonts w:ascii="Wingdings" w:hAnsi="Wingdings" w:hint="default"/>
+        <w:sz w:val="20"/>
+      </w:rPr>
+    </w:lvl>
+    <w:lvl w:ilvl="7" w:tentative="1">
+      <w:start w:val="1"/>
+      <w:numFmt w:val="bullet"/>
+      <w:lvlText w:val=""/>
+      <w:lvlJc w:val="left"/>
+      <w:pPr>
+        <w:tabs>
+          <w:tab w:val="num" w:pos="5760"/>
+        </w:tabs>
+        <w:ind w:left="5760" w:hanging="360"/>
+      </w:pPr>
+      <w:rPr>
+        <w:rFonts w:ascii="Wingdings" w:hAnsi="Wingdings" w:hint="default"/>
+        <w:sz w:val="20"/>
+      </w:rPr>
+    </w:lvl>
+    <w:lvl w:ilvl="8" w:tentative="1">
+      <w:start w:val="1"/>
+      <w:numFmt w:val="bullet"/>
+      <w:lvlText w:val=""/>
+      <w:lvlJc w:val="left"/>
+      <w:pPr>
+        <w:tabs>
+          <w:tab w:val="num" w:pos="6480"/>
+        </w:tabs>
+        <w:ind w:left="6480" w:hanging="360"/>
+      </w:pPr>
+      <w:rPr>
+        <w:rFonts w:ascii="Wingdings" w:hAnsi="Wingdings" w:hint="default"/>
+        <w:sz w:val="20"/>
       </w:rPr>
     </w:lvl>
   </w:abstractNum>
@@ -4612,7 +6214,25 @@
     <w:abstractNumId w:val="0"/>
   </w:num>
   <w:num w:numId="3" w16cid:durableId="1916622341">
+    <w:abstractNumId w:val="5"/>
+  </w:num>
+  <w:num w:numId="4" w16cid:durableId="1147894052">
     <w:abstractNumId w:val="2"/>
+  </w:num>
+  <w:num w:numId="5" w16cid:durableId="488253551">
+    <w:abstractNumId w:val="3"/>
+  </w:num>
+  <w:num w:numId="6" w16cid:durableId="2082483090">
+    <w:abstractNumId w:val="7"/>
+  </w:num>
+  <w:num w:numId="7" w16cid:durableId="1786540612">
+    <w:abstractNumId w:val="4"/>
+  </w:num>
+  <w:num w:numId="8" w16cid:durableId="845245005">
+    <w:abstractNumId w:val="8"/>
+  </w:num>
+  <w:num w:numId="9" w16cid:durableId="239173362">
+    <w:abstractNumId w:val="6"/>
   </w:num>
 </w:numbering>
 </file>

--- a/JS/JavaScript.docx
+++ b/JS/JavaScript.docx
@@ -61,27 +61,7 @@
           <w:bCs/>
           <w:lang w:val="en-US"/>
         </w:rPr>
-        <w:t>console.log(“&lt;contact&gt;”</w:t>
-      </w:r>
-      <w:proofErr w:type="gramStart"/>
-      <w:r>
-        <w:rPr>
-          <w:rFonts w:ascii="Times New Roman" w:hAnsi="Times New Roman" w:cs="Times New Roman"/>
-          <w:b/>
-          <w:bCs/>
-          <w:lang w:val="en-US"/>
-        </w:rPr>
-        <w:t>) :</w:t>
-      </w:r>
-      <w:proofErr w:type="gramEnd"/>
-      <w:r>
-        <w:rPr>
-          <w:rFonts w:ascii="Times New Roman" w:hAnsi="Times New Roman" w:cs="Times New Roman"/>
-          <w:b/>
-          <w:bCs/>
-          <w:lang w:val="en-US"/>
-        </w:rPr>
-        <w:t xml:space="preserve"> </w:t>
+        <w:t xml:space="preserve">console.log(“&lt;contact&gt;”) : </w:t>
       </w:r>
       <w:r>
         <w:rPr>
@@ -119,19 +99,8 @@
           <w:bCs/>
           <w:lang w:val="en-US"/>
         </w:rPr>
-        <w:t>.</w:t>
-      </w:r>
-      <w:proofErr w:type="spellStart"/>
-      <w:r>
-        <w:rPr>
-          <w:rFonts w:ascii="Times New Roman" w:hAnsi="Times New Roman" w:cs="Times New Roman"/>
-          <w:b/>
-          <w:bCs/>
-          <w:lang w:val="en-US"/>
-        </w:rPr>
-        <w:t>js</w:t>
-      </w:r>
-      <w:proofErr w:type="spellEnd"/>
+        <w:t>.js</w:t>
+      </w:r>
     </w:p>
     <w:p>
       <w:pPr>
@@ -508,22 +477,8 @@
           <w:lang w:eastAsia="en-IN" w:bidi="gu-IN"/>
           <w14:ligatures w14:val="none"/>
         </w:rPr>
-        <w:t xml:space="preserve">// 1) </w:t>
-      </w:r>
-      <w:proofErr w:type="spellStart"/>
-      <w:r>
-        <w:rPr>
-          <w:rFonts w:ascii="Consolas" w:eastAsia="Times New Roman" w:hAnsi="Consolas" w:cs="Times New Roman"/>
-          <w:color w:val="7F848E"/>
-          <w:kern w:val="0"/>
-          <w:sz w:val="21"/>
-          <w:szCs w:val="21"/>
-          <w:lang w:eastAsia="en-IN" w:bidi="gu-IN"/>
-          <w14:ligatures w14:val="none"/>
-        </w:rPr>
-        <w:t>const</w:t>
-      </w:r>
-      <w:proofErr w:type="spellEnd"/>
+        <w:t>// 1) const</w:t>
+      </w:r>
     </w:p>
     <w:p>
       <w:pPr>
@@ -539,7 +494,6 @@
           <w14:ligatures w14:val="none"/>
         </w:rPr>
       </w:pPr>
-      <w:proofErr w:type="spellStart"/>
       <w:r>
         <w:rPr>
           <w:rFonts w:ascii="Consolas" w:eastAsia="Times New Roman" w:hAnsi="Consolas" w:cs="Times New Roman"/>
@@ -552,7 +506,6 @@
         </w:rPr>
         <w:t>const</w:t>
       </w:r>
-      <w:proofErr w:type="spellEnd"/>
       <w:r>
         <w:rPr>
           <w:rFonts w:ascii="Consolas" w:eastAsia="Times New Roman" w:hAnsi="Consolas" w:cs="Times New Roman"/>
@@ -872,59 +825,7 @@
           <w:lang w:eastAsia="en-IN" w:bidi="gu-IN"/>
           <w14:ligatures w14:val="none"/>
         </w:rPr>
-        <w:t xml:space="preserve">// </w:t>
-      </w:r>
-      <w:proofErr w:type="gramStart"/>
-      <w:r>
-        <w:rPr>
-          <w:rFonts w:ascii="Consolas" w:eastAsia="Times New Roman" w:hAnsi="Consolas" w:cs="Times New Roman"/>
-          <w:color w:val="7F848E"/>
-          <w:kern w:val="0"/>
-          <w:sz w:val="21"/>
-          <w:szCs w:val="21"/>
-          <w:lang w:eastAsia="en-IN" w:bidi="gu-IN"/>
-          <w14:ligatures w14:val="none"/>
-        </w:rPr>
-        <w:t>output :</w:t>
-      </w:r>
-      <w:proofErr w:type="gramEnd"/>
-      <w:r>
-        <w:rPr>
-          <w:rFonts w:ascii="Consolas" w:eastAsia="Times New Roman" w:hAnsi="Consolas" w:cs="Times New Roman"/>
-          <w:color w:val="7F848E"/>
-          <w:kern w:val="0"/>
-          <w:sz w:val="21"/>
-          <w:szCs w:val="21"/>
-          <w:lang w:eastAsia="en-IN" w:bidi="gu-IN"/>
-          <w14:ligatures w14:val="none"/>
-        </w:rPr>
-        <w:t xml:space="preserve"> </w:t>
-      </w:r>
-      <w:proofErr w:type="spellStart"/>
-      <w:r>
-        <w:rPr>
-          <w:rFonts w:ascii="Consolas" w:eastAsia="Times New Roman" w:hAnsi="Consolas" w:cs="Times New Roman"/>
-          <w:color w:val="7F848E"/>
-          <w:kern w:val="0"/>
-          <w:sz w:val="21"/>
-          <w:szCs w:val="21"/>
-          <w:lang w:eastAsia="en-IN" w:bidi="gu-IN"/>
-          <w14:ligatures w14:val="none"/>
-        </w:rPr>
-        <w:t>TypeError</w:t>
-      </w:r>
-      <w:proofErr w:type="spellEnd"/>
-      <w:r>
-        <w:rPr>
-          <w:rFonts w:ascii="Consolas" w:eastAsia="Times New Roman" w:hAnsi="Consolas" w:cs="Times New Roman"/>
-          <w:color w:val="7F848E"/>
-          <w:kern w:val="0"/>
-          <w:sz w:val="21"/>
-          <w:szCs w:val="21"/>
-          <w:lang w:eastAsia="en-IN" w:bidi="gu-IN"/>
-          <w14:ligatures w14:val="none"/>
-        </w:rPr>
-        <w:t>: Assignment to constant variable.</w:t>
+        <w:t>// output : TypeError: Assignment to constant variable.</w:t>
       </w:r>
     </w:p>
     <w:p>
@@ -952,33 +853,7 @@
           <w14:ligatures w14:val="none"/>
         </w:rPr>
         <w:lastRenderedPageBreak/>
-        <w:t>// we can't update variable value which declare using "</w:t>
-      </w:r>
-      <w:proofErr w:type="spellStart"/>
-      <w:r>
-        <w:rPr>
-          <w:rFonts w:ascii="Consolas" w:eastAsia="Times New Roman" w:hAnsi="Consolas" w:cs="Times New Roman"/>
-          <w:color w:val="7F848E"/>
-          <w:kern w:val="0"/>
-          <w:sz w:val="21"/>
-          <w:szCs w:val="21"/>
-          <w:lang w:eastAsia="en-IN" w:bidi="gu-IN"/>
-          <w14:ligatures w14:val="none"/>
-        </w:rPr>
-        <w:t>const</w:t>
-      </w:r>
-      <w:proofErr w:type="spellEnd"/>
-      <w:r>
-        <w:rPr>
-          <w:rFonts w:ascii="Consolas" w:eastAsia="Times New Roman" w:hAnsi="Consolas" w:cs="Times New Roman"/>
-          <w:color w:val="7F848E"/>
-          <w:kern w:val="0"/>
-          <w:sz w:val="21"/>
-          <w:szCs w:val="21"/>
-          <w:lang w:eastAsia="en-IN" w:bidi="gu-IN"/>
-          <w14:ligatures w14:val="none"/>
-        </w:rPr>
-        <w:t>"</w:t>
+        <w:t>// we can't update variable value which declare using "const"</w:t>
       </w:r>
     </w:p>
     <w:p>
@@ -1260,22 +1135,8 @@
           <w:lang w:eastAsia="en-IN" w:bidi="gu-IN"/>
           <w14:ligatures w14:val="none"/>
         </w:rPr>
-        <w:t xml:space="preserve">// try to update variable </w:t>
-      </w:r>
-      <w:proofErr w:type="gramStart"/>
-      <w:r>
-        <w:rPr>
-          <w:rFonts w:ascii="Consolas" w:eastAsia="Times New Roman" w:hAnsi="Consolas" w:cs="Times New Roman"/>
-          <w:color w:val="7F848E"/>
-          <w:kern w:val="0"/>
-          <w:sz w:val="21"/>
-          <w:szCs w:val="21"/>
-          <w:lang w:eastAsia="en-IN" w:bidi="gu-IN"/>
-          <w14:ligatures w14:val="none"/>
-        </w:rPr>
-        <w:t>value :</w:t>
-      </w:r>
-      <w:proofErr w:type="gramEnd"/>
+        <w:t>// try to update variable value :</w:t>
+      </w:r>
     </w:p>
     <w:p>
       <w:pPr>
@@ -1544,33 +1405,7 @@
           <w:lang w:eastAsia="en-IN" w:bidi="gu-IN"/>
           <w14:ligatures w14:val="none"/>
         </w:rPr>
-        <w:t xml:space="preserve">// let massage2 = "I am fine"; // </w:t>
-      </w:r>
-      <w:proofErr w:type="spellStart"/>
-      <w:r>
-        <w:rPr>
-          <w:rFonts w:ascii="Consolas" w:eastAsia="Times New Roman" w:hAnsi="Consolas" w:cs="Times New Roman"/>
-          <w:color w:val="7F848E"/>
-          <w:kern w:val="0"/>
-          <w:sz w:val="21"/>
-          <w:szCs w:val="21"/>
-          <w:lang w:eastAsia="en-IN" w:bidi="gu-IN"/>
-          <w14:ligatures w14:val="none"/>
-        </w:rPr>
-        <w:t>SyntaxError</w:t>
-      </w:r>
-      <w:proofErr w:type="spellEnd"/>
-      <w:r>
-        <w:rPr>
-          <w:rFonts w:ascii="Consolas" w:eastAsia="Times New Roman" w:hAnsi="Consolas" w:cs="Times New Roman"/>
-          <w:color w:val="7F848E"/>
-          <w:kern w:val="0"/>
-          <w:sz w:val="21"/>
-          <w:szCs w:val="21"/>
-          <w:lang w:eastAsia="en-IN" w:bidi="gu-IN"/>
-          <w14:ligatures w14:val="none"/>
-        </w:rPr>
-        <w:t>: Identifier 'massage2' has already been declared</w:t>
+        <w:t>// let massage2 = "I am fine"; // SyntaxError: Identifier 'massage2' has already been declared</w:t>
       </w:r>
     </w:p>
     <w:p>
@@ -2728,85 +2563,7 @@
           <w:lang w:eastAsia="en-IN" w:bidi="gu-IN"/>
           <w14:ligatures w14:val="none"/>
         </w:rPr>
-        <w:t xml:space="preserve">// </w:t>
-      </w:r>
-      <w:proofErr w:type="spellStart"/>
-      <w:r>
-        <w:rPr>
-          <w:rFonts w:ascii="Consolas" w:eastAsia="Times New Roman" w:hAnsi="Consolas" w:cs="Times New Roman"/>
-          <w:color w:val="7F848E"/>
-          <w:kern w:val="0"/>
-          <w:sz w:val="21"/>
-          <w:szCs w:val="21"/>
-          <w:lang w:eastAsia="en-IN" w:bidi="gu-IN"/>
-          <w14:ligatures w14:val="none"/>
-        </w:rPr>
-        <w:t>const</w:t>
-      </w:r>
-      <w:proofErr w:type="spellEnd"/>
-      <w:r>
-        <w:rPr>
-          <w:rFonts w:ascii="Consolas" w:eastAsia="Times New Roman" w:hAnsi="Consolas" w:cs="Times New Roman"/>
-          <w:color w:val="7F848E"/>
-          <w:kern w:val="0"/>
-          <w:sz w:val="21"/>
-          <w:szCs w:val="21"/>
-          <w:lang w:eastAsia="en-IN" w:bidi="gu-IN"/>
-          <w14:ligatures w14:val="none"/>
-        </w:rPr>
-        <w:t xml:space="preserve"> third; // output: </w:t>
-      </w:r>
-      <w:proofErr w:type="spellStart"/>
-      <w:r>
-        <w:rPr>
-          <w:rFonts w:ascii="Consolas" w:eastAsia="Times New Roman" w:hAnsi="Consolas" w:cs="Times New Roman"/>
-          <w:color w:val="7F848E"/>
-          <w:kern w:val="0"/>
-          <w:sz w:val="21"/>
-          <w:szCs w:val="21"/>
-          <w:lang w:eastAsia="en-IN" w:bidi="gu-IN"/>
-          <w14:ligatures w14:val="none"/>
-        </w:rPr>
-        <w:t>SyntaxError</w:t>
-      </w:r>
-      <w:proofErr w:type="spellEnd"/>
-      <w:r>
-        <w:rPr>
-          <w:rFonts w:ascii="Consolas" w:eastAsia="Times New Roman" w:hAnsi="Consolas" w:cs="Times New Roman"/>
-          <w:color w:val="7F848E"/>
-          <w:kern w:val="0"/>
-          <w:sz w:val="21"/>
-          <w:szCs w:val="21"/>
-          <w:lang w:eastAsia="en-IN" w:bidi="gu-IN"/>
-          <w14:ligatures w14:val="none"/>
-        </w:rPr>
-        <w:t xml:space="preserve">: Missing initializer in </w:t>
-      </w:r>
-      <w:proofErr w:type="spellStart"/>
-      <w:r>
-        <w:rPr>
-          <w:rFonts w:ascii="Consolas" w:eastAsia="Times New Roman" w:hAnsi="Consolas" w:cs="Times New Roman"/>
-          <w:color w:val="7F848E"/>
-          <w:kern w:val="0"/>
-          <w:sz w:val="21"/>
-          <w:szCs w:val="21"/>
-          <w:lang w:eastAsia="en-IN" w:bidi="gu-IN"/>
-          <w14:ligatures w14:val="none"/>
-        </w:rPr>
-        <w:t>const</w:t>
-      </w:r>
-      <w:proofErr w:type="spellEnd"/>
-      <w:r>
-        <w:rPr>
-          <w:rFonts w:ascii="Consolas" w:eastAsia="Times New Roman" w:hAnsi="Consolas" w:cs="Times New Roman"/>
-          <w:color w:val="7F848E"/>
-          <w:kern w:val="0"/>
-          <w:sz w:val="21"/>
-          <w:szCs w:val="21"/>
-          <w:lang w:eastAsia="en-IN" w:bidi="gu-IN"/>
-          <w14:ligatures w14:val="none"/>
-        </w:rPr>
-        <w:t xml:space="preserve"> declaration</w:t>
+        <w:t>// const third; // output: SyntaxError: Missing initializer in const declaration</w:t>
       </w:r>
     </w:p>
     <w:p>
@@ -2875,100 +2632,8 @@
           <w:lang w:eastAsia="en-IN" w:bidi="gu-IN"/>
           <w14:ligatures w14:val="none"/>
         </w:rPr>
-        <w:t>// =&gt; "var" and "let</w:t>
-      </w:r>
-      <w:proofErr w:type="gramStart"/>
-      <w:r>
-        <w:rPr>
-          <w:rFonts w:ascii="Consolas" w:eastAsia="Times New Roman" w:hAnsi="Consolas" w:cs="Times New Roman"/>
-          <w:color w:val="7F848E"/>
-          <w:kern w:val="0"/>
-          <w:sz w:val="21"/>
-          <w:szCs w:val="21"/>
-          <w:lang w:eastAsia="en-IN" w:bidi="gu-IN"/>
-          <w14:ligatures w14:val="none"/>
-        </w:rPr>
-        <w:t>" :</w:t>
-      </w:r>
-      <w:proofErr w:type="gramEnd"/>
-      <w:r>
-        <w:rPr>
-          <w:rFonts w:ascii="Consolas" w:eastAsia="Times New Roman" w:hAnsi="Consolas" w:cs="Times New Roman"/>
-          <w:color w:val="7F848E"/>
-          <w:kern w:val="0"/>
-          <w:sz w:val="21"/>
-          <w:szCs w:val="21"/>
-          <w:lang w:eastAsia="en-IN" w:bidi="gu-IN"/>
-          <w14:ligatures w14:val="none"/>
-        </w:rPr>
-        <w:t xml:space="preserve"> variable declared without </w:t>
-      </w:r>
-      <w:proofErr w:type="spellStart"/>
-      <w:r>
-        <w:rPr>
-          <w:rFonts w:ascii="Consolas" w:eastAsia="Times New Roman" w:hAnsi="Consolas" w:cs="Times New Roman"/>
-          <w:color w:val="7F848E"/>
-          <w:kern w:val="0"/>
-          <w:sz w:val="21"/>
-          <w:szCs w:val="21"/>
-          <w:lang w:eastAsia="en-IN" w:bidi="gu-IN"/>
-          <w14:ligatures w14:val="none"/>
-        </w:rPr>
-        <w:t>intialization</w:t>
-      </w:r>
-      <w:proofErr w:type="spellEnd"/>
-      <w:r>
-        <w:rPr>
-          <w:rFonts w:ascii="Consolas" w:eastAsia="Times New Roman" w:hAnsi="Consolas" w:cs="Times New Roman"/>
-          <w:color w:val="7F848E"/>
-          <w:kern w:val="0"/>
-          <w:sz w:val="21"/>
-          <w:szCs w:val="21"/>
-          <w:lang w:eastAsia="en-IN" w:bidi="gu-IN"/>
-          <w14:ligatures w14:val="none"/>
-        </w:rPr>
-        <w:t xml:space="preserve"> but "</w:t>
-      </w:r>
-      <w:proofErr w:type="spellStart"/>
-      <w:r>
-        <w:rPr>
-          <w:rFonts w:ascii="Consolas" w:eastAsia="Times New Roman" w:hAnsi="Consolas" w:cs="Times New Roman"/>
-          <w:color w:val="7F848E"/>
-          <w:kern w:val="0"/>
-          <w:sz w:val="21"/>
-          <w:szCs w:val="21"/>
-          <w:lang w:eastAsia="en-IN" w:bidi="gu-IN"/>
-          <w14:ligatures w14:val="none"/>
-        </w:rPr>
-        <w:t>const</w:t>
-      </w:r>
-      <w:proofErr w:type="spellEnd"/>
-      <w:r>
-        <w:rPr>
-          <w:rFonts w:ascii="Consolas" w:eastAsia="Times New Roman" w:hAnsi="Consolas" w:cs="Times New Roman"/>
-          <w:color w:val="7F848E"/>
-          <w:kern w:val="0"/>
-          <w:sz w:val="21"/>
-          <w:szCs w:val="21"/>
-          <w:lang w:eastAsia="en-IN" w:bidi="gu-IN"/>
-          <w14:ligatures w14:val="none"/>
-        </w:rPr>
-        <w:t xml:space="preserve">" variable can't be declared without </w:t>
-      </w:r>
-      <w:proofErr w:type="spellStart"/>
-      <w:r>
-        <w:rPr>
-          <w:rFonts w:ascii="Consolas" w:eastAsia="Times New Roman" w:hAnsi="Consolas" w:cs="Times New Roman"/>
-          <w:color w:val="7F848E"/>
-          <w:kern w:val="0"/>
-          <w:sz w:val="21"/>
-          <w:szCs w:val="21"/>
-          <w:lang w:eastAsia="en-IN" w:bidi="gu-IN"/>
-          <w14:ligatures w14:val="none"/>
-        </w:rPr>
-        <w:t>intialization</w:t>
-      </w:r>
-      <w:proofErr w:type="spellEnd"/>
+        <w:t>// =&gt; "var" and "let" : variable declared without intialization but "const" variable can't be declared without intialization</w:t>
+      </w:r>
     </w:p>
     <w:p>
       <w:pPr>
@@ -2995,27 +2660,14 @@
           <w:lang w:val="en-US"/>
         </w:rPr>
       </w:pPr>
-      <w:proofErr w:type="spellStart"/>
-      <w:proofErr w:type="gramStart"/>
-      <w:r>
-        <w:rPr>
-          <w:rFonts w:ascii="Times New Roman" w:hAnsi="Times New Roman" w:cs="Times New Roman"/>
-          <w:b/>
-          <w:bCs/>
-          <w:lang w:val="en-US"/>
-        </w:rPr>
-        <w:t>console.table</w:t>
-      </w:r>
-      <w:proofErr w:type="spellEnd"/>
-      <w:proofErr w:type="gramEnd"/>
-      <w:r>
-        <w:rPr>
-          <w:rFonts w:ascii="Times New Roman" w:hAnsi="Times New Roman" w:cs="Times New Roman"/>
-          <w:b/>
-          <w:bCs/>
-          <w:lang w:val="en-US"/>
-        </w:rPr>
-        <w:t xml:space="preserve">([&lt;attribute values]): </w:t>
+      <w:r>
+        <w:rPr>
+          <w:rFonts w:ascii="Times New Roman" w:hAnsi="Times New Roman" w:cs="Times New Roman"/>
+          <w:b/>
+          <w:bCs/>
+          <w:lang w:val="en-US"/>
+        </w:rPr>
+        <w:t xml:space="preserve">console.table([&lt;attribute values]): </w:t>
       </w:r>
       <w:r>
         <w:rPr>
@@ -3053,27 +2705,7 @@
           <w:bCs/>
           <w:lang w:val="en-US"/>
         </w:rPr>
-        <w:t xml:space="preserve">* </w:t>
-      </w:r>
-      <w:proofErr w:type="gramStart"/>
-      <w:r>
-        <w:rPr>
-          <w:rFonts w:ascii="Times New Roman" w:hAnsi="Times New Roman" w:cs="Times New Roman"/>
-          <w:b/>
-          <w:bCs/>
-          <w:lang w:val="en-US"/>
-        </w:rPr>
-        <w:t>not</w:t>
-      </w:r>
-      <w:proofErr w:type="gramEnd"/>
-      <w:r>
-        <w:rPr>
-          <w:rFonts w:ascii="Times New Roman" w:hAnsi="Times New Roman" w:cs="Times New Roman"/>
-          <w:b/>
-          <w:bCs/>
-          <w:lang w:val="en-US"/>
-        </w:rPr>
-        <w:t xml:space="preserve"> use “var” for declare variable </w:t>
+        <w:t xml:space="preserve">* not use “var” for declare variable </w:t>
       </w:r>
       <w:r>
         <w:rPr>
@@ -3185,27 +2817,7 @@
           <w:bCs/>
           <w:lang w:val="en-US"/>
         </w:rPr>
-        <w:t>“</w:t>
-      </w:r>
-      <w:proofErr w:type="gramStart"/>
-      <w:r>
-        <w:rPr>
-          <w:rFonts w:ascii="Times New Roman" w:hAnsi="Times New Roman" w:cs="Times New Roman"/>
-          <w:b/>
-          <w:bCs/>
-          <w:lang w:val="en-US"/>
-        </w:rPr>
-        <w:t>use</w:t>
-      </w:r>
-      <w:proofErr w:type="gramEnd"/>
-      <w:r>
-        <w:rPr>
-          <w:rFonts w:ascii="Times New Roman" w:hAnsi="Times New Roman" w:cs="Times New Roman"/>
-          <w:b/>
-          <w:bCs/>
-          <w:lang w:val="en-US"/>
-        </w:rPr>
-        <w:t xml:space="preserve"> strict”: </w:t>
+        <w:t xml:space="preserve">“use strict”: </w:t>
       </w:r>
       <w:r>
         <w:rPr>
@@ -3254,48 +2866,21 @@
           <w:lang w:val="en-US"/>
         </w:rPr>
       </w:pPr>
-      <w:proofErr w:type="gramStart"/>
-      <w:r>
-        <w:rPr>
-          <w:rFonts w:ascii="Times New Roman" w:hAnsi="Times New Roman" w:cs="Times New Roman"/>
-          <w:b/>
-          <w:bCs/>
-          <w:lang w:val="en-US"/>
-        </w:rPr>
-        <w:t>alert(</w:t>
-      </w:r>
-      <w:proofErr w:type="gramEnd"/>
-      <w:r>
-        <w:rPr>
-          <w:rFonts w:ascii="Times New Roman" w:hAnsi="Times New Roman" w:cs="Times New Roman"/>
-          <w:b/>
-          <w:bCs/>
-          <w:lang w:val="en-US"/>
-        </w:rPr>
-        <w:t xml:space="preserve">) : </w:t>
-      </w:r>
-      <w:r>
-        <w:rPr>
-          <w:rFonts w:ascii="Times New Roman" w:hAnsi="Times New Roman" w:cs="Times New Roman"/>
-          <w:lang w:val="en-US"/>
-        </w:rPr>
-        <w:t xml:space="preserve">run this type </w:t>
-      </w:r>
-      <w:proofErr w:type="spellStart"/>
-      <w:r>
-        <w:rPr>
-          <w:rFonts w:ascii="Times New Roman" w:hAnsi="Times New Roman" w:cs="Times New Roman"/>
-          <w:lang w:val="en-US"/>
-        </w:rPr>
-        <w:t>stmt</w:t>
-      </w:r>
-      <w:proofErr w:type="spellEnd"/>
-      <w:r>
-        <w:rPr>
-          <w:rFonts w:ascii="Times New Roman" w:hAnsi="Times New Roman" w:cs="Times New Roman"/>
-          <w:lang w:val="en-US"/>
-        </w:rPr>
-        <w:t xml:space="preserve"> in browser not in console.</w:t>
+      <w:r>
+        <w:rPr>
+          <w:rFonts w:ascii="Times New Roman" w:hAnsi="Times New Roman" w:cs="Times New Roman"/>
+          <w:b/>
+          <w:bCs/>
+          <w:lang w:val="en-US"/>
+        </w:rPr>
+        <w:t xml:space="preserve">alert() : </w:t>
+      </w:r>
+      <w:r>
+        <w:rPr>
+          <w:rFonts w:ascii="Times New Roman" w:hAnsi="Times New Roman" w:cs="Times New Roman"/>
+          <w:lang w:val="en-US"/>
+        </w:rPr>
+        <w:t>run this type stmt in browser not in console.</w:t>
       </w:r>
     </w:p>
     <w:p>
@@ -3503,7 +3088,6 @@
           <w:lang w:val="en-US"/>
         </w:rPr>
       </w:pPr>
-      <w:proofErr w:type="spellStart"/>
       <w:r>
         <w:rPr>
           <w:rFonts w:ascii="Times New Roman" w:hAnsi="Times New Roman" w:cs="Times New Roman"/>
@@ -3513,7 +3097,6 @@
         </w:rPr>
         <w:t>Bigint</w:t>
       </w:r>
-      <w:proofErr w:type="spellEnd"/>
     </w:p>
     <w:p>
       <w:pPr>
@@ -3553,30 +3136,14 @@
           <w:rFonts w:ascii="Times New Roman" w:hAnsi="Times New Roman" w:cs="Times New Roman"/>
           <w:lang w:val="en-US"/>
         </w:rPr>
-        <w:t xml:space="preserve">t also standalone value in </w:t>
-      </w:r>
-      <w:proofErr w:type="gramStart"/>
-      <w:r>
-        <w:rPr>
-          <w:rFonts w:ascii="Times New Roman" w:hAnsi="Times New Roman" w:cs="Times New Roman"/>
-          <w:lang w:val="en-US"/>
-        </w:rPr>
-        <w:t>JS</w:t>
-      </w:r>
-      <w:r>
-        <w:rPr>
-          <w:rFonts w:ascii="Times New Roman" w:hAnsi="Times New Roman" w:cs="Times New Roman"/>
-          <w:lang w:val="en-US"/>
-        </w:rPr>
-        <w:t>(</w:t>
-      </w:r>
-      <w:proofErr w:type="gramEnd"/>
-      <w:r>
-        <w:rPr>
-          <w:rFonts w:ascii="Times New Roman" w:hAnsi="Times New Roman" w:cs="Times New Roman"/>
-          <w:lang w:val="en-US"/>
-        </w:rPr>
-        <w:t>One type of representation of empty value)</w:t>
+        <w:t>t also standalone value in JS</w:t>
+      </w:r>
+      <w:r>
+        <w:rPr>
+          <w:rFonts w:ascii="Times New Roman" w:hAnsi="Times New Roman" w:cs="Times New Roman"/>
+          <w:lang w:val="en-US"/>
+        </w:rPr>
+        <w:t>(One type of representation of empty value)</w:t>
       </w:r>
     </w:p>
     <w:p>
@@ -3714,36 +3281,14 @@
           <w:lang w:val="en-US"/>
         </w:rPr>
       </w:pPr>
-      <w:proofErr w:type="spellStart"/>
-      <w:proofErr w:type="gramStart"/>
-      <w:r>
-        <w:rPr>
-          <w:rFonts w:ascii="Times New Roman" w:hAnsi="Times New Roman" w:cs="Times New Roman"/>
-          <w:b/>
-          <w:bCs/>
-          <w:lang w:val="en-US"/>
-        </w:rPr>
-        <w:t>typeof</w:t>
-      </w:r>
-      <w:proofErr w:type="spellEnd"/>
-      <w:r>
-        <w:rPr>
-          <w:rFonts w:ascii="Times New Roman" w:hAnsi="Times New Roman" w:cs="Times New Roman"/>
-          <w:b/>
-          <w:bCs/>
-          <w:lang w:val="en-US"/>
-        </w:rPr>
-        <w:t xml:space="preserve"> :</w:t>
-      </w:r>
-      <w:proofErr w:type="gramEnd"/>
-      <w:r>
-        <w:rPr>
-          <w:rFonts w:ascii="Times New Roman" w:hAnsi="Times New Roman" w:cs="Times New Roman"/>
-          <w:b/>
-          <w:bCs/>
-          <w:lang w:val="en-US"/>
-        </w:rPr>
-        <w:t xml:space="preserve"> </w:t>
+      <w:r>
+        <w:rPr>
+          <w:rFonts w:ascii="Times New Roman" w:hAnsi="Times New Roman" w:cs="Times New Roman"/>
+          <w:b/>
+          <w:bCs/>
+          <w:lang w:val="en-US"/>
+        </w:rPr>
+        <w:t xml:space="preserve">typeof : </w:t>
       </w:r>
       <w:r>
         <w:rPr>
@@ -4444,21 +3989,7 @@
         <w:rPr>
           <w:rFonts w:ascii="Times New Roman" w:hAnsi="Times New Roman" w:cs="Times New Roman"/>
         </w:rPr>
-        <w:t xml:space="preserve">&lt;script </w:t>
-      </w:r>
-      <w:proofErr w:type="spellStart"/>
-      <w:r>
-        <w:rPr>
-          <w:rFonts w:ascii="Times New Roman" w:hAnsi="Times New Roman" w:cs="Times New Roman"/>
-        </w:rPr>
-        <w:t>src</w:t>
-      </w:r>
-      <w:proofErr w:type="spellEnd"/>
-      <w:r>
-        <w:rPr>
-          <w:rFonts w:ascii="Times New Roman" w:hAnsi="Times New Roman" w:cs="Times New Roman"/>
-        </w:rPr>
-        <w:t>="FILE.JS"&gt;&lt;/script&gt;</w:t>
+        <w:t>&lt;script src="FILE.JS"&gt;&lt;/script&gt;</w:t>
       </w:r>
     </w:p>
     <w:p>
@@ -4546,21 +4077,7 @@
         <w:rPr>
           <w:rFonts w:ascii="Times New Roman" w:hAnsi="Times New Roman" w:cs="Times New Roman"/>
         </w:rPr>
-        <w:t>&lt;input type="button" value="Test" onclick="</w:t>
-      </w:r>
-      <w:proofErr w:type="gramStart"/>
-      <w:r>
-        <w:rPr>
-          <w:rFonts w:ascii="Times New Roman" w:hAnsi="Times New Roman" w:cs="Times New Roman"/>
-        </w:rPr>
-        <w:t>FUNCTION(</w:t>
-      </w:r>
-      <w:proofErr w:type="gramEnd"/>
-      <w:r>
-        <w:rPr>
-          <w:rFonts w:ascii="Times New Roman" w:hAnsi="Times New Roman" w:cs="Times New Roman"/>
-        </w:rPr>
-        <w:t>)"&gt;</w:t>
+        <w:t>&lt;input type="button" value="Test" onclick="FUNCTION()"&gt;</w:t>
       </w:r>
     </w:p>
     <w:p>
@@ -4581,6 +4098,7 @@
       <w:r>
         <w:rPr>
           <w:rFonts w:ascii="Times New Roman" w:hAnsi="Times New Roman" w:cs="Times New Roman"/>
+          <w:noProof/>
           <w:lang w:val="en-US"/>
         </w:rPr>
         <w:drawing>
@@ -4920,63 +4438,22 @@
           <w:rFonts w:ascii="Times New Roman" w:hAnsi="Times New Roman" w:cs="Times New Roman"/>
           <w:lang w:val="en-US"/>
         </w:rPr>
-        <w:t xml:space="preserve">use an id attribute on your input field, you can access the input field data and other values using the document method </w:t>
-      </w:r>
-      <w:proofErr w:type="spellStart"/>
-      <w:r>
-        <w:rPr>
-          <w:rFonts w:ascii="Times New Roman" w:hAnsi="Times New Roman" w:cs="Times New Roman"/>
-          <w:lang w:val="en-US"/>
-        </w:rPr>
-        <w:t>getElementByID</w:t>
-      </w:r>
-      <w:proofErr w:type="spellEnd"/>
-      <w:r>
-        <w:rPr>
-          <w:rFonts w:ascii="Times New Roman" w:hAnsi="Times New Roman" w:cs="Times New Roman"/>
-          <w:lang w:val="en-US"/>
-        </w:rPr>
-        <w:t>('</w:t>
-      </w:r>
-      <w:proofErr w:type="spellStart"/>
-      <w:r>
-        <w:rPr>
-          <w:rFonts w:ascii="Times New Roman" w:hAnsi="Times New Roman" w:cs="Times New Roman"/>
-          <w:lang w:val="en-US"/>
-        </w:rPr>
-        <w:t>idName</w:t>
-      </w:r>
-      <w:proofErr w:type="spellEnd"/>
-      <w:r>
-        <w:rPr>
-          <w:rFonts w:ascii="Times New Roman" w:hAnsi="Times New Roman" w:cs="Times New Roman"/>
-          <w:lang w:val="en-US"/>
-        </w:rPr>
-        <w:t>'):</w:t>
-      </w:r>
-    </w:p>
-    <w:p>
-      <w:pPr>
-        <w:rPr>
-          <w:rFonts w:ascii="Times New Roman" w:hAnsi="Times New Roman" w:cs="Times New Roman"/>
-          <w:lang w:val="en-US"/>
-        </w:rPr>
-      </w:pPr>
-      <w:proofErr w:type="spellStart"/>
-      <w:r>
-        <w:rPr>
-          <w:rFonts w:ascii="Times New Roman" w:hAnsi="Times New Roman" w:cs="Times New Roman"/>
-          <w:lang w:val="en-US"/>
-        </w:rPr>
-        <w:t>Inout</w:t>
-      </w:r>
-      <w:proofErr w:type="spellEnd"/>
-      <w:r>
-        <w:rPr>
-          <w:rFonts w:ascii="Times New Roman" w:hAnsi="Times New Roman" w:cs="Times New Roman"/>
-          <w:lang w:val="en-US"/>
-        </w:rPr>
-        <w:t>:</w:t>
+        <w:t>use an id attribute on your input field, you can access the input field data and other values using the document method getElementByID('idName'):</w:t>
+      </w:r>
+    </w:p>
+    <w:p>
+      <w:pPr>
+        <w:rPr>
+          <w:rFonts w:ascii="Times New Roman" w:hAnsi="Times New Roman" w:cs="Times New Roman"/>
+          <w:lang w:val="en-US"/>
+        </w:rPr>
+      </w:pPr>
+      <w:r>
+        <w:rPr>
+          <w:rFonts w:ascii="Times New Roman" w:hAnsi="Times New Roman" w:cs="Times New Roman"/>
+          <w:lang w:val="en-US"/>
+        </w:rPr>
+        <w:t>Inout:</w:t>
       </w:r>
     </w:p>
     <w:p>
@@ -5094,6 +4571,314 @@
           </wp:inline>
         </w:drawing>
       </w:r>
+    </w:p>
+    <w:p>
+      <w:pPr>
+        <w:pBdr>
+          <w:bottom w:val="single" w:sz="6" w:space="1" w:color="auto"/>
+        </w:pBdr>
+        <w:rPr>
+          <w:rFonts w:ascii="Times New Roman" w:hAnsi="Times New Roman" w:cs="Times New Roman"/>
+          <w:lang w:val="en-US"/>
+        </w:rPr>
+      </w:pPr>
+    </w:p>
+    <w:p>
+      <w:pPr>
+        <w:rPr>
+          <w:rFonts w:ascii="Times New Roman" w:hAnsi="Times New Roman" w:cs="Times New Roman"/>
+          <w:lang w:val="en-US"/>
+        </w:rPr>
+      </w:pPr>
+      <w:r>
+        <w:rPr>
+          <w:rFonts w:ascii="Times New Roman" w:hAnsi="Times New Roman" w:cs="Times New Roman"/>
+          <w:lang w:val="en-US"/>
+        </w:rPr>
+        <w:t>Basic JS:</w:t>
+      </w:r>
+    </w:p>
+    <w:p>
+      <w:pPr>
+        <w:rPr>
+          <w:rFonts w:ascii="Times New Roman" w:hAnsi="Times New Roman" w:cs="Times New Roman"/>
+          <w:lang w:val="en-US"/>
+        </w:rPr>
+      </w:pPr>
+      <w:r>
+        <w:rPr>
+          <w:rFonts w:ascii="Times New Roman" w:hAnsi="Times New Roman" w:cs="Times New Roman"/>
+          <w:lang w:val="en-US"/>
+        </w:rPr>
+        <w:t>More operators</w:t>
+      </w:r>
+    </w:p>
+    <w:p>
+      <w:pPr>
+        <w:rPr>
+          <w:rFonts w:ascii="Times New Roman" w:hAnsi="Times New Roman" w:cs="Times New Roman"/>
+          <w:lang w:val="en-US"/>
+        </w:rPr>
+      </w:pPr>
+      <w:r>
+        <w:rPr>
+          <w:rFonts w:ascii="Times New Roman" w:hAnsi="Times New Roman" w:cs="Times New Roman"/>
+          <w:lang w:val="en-US"/>
+        </w:rPr>
+        <w:t>More validation like length etc.</w:t>
+      </w:r>
+    </w:p>
+    <w:p>
+      <w:pPr>
+        <w:rPr>
+          <w:rFonts w:ascii="Times New Roman" w:hAnsi="Times New Roman" w:cs="Times New Roman"/>
+          <w:lang w:val="en-US"/>
+        </w:rPr>
+      </w:pPr>
+    </w:p>
+    <w:p>
+      <w:pPr>
+        <w:rPr>
+          <w:rFonts w:ascii="Times New Roman" w:hAnsi="Times New Roman" w:cs="Times New Roman"/>
+          <w:lang w:val="en-US"/>
+        </w:rPr>
+      </w:pPr>
+    </w:p>
+    <w:p>
+      <w:pPr>
+        <w:rPr>
+          <w:rFonts w:ascii="Times New Roman" w:hAnsi="Times New Roman" w:cs="Times New Roman"/>
+          <w:lang w:val="en-US"/>
+        </w:rPr>
+      </w:pPr>
+    </w:p>
+    <w:p>
+      <w:pPr>
+        <w:rPr>
+          <w:rFonts w:ascii="Times New Roman" w:hAnsi="Times New Roman" w:cs="Times New Roman"/>
+          <w:lang w:val="en-US"/>
+        </w:rPr>
+      </w:pPr>
+      <w:r>
+        <w:rPr>
+          <w:rFonts w:ascii="Times New Roman" w:hAnsi="Times New Roman" w:cs="Times New Roman"/>
+          <w:lang w:val="en-US"/>
+        </w:rPr>
+        <w:lastRenderedPageBreak/>
+        <w:t>Advance JS:</w:t>
+      </w:r>
+    </w:p>
+    <w:p>
+      <w:pPr>
+        <w:rPr>
+          <w:rFonts w:ascii="Times New Roman" w:hAnsi="Times New Roman" w:cs="Times New Roman"/>
+          <w:lang w:val="en-US"/>
+        </w:rPr>
+      </w:pPr>
+      <w:r>
+        <w:rPr>
+          <w:rFonts w:ascii="Times New Roman" w:hAnsi="Times New Roman" w:cs="Times New Roman"/>
+          <w:lang w:val="en-US"/>
+        </w:rPr>
+        <w:t>Normal property and object property difference?</w:t>
+      </w:r>
+    </w:p>
+    <w:p>
+      <w:pPr>
+        <w:rPr>
+          <w:rFonts w:ascii="Times New Roman" w:hAnsi="Times New Roman" w:cs="Times New Roman"/>
+          <w:lang w:val="en-US"/>
+        </w:rPr>
+      </w:pPr>
+      <w:r>
+        <w:rPr>
+          <w:rFonts w:ascii="Times New Roman" w:hAnsi="Times New Roman" w:cs="Times New Roman"/>
+          <w:lang w:val="en-US"/>
+        </w:rPr>
+        <w:t xml:space="preserve">Async and await </w:t>
+      </w:r>
+    </w:p>
+    <w:p>
+      <w:pPr>
+        <w:rPr>
+          <w:rFonts w:ascii="Times New Roman" w:hAnsi="Times New Roman" w:cs="Times New Roman"/>
+          <w:lang w:val="en-US"/>
+        </w:rPr>
+      </w:pPr>
+      <w:r>
+        <w:rPr>
+          <w:rFonts w:ascii="Times New Roman" w:hAnsi="Times New Roman" w:cs="Times New Roman"/>
+          <w:lang w:val="en-US"/>
+        </w:rPr>
+        <w:t>Can we use async w/o await visaversa?</w:t>
+      </w:r>
+    </w:p>
+    <w:p>
+      <w:pPr>
+        <w:rPr>
+          <w:rFonts w:ascii="Times New Roman" w:hAnsi="Times New Roman" w:cs="Times New Roman"/>
+          <w:lang w:val="en-US"/>
+        </w:rPr>
+      </w:pPr>
+      <w:r>
+        <w:rPr>
+          <w:rFonts w:ascii="Times New Roman" w:hAnsi="Times New Roman" w:cs="Times New Roman"/>
+          <w:lang w:val="en-US"/>
+        </w:rPr>
+        <w:t>JQuery for length check?</w:t>
+      </w:r>
+    </w:p>
+    <w:p>
+      <w:pPr>
+        <w:rPr>
+          <w:rFonts w:ascii="Times New Roman" w:hAnsi="Times New Roman" w:cs="Times New Roman"/>
+          <w:lang w:val="en-US"/>
+        </w:rPr>
+      </w:pPr>
+      <w:r>
+        <w:rPr>
+          <w:rFonts w:ascii="Times New Roman" w:hAnsi="Times New Roman" w:cs="Times New Roman"/>
+          <w:lang w:val="en-US"/>
+        </w:rPr>
+        <w:t>Filter fuction in Jquery</w:t>
+      </w:r>
+    </w:p>
+    <w:p>
+      <w:pPr>
+        <w:rPr>
+          <w:rFonts w:ascii="Times New Roman" w:hAnsi="Times New Roman" w:cs="Times New Roman"/>
+          <w:lang w:val="en-US"/>
+        </w:rPr>
+      </w:pPr>
+      <w:r>
+        <w:rPr>
+          <w:rFonts w:ascii="Times New Roman" w:hAnsi="Times New Roman" w:cs="Times New Roman"/>
+          <w:lang w:val="en-US"/>
+        </w:rPr>
+        <w:t>Callback functions</w:t>
+      </w:r>
+    </w:p>
+    <w:p>
+      <w:pPr>
+        <w:rPr>
+          <w:rFonts w:ascii="Times New Roman" w:hAnsi="Times New Roman" w:cs="Times New Roman"/>
+          <w:lang w:val="en-US"/>
+        </w:rPr>
+      </w:pPr>
+      <w:r>
+        <w:rPr>
+          <w:rFonts w:ascii="Times New Roman" w:hAnsi="Times New Roman" w:cs="Times New Roman"/>
+          <w:lang w:val="en-US"/>
+        </w:rPr>
+        <w:t>What is difference between localstorage and cookiestorage, session storage  ?</w:t>
+      </w:r>
+    </w:p>
+    <w:p>
+      <w:pPr>
+        <w:rPr>
+          <w:rFonts w:ascii="Times New Roman" w:hAnsi="Times New Roman" w:cs="Times New Roman"/>
+          <w:lang w:val="en-US"/>
+        </w:rPr>
+      </w:pPr>
+      <w:r>
+        <w:rPr>
+          <w:rFonts w:ascii="Times New Roman" w:hAnsi="Times New Roman" w:cs="Times New Roman"/>
+          <w:lang w:val="en-US"/>
+        </w:rPr>
+        <w:t>Why use cookie?</w:t>
+      </w:r>
+    </w:p>
+    <w:p>
+      <w:pPr>
+        <w:rPr>
+          <w:rFonts w:ascii="Times New Roman" w:hAnsi="Times New Roman" w:cs="Times New Roman"/>
+          <w:lang w:val="en-US"/>
+        </w:rPr>
+      </w:pPr>
+      <w:r>
+        <w:rPr>
+          <w:rFonts w:ascii="Times New Roman" w:hAnsi="Times New Roman" w:cs="Times New Roman"/>
+          <w:lang w:val="en-US"/>
+        </w:rPr>
+        <w:t>When release cookies and browser?</w:t>
+      </w:r>
+    </w:p>
+    <w:p>
+      <w:pPr>
+        <w:rPr>
+          <w:rFonts w:ascii="Times New Roman" w:hAnsi="Times New Roman" w:cs="Times New Roman"/>
+          <w:lang w:val="en-US"/>
+        </w:rPr>
+      </w:pPr>
+      <w:r>
+        <w:rPr>
+          <w:rFonts w:ascii="Times New Roman" w:hAnsi="Times New Roman" w:cs="Times New Roman"/>
+          <w:lang w:val="en-US"/>
+        </w:rPr>
+        <w:t>Static properties?</w:t>
+      </w:r>
+    </w:p>
+    <w:p>
+      <w:pPr>
+        <w:rPr>
+          <w:rFonts w:ascii="Times New Roman" w:hAnsi="Times New Roman" w:cs="Times New Roman"/>
+          <w:lang w:val="en-US"/>
+        </w:rPr>
+      </w:pPr>
+      <w:r>
+        <w:rPr>
+          <w:rFonts w:ascii="Times New Roman" w:hAnsi="Times New Roman" w:cs="Times New Roman"/>
+          <w:lang w:val="en-US"/>
+        </w:rPr>
+        <w:t xml:space="preserve">Import export </w:t>
+      </w:r>
+    </w:p>
+    <w:p>
+      <w:pPr>
+        <w:rPr>
+          <w:rFonts w:ascii="Times New Roman" w:hAnsi="Times New Roman" w:cs="Times New Roman"/>
+          <w:lang w:val="en-US"/>
+        </w:rPr>
+      </w:pPr>
+      <w:r>
+        <w:rPr>
+          <w:rFonts w:ascii="Times New Roman" w:hAnsi="Times New Roman" w:cs="Times New Roman"/>
+          <w:lang w:val="en-US"/>
+        </w:rPr>
+        <w:t>Cache memory</w:t>
+      </w:r>
+    </w:p>
+    <w:p>
+      <w:pPr>
+        <w:rPr>
+          <w:rFonts w:ascii="Times New Roman" w:hAnsi="Times New Roman" w:cs="Times New Roman"/>
+          <w:lang w:val="en-US"/>
+        </w:rPr>
+      </w:pPr>
+    </w:p>
+    <w:p>
+      <w:pPr>
+        <w:rPr>
+          <w:rFonts w:ascii="Times New Roman" w:hAnsi="Times New Roman" w:cs="Times New Roman"/>
+          <w:lang w:val="en-US"/>
+        </w:rPr>
+      </w:pPr>
+    </w:p>
+    <w:p>
+      <w:pPr>
+        <w:rPr>
+          <w:rFonts w:ascii="Times New Roman" w:hAnsi="Times New Roman" w:cs="Times New Roman"/>
+          <w:lang w:val="en-US"/>
+        </w:rPr>
+      </w:pPr>
+    </w:p>
+    <w:p>
+      <w:pPr>
+        <w:rPr>
+          <w:rFonts w:ascii="Times New Roman" w:hAnsi="Times New Roman" w:cs="Times New Roman"/>
+          <w:lang w:val="en-US"/>
+        </w:rPr>
+      </w:pPr>
     </w:p>
     <w:sectPr>
       <w:pgSz w:w="11906" w:h="16838"/>
@@ -6641,6 +6426,7 @@
   <w:style w:type="character" w:default="1" w:styleId="DefaultParagraphFont">
     <w:name w:val="Default Paragraph Font"/>
     <w:uiPriority w:val="1"/>
+    <w:semiHidden/>
     <w:unhideWhenUsed/>
   </w:style>
   <w:style w:type="table" w:default="1" w:styleId="TableNormal">
